--- a/docs/defense/docx/OpenNutri_Work_Report_MASTER.docx
+++ b/docs/defense/docx/OpenNutri_Work_Report_MASTER.docx
@@ -13377,9 +13377,9 @@
       <w:pPr>
         <w:pStyle w:val="Heading2"/>
       </w:pPr>
-      <w:bookmarkStart w:id="77" w:name="X3ab70603c030c9833064d866f8a5478e732a081"/>
-      <w:r>
-        <w:t xml:space="preserve">PDF highlighting engine — table detection + evidence overlays</w:t>
+      <w:bookmarkStart w:id="77" w:name="X684ec6e5cc54056149bbfc660b25f3c36927570"/>
+      <w:r>
+        <w:t xml:space="preserve">PDF evidence subsystem — table detection, overlays, durable cache</w:t>
       </w:r>
       <w:r>
         <w:t xml:space="preserve"> </w:t>
@@ -13400,7 +13400,7 @@
         <w:rPr>
           <w:b/>
         </w:rPr>
-        <w:t xml:space="preserve">Files read for this section:</w:t>
+        <w:t xml:space="preserve">Files read in full for this section:</w:t>
       </w:r>
       <w:r>
         <w:t xml:space="preserve"> </w:t>
@@ -13415,7 +13415,7 @@
         <w:t xml:space="preserve"> </w:t>
       </w:r>
       <w:r>
-        <w:t xml:space="preserve">(2,323 lines — the geometry engine),</w:t>
+        <w:t xml:space="preserve">(2,323),</w:t>
       </w:r>
       <w:r>
         <w:t xml:space="preserve"> </w:t>
@@ -13445,7 +13445,67 @@
         <w:t xml:space="preserve"> </w:t>
       </w:r>
       <w:r>
-        <w:t xml:space="preserve">(439).</w:t>
+        <w:t xml:space="preserve">(439),</w:t>
+      </w:r>
+      <w:r>
+        <w:t xml:space="preserve"> </w:t>
+      </w:r>
+      <w:r>
+        <w:rPr>
+          <w:rStyle w:val="VerbatimChar"/>
+        </w:rPr>
+        <w:t xml:space="preserve">utils/pdfCache.js</w:t>
+      </w:r>
+      <w:r>
+        <w:t xml:space="preserve"> </w:t>
+      </w:r>
+      <w:r>
+        <w:t xml:space="preserve">(107),</w:t>
+      </w:r>
+      <w:r>
+        <w:t xml:space="preserve"> </w:t>
+      </w:r>
+      <w:r>
+        <w:rPr>
+          <w:rStyle w:val="VerbatimChar"/>
+        </w:rPr>
+        <w:t xml:space="preserve">hooks/useEvidenceStatusCache.js</w:t>
+      </w:r>
+      <w:r>
+        <w:t xml:space="preserve"> </w:t>
+      </w:r>
+      <w:r>
+        <w:t xml:space="preserve">(101),</w:t>
+      </w:r>
+      <w:r>
+        <w:t xml:space="preserve"> </w:t>
+      </w:r>
+      <w:r>
+        <w:rPr>
+          <w:rStyle w:val="VerbatimChar"/>
+        </w:rPr>
+        <w:t xml:space="preserve">utils/evidenceStatusCache.js</w:t>
+      </w:r>
+      <w:r>
+        <w:t xml:space="preserve"> </w:t>
+      </w:r>
+      <w:r>
+        <w:t xml:space="preserve">(139),</w:t>
+      </w:r>
+      <w:r>
+        <w:t xml:space="preserve"> </w:t>
+      </w:r>
+      <w:r>
+        <w:rPr>
+          <w:rStyle w:val="VerbatimChar"/>
+        </w:rPr>
+        <w:t xml:space="preserve">utils/evidenceDedupStorage.js</w:t>
+      </w:r>
+      <w:r>
+        <w:t xml:space="preserve"> </w:t>
+      </w:r>
+      <w:r>
+        <w:t xml:space="preserve">(44).</w:t>
       </w:r>
       <w:r>
         <w:t xml:space="preserve"> </w:t>
@@ -13460,7 +13520,7 @@
         <w:t xml:space="preserve"> </w:t>
       </w:r>
       <w:r>
-        <w:t xml:space="preserve">to the viewer + scanner. This is the single hardest piece of frontend code in the project: it does</w:t>
+        <w:t xml:space="preserve">to the viewer + scanner. ~4,050 lines that do</w:t>
       </w:r>
       <w:r>
         <w:t xml:space="preserve"> </w:t>
@@ -13475,16 +13535,16 @@
         <w:t xml:space="preserve"> </w:t>
       </w:r>
       <w:r>
-        <w:t xml:space="preserve">on top of the PDF.js text layer.</w:t>
+        <w:t xml:space="preserve">— the single hardest piece of code in the project, frontend or backend.</w:t>
       </w:r>
     </w:p>
     <w:p>
       <w:pPr>
         <w:pStyle w:val="Heading3"/>
       </w:pPr>
-      <w:bookmarkStart w:id="78" w:name="the-core-problem-restated-precisely"/>
-      <w:r>
-        <w:t xml:space="preserve">The core problem (restated precisely)</w:t>
+      <w:bookmarkStart w:id="78" w:name="the-core-problem"/>
+      <w:r>
+        <w:t xml:space="preserve">The core problem</w:t>
       </w:r>
       <w:bookmarkEnd w:id="78"/>
     </w:p>
@@ -13493,7 +13553,7 @@
         <w:pStyle w:val="FirstParagraph"/>
       </w:pPr>
       <w:r>
-        <w:t xml:space="preserve">A PDF has no concept of a "table," a "column," or a "paragraph." PDF.js hands you a flat list of positioned text items —</w:t>
+        <w:t xml:space="preserve">PDF.js hands you a flat list of positioned glyphs —</w:t>
       </w:r>
       <w:r>
         <w:t xml:space="preserve"> </w:t>
@@ -13508,7 +13568,7 @@
         <w:t xml:space="preserve"> </w:t>
       </w:r>
       <w:r>
-        <w:t xml:space="preserve">— and nothing else. To (a) highlight only nutrient names</w:t>
+        <w:t xml:space="preserve">— with no notion of a table, column, or paragraph. To (a) make nutrient names</w:t>
       </w:r>
       <w:r>
         <w:t xml:space="preserve"> </w:t>
@@ -13523,16 +13583,16 @@
         <w:t xml:space="preserve"> </w:t>
       </w:r>
       <w:r>
-        <w:t xml:space="preserve">as click targets, and (b) paint an overlay over exactly the table/paragraph an AI value came from, the scanner has to</w:t>
-      </w:r>
-      <w:r>
-        <w:t xml:space="preserve"> </w:t>
-      </w:r>
-      <w:r>
-        <w:rPr>
-          <w:b/>
-        </w:rPr>
-        <w:t xml:space="preserve">reconstruct page structure from glyph geometry</w:t>
+        <w:t xml:space="preserve">clickable and (b) paint an overlay over exactly the table/paragraph an AI value came from, the scanner must</w:t>
+      </w:r>
+      <w:r>
+        <w:t xml:space="preserve"> </w:t>
+      </w:r>
+      <w:r>
+        <w:rPr>
+          <w:b/>
+        </w:rPr>
+        <w:t xml:space="preserve">reconstruct page structure from geometry</w:t>
       </w:r>
       <w:r>
         <w:t xml:space="preserve">.</w:t>
@@ -13550,16 +13610,31 @@
         <w:t xml:space="preserve"> </w:t>
       </w:r>
       <w:r>
-        <w:t xml:space="preserve">is ~70 functions of computational geometry doing exactly that.</w:t>
+        <w:t xml:space="preserve">is ~70 functions of computational geometry;</w:t>
+      </w:r>
+      <w:r>
+        <w:t xml:space="preserve"> </w:t>
+      </w:r>
+      <w:r>
+        <w:rPr>
+          <w:rStyle w:val="VerbatimChar"/>
+        </w:rPr>
+        <w:t xml:space="preserve">PdfViewer.jsx</w:t>
+      </w:r>
+      <w:r>
+        <w:t xml:space="preserve"> </w:t>
+      </w:r>
+      <w:r>
+        <w:t xml:space="preserve">renders and scales it; three cache layers make it fast and durable.</w:t>
       </w:r>
     </w:p>
     <w:p>
       <w:pPr>
         <w:pStyle w:val="Heading3"/>
       </w:pPr>
-      <w:bookmarkStart w:id="79" w:name="Xa1a017e4d7b75377a1cc52bc7b7de91cbc751f9"/>
-      <w:r>
-        <w:t xml:space="preserve">The pipeline (</w:t>
+      <w:bookmarkStart w:id="79" w:name="pipeline-buildpageevidencehighlightplan"/>
+      <w:r>
+        <w:t xml:space="preserve">Pipeline (</w:t>
       </w:r>
       <w:r>
         <w:rPr>
@@ -13577,28 +13652,28 @@
         <w:pStyle w:val="FirstParagraph"/>
       </w:pPr>
       <w:r>
-        <w:t xml:space="preserve">For each page:</w:t>
-      </w:r>
-      <w:r>
-        <w:t xml:space="preserve"> </w:t>
-      </w:r>
-      <w:r>
-        <w:rPr>
-          <w:rStyle w:val="VerbatimChar"/>
-        </w:rPr>
-        <w:t xml:space="preserve">extractPositionedTextItems → buildPageMetrics → detectColumnGutters → groupItemsIntoRows(gutter-aware) → buildTableRegionsAndCaptionFallbacks → buildParagraphBlocks</w:t>
-      </w:r>
-      <w:r>
-        <w:t xml:space="preserve">, then a</w:t>
-      </w:r>
-      <w:r>
-        <w:t xml:space="preserve"> </w:t>
-      </w:r>
-      <w:r>
-        <w:rPr>
-          <w:b/>
-        </w:rPr>
-        <w:t xml:space="preserve">priority cascade of matchers</w:t>
+        <w:t xml:space="preserve">Per page:</w:t>
+      </w:r>
+      <w:r>
+        <w:t xml:space="preserve"> </w:t>
+      </w:r>
+      <w:r>
+        <w:rPr>
+          <w:rStyle w:val="VerbatimChar"/>
+        </w:rPr>
+        <w:t xml:space="preserve">extractPositionedTextItems → buildPageMetrics → detectColumnGutters → groupItemsIntoRows(gutter-aware) → finalizeRow→createFragment → buildTableRegionsAndCaptionFallbacks → buildParagraphBlocks</w:t>
+      </w:r>
+      <w:r>
+        <w:t xml:space="preserve">, then an ordered</w:t>
+      </w:r>
+      <w:r>
+        <w:t xml:space="preserve"> </w:t>
+      </w:r>
+      <w:r>
+        <w:rPr>
+          <w:b/>
+        </w:rPr>
+        <w:t xml:space="preserve">matcher cascade</w:t>
       </w:r>
       <w:r>
         <w:t xml:space="preserve"> </w:t>
@@ -13611,9 +13686,9 @@
       <w:pPr>
         <w:pStyle w:val="Heading3"/>
       </w:pPr>
-      <w:bookmarkStart w:id="80" w:name="Xcf65ef84cb4c9f1c39ddecd34fd34ada53e2eee"/>
-      <w:r>
-        <w:t xml:space="preserve">Hard problem 1 — adaptive metrics, not magic numbers (</w:t>
+      <w:bookmarkStart w:id="80" w:name="X1615c9f95ef4f2653229863a2dc1dc7c8192c2f"/>
+      <w:r>
+        <w:t xml:space="preserve">Hard problem 1 — adaptive metrics (</w:t>
       </w:r>
       <w:r>
         <w:rPr>
@@ -13631,7 +13706,7 @@
         <w:pStyle w:val="FirstParagraph"/>
       </w:pPr>
       <w:r>
-        <w:t xml:space="preserve">Every threshold is derived from the page's own typography:</w:t>
+        <w:t xml:space="preserve">Every threshold derives from the page's own typography.</w:t>
       </w:r>
       <w:r>
         <w:t xml:space="preserve"> </w:t>
@@ -13748,7 +13823,7 @@
         <w:t xml:space="preserve">clamp()</w:t>
       </w:r>
       <w:r>
-        <w:t xml:space="preserve">-ed to a sane range. So the same code works on a 7pt dense table and a 12pt abstract without hardcoded pixel constants.</w:t>
+        <w:t xml:space="preserve">-ed. The same code works on a 7 pt dense table and a 12 pt abstract with no hardcoded pixels.</w:t>
       </w:r>
     </w:p>
     <w:p>
@@ -13775,7 +13850,7 @@
         <w:pStyle w:val="FirstParagraph"/>
       </w:pPr>
       <w:r>
-        <w:t xml:space="preserve">Multi-column journal pages were the worst offender (adjacent columns merging into one "paragraph"). The fix is a classic</w:t>
+        <w:t xml:space="preserve">Multi-column journals merged columns into one "paragraph." The fix is a classic</w:t>
       </w:r>
       <w:r>
         <w:t xml:space="preserve"> </w:t>
@@ -13787,7 +13862,1162 @@
         <w:t xml:space="preserve">vertical projection profile</w:t>
       </w:r>
       <w:r>
-        <w:t xml:space="preserve">, hand-implemented:</w:t>
+        <w:t xml:space="preserve">, hand-written: bin the x-axis at</w:t>
+      </w:r>
+      <w:r>
+        <w:t xml:space="preserve"> </w:t>
+      </w:r>
+      <w:r>
+        <w:rPr>
+          <w:b/>
+        </w:rPr>
+        <w:t xml:space="preserve">2 pt</w:t>
+      </w:r>
+      <w:r>
+        <w:t xml:space="preserve">, record which y-bands have ink per bin; a</w:t>
+      </w:r>
+      <w:r>
+        <w:t xml:space="preserve"> </w:t>
+      </w:r>
+      <w:r>
+        <w:rPr>
+          <w:b/>
+        </w:rPr>
+        <w:t xml:space="preserve">gutter</w:t>
+      </w:r>
+      <w:r>
+        <w:t xml:space="preserve"> </w:t>
+      </w:r>
+      <w:r>
+        <w:t xml:space="preserve">is a run of bins where ≤ 8 % of bands have content, ≥ 6 pt wide; keep only gutters with</w:t>
+      </w:r>
+      <w:r>
+        <w:t xml:space="preserve"> </w:t>
+      </w:r>
+      <w:r>
+        <w:rPr>
+          <w:b/>
+        </w:rPr>
+        <w:t xml:space="preserve">content on</w:t>
+      </w:r>
+      <w:r>
+        <w:rPr>
+          <w:b/>
+        </w:rPr>
+        <w:t xml:space="preserve"> </w:t>
+      </w:r>
+      <w:r>
+        <w:rPr>
+          <w:i/>
+          <w:b/>
+        </w:rPr>
+        <w:t xml:space="preserve">both</w:t>
+      </w:r>
+      <w:r>
+        <w:rPr>
+          <w:b/>
+        </w:rPr>
+        <w:t xml:space="preserve"> </w:t>
+      </w:r>
+      <w:r>
+        <w:rPr>
+          <w:b/>
+        </w:rPr>
+        <w:t xml:space="preserve">sides</w:t>
+      </w:r>
+      <w:r>
+        <w:t xml:space="preserve"> </w:t>
+      </w:r>
+      <w:r>
+        <w:t xml:space="preserve">(distinguishing a real inter-column gutter from page margins).</w:t>
+      </w:r>
+      <w:r>
+        <w:t xml:space="preserve"> </w:t>
+      </w:r>
+      <w:r>
+        <w:rPr>
+          <w:rStyle w:val="VerbatimChar"/>
+        </w:rPr>
+        <w:t xml:space="preserve">finalizeRow</w:t>
+      </w:r>
+      <w:r>
+        <w:t xml:space="preserve"> </w:t>
+      </w:r>
+      <w:r>
+        <w:t xml:space="preserve">then splits a row into fragments whenever the inter-glyph gap exceeds</w:t>
+      </w:r>
+      <w:r>
+        <w:t xml:space="preserve"> </w:t>
+      </w:r>
+      <w:r>
+        <w:rPr>
+          <w:rStyle w:val="VerbatimChar"/>
+        </w:rPr>
+        <w:t xml:space="preserve">fragmentGapThreshold</w:t>
+      </w:r>
+      <w:r>
+        <w:t xml:space="preserve"> </w:t>
+      </w:r>
+      <w:r>
+        <w:rPr>
+          <w:b/>
+        </w:rPr>
+        <w:t xml:space="preserve">or crosses a gutter</w:t>
+      </w:r>
+      <w:r>
+        <w:t xml:space="preserve">, so a left-column and right-column line at the same y never fuse.</w:t>
+      </w:r>
+    </w:p>
+    <w:p>
+      <w:pPr>
+        <w:pStyle w:val="Heading3"/>
+      </w:pPr>
+      <w:bookmarkStart w:id="82" w:name="X69e7bd3cb5b876f58459408e84aec94188a3678"/>
+      <w:r>
+        <w:t xml:space="preserve">Hard problem 3 — a per-fragment table/prose/narrative classifier (</w:t>
+      </w:r>
+      <w:r>
+        <w:rPr>
+          <w:rStyle w:val="VerbatimChar"/>
+        </w:rPr>
+        <w:t xml:space="preserve">createFragment</w:t>
+      </w:r>
+      <w:r>
+        <w:t xml:space="preserve">)</w:t>
+      </w:r>
+      <w:bookmarkEnd w:id="82"/>
+    </w:p>
+    <w:p>
+      <w:pPr>
+        <w:pStyle w:val="FirstParagraph"/>
+      </w:pPr>
+      <w:r>
+        <w:t xml:space="preserve">This is the engine's brain and was nowhere in my first pass. For each text fragment it computes a feature vector: numeric-token count,</w:t>
+      </w:r>
+      <w:r>
+        <w:t xml:space="preserve"> </w:t>
+      </w:r>
+      <w:r>
+        <w:rPr>
+          <w:b/>
+        </w:rPr>
+        <w:t xml:space="preserve">sample-code</w:t>
+      </w:r>
+      <w:r>
+        <w:t xml:space="preserve"> </w:t>
+      </w:r>
+      <w:r>
+        <w:t xml:space="preserve">tokens (e.g. "T1", "Cv3"), abbreviation tokens, letter/lowercase/digit ratios, all-caps tokens, caption-prefix match ("Table N"), header tokens, unit labels,</w:t>
+      </w:r>
+      <w:r>
+        <w:t xml:space="preserve"> </w:t>
+      </w:r>
+      <w:r>
+        <w:rPr>
+          <w:b/>
+        </w:rPr>
+        <w:t xml:space="preserve">major-cluster count</w:t>
+      </w:r>
+      <w:r>
+        <w:t xml:space="preserve"> </w:t>
+      </w:r>
+      <w:r>
+        <w:t xml:space="preserve">(</w:t>
+      </w:r>
+      <w:r>
+        <w:rPr>
+          <w:rStyle w:val="VerbatimChar"/>
+        </w:rPr>
+        <w:t xml:space="preserve">countMajorClusters</w:t>
+      </w:r>
+      <w:r>
+        <w:t xml:space="preserve">: gaps &gt; 12 pt or wide whitespace), sentence punctuation, narrative connectors. From those it derives</w:t>
+      </w:r>
+      <w:r>
+        <w:t xml:space="preserve"> </w:t>
+      </w:r>
+      <w:r>
+        <w:rPr>
+          <w:rStyle w:val="VerbatimChar"/>
+        </w:rPr>
+        <w:t xml:space="preserve">looksProseLike</w:t>
+      </w:r>
+      <w:r>
+        <w:t xml:space="preserve">,</w:t>
+      </w:r>
+      <w:r>
+        <w:t xml:space="preserve"> </w:t>
+      </w:r>
+      <w:r>
+        <w:rPr>
+          <w:rStyle w:val="VerbatimChar"/>
+        </w:rPr>
+        <w:t xml:space="preserve">looksNarrativeLike</w:t>
+      </w:r>
+      <w:r>
+        <w:t xml:space="preserve">, and an integer</w:t>
+      </w:r>
+      <w:r>
+        <w:t xml:space="preserve"> </w:t>
+      </w:r>
+      <w:r>
+        <w:rPr>
+          <w:rStyle w:val="VerbatimChar"/>
+          <w:b/>
+        </w:rPr>
+        <w:t xml:space="preserve">tableScore</w:t>
+      </w:r>
+      <w:r>
+        <w:t xml:space="preserve"> </w:t>
+      </w:r>
+      <w:r>
+        <w:t xml:space="preserve">(header +3, unit +2, all-caps-short +2, ≥2 numerics +2, digit-ratio +1, sample-code +1, ≥2 abbreviations +2, …) →</w:t>
+      </w:r>
+      <w:r>
+        <w:t xml:space="preserve"> </w:t>
+      </w:r>
+      <w:r>
+        <w:rPr>
+          <w:rStyle w:val="VerbatimChar"/>
+        </w:rPr>
+        <w:t xml:space="preserve">isTableLike = tableScore ≥ 2</w:t>
+      </w:r>
+      <w:r>
+        <w:t xml:space="preserve">. So each fragment is classified as table-cell vs prose vs caption from its own shape — a hand-built text classifier running per glyph-run.</w:t>
+      </w:r>
+    </w:p>
+    <w:p>
+      <w:pPr>
+        <w:pStyle w:val="Heading3"/>
+      </w:pPr>
+      <w:bookmarkStart w:id="83" w:name="X2d4ea4c34fa262bcd9cbdbba15b6a4b233e0768"/>
+      <w:r>
+        <w:t xml:space="preserve">Hard problem 4 — caption-anchored table-region growth (</w:t>
+      </w:r>
+      <w:r>
+        <w:rPr>
+          <w:rStyle w:val="VerbatimChar"/>
+        </w:rPr>
+        <w:t xml:space="preserve">buildCaptionBlocks</w:t>
+      </w:r>
+      <w:r>
+        <w:t xml:space="preserve"> </w:t>
+      </w:r>
+      <w:r>
+        <w:t xml:space="preserve">→</w:t>
+      </w:r>
+      <w:r>
+        <w:t xml:space="preserve"> </w:t>
+      </w:r>
+      <w:r>
+        <w:rPr>
+          <w:rStyle w:val="VerbatimChar"/>
+        </w:rPr>
+        <w:t xml:space="preserve">buildTableRegionForCaptionBlock</w:t>
+      </w:r>
+      <w:r>
+        <w:t xml:space="preserve"> </w:t>
+      </w:r>
+      <w:r>
+        <w:t xml:space="preserve">→</w:t>
+      </w:r>
+      <w:r>
+        <w:t xml:space="preserve"> </w:t>
+      </w:r>
+      <w:r>
+        <w:rPr>
+          <w:rStyle w:val="VerbatimChar"/>
+        </w:rPr>
+        <w:t xml:space="preserve">selectFragmentsForTableRow</w:t>
+      </w:r>
+      <w:r>
+        <w:t xml:space="preserve">)</w:t>
+      </w:r>
+      <w:bookmarkEnd w:id="83"/>
+    </w:p>
+    <w:p>
+      <w:pPr>
+        <w:pStyle w:val="FirstParagraph"/>
+      </w:pPr>
+      <w:r>
+        <w:t xml:space="preserve">Tables are found from their captions: caption-anchor fragments ("Table N") are merged across continuation lines (</w:t>
+      </w:r>
+      <w:r>
+        <w:rPr>
+          <w:rStyle w:val="VerbatimChar"/>
+        </w:rPr>
+        <w:t xml:space="preserve">extendCaptionBlock</w:t>
+      </w:r>
+      <w:r>
+        <w:t xml:space="preserve">), then the region grows</w:t>
+      </w:r>
+      <w:r>
+        <w:t xml:space="preserve"> </w:t>
+      </w:r>
+      <w:r>
+        <w:rPr>
+          <w:b/>
+        </w:rPr>
+        <w:t xml:space="preserve">downward</w:t>
+      </w:r>
+      <w:r>
+        <w:t xml:space="preserve"> </w:t>
+      </w:r>
+      <w:r>
+        <w:t xml:space="preserve">row by row while rows overlap the caption band and stay within</w:t>
+      </w:r>
+      <w:r>
+        <w:t xml:space="preserve"> </w:t>
+      </w:r>
+      <w:r>
+        <w:rPr>
+          <w:rStyle w:val="VerbatimChar"/>
+        </w:rPr>
+        <w:t xml:space="preserve">bodyGapThreshold</w:t>
+      </w:r>
+      <w:r>
+        <w:t xml:space="preserve">.</w:t>
+      </w:r>
+      <w:r>
+        <w:t xml:space="preserve"> </w:t>
+      </w:r>
+      <w:r>
+        <w:rPr>
+          <w:rStyle w:val="VerbatimChar"/>
+        </w:rPr>
+        <w:t xml:space="preserve">selectFragmentsForTableRow</w:t>
+      </w:r>
+      <w:r>
+        <w:t xml:space="preserve"> </w:t>
+      </w:r>
+      <w:r>
+        <w:t xml:space="preserve">decides per row which fragments are body cells: it keeps</w:t>
+      </w:r>
+      <w:r>
+        <w:t xml:space="preserve"> </w:t>
+      </w:r>
+      <w:r>
+        <w:rPr>
+          <w:rStyle w:val="VerbatimChar"/>
+        </w:rPr>
+        <w:t xml:space="preserve">isTableLike</w:t>
+      </w:r>
+      <w:r>
+        <w:t xml:space="preserve"> </w:t>
+      </w:r>
+      <w:r>
+        <w:t xml:space="preserve">fragments, recognizes</w:t>
+      </w:r>
+      <w:r>
+        <w:t xml:space="preserve"> </w:t>
+      </w:r>
+      <w:r>
+        <w:rPr>
+          <w:b/>
+        </w:rPr>
+        <w:t xml:space="preserve">header-like rows</w:t>
+      </w:r>
+      <w:r>
+        <w:t xml:space="preserve"> </w:t>
+      </w:r>
+      <w:r>
+        <w:t xml:space="preserve">(all short-header fragments under a word limit), and — crucially — once a data-like row is accepted it</w:t>
+      </w:r>
+      <w:r>
+        <w:t xml:space="preserve"> </w:t>
+      </w:r>
+      <w:r>
+        <w:rPr>
+          <w:b/>
+        </w:rPr>
+        <w:t xml:space="preserve">keeps accepting later data-like rows even if they don't individually score</w:t>
+      </w:r>
+      <w:r>
+        <w:rPr>
+          <w:b/>
+        </w:rPr>
+        <w:t xml:space="preserve"> </w:t>
+      </w:r>
+      <w:r>
+        <w:rPr>
+          <w:rStyle w:val="VerbatimChar"/>
+          <w:b/>
+        </w:rPr>
+        <w:t xml:space="preserve">isTableLike</w:t>
+      </w:r>
+      <w:r>
+        <w:t xml:space="preserve"> </w:t>
+      </w:r>
+      <w:r>
+        <w:t xml:space="preserve">("Nd" or a lone "1.50" only scores 1 alone but is plainly table body in context). A region is</w:t>
+      </w:r>
+      <w:r>
+        <w:t xml:space="preserve"> </w:t>
+      </w:r>
+      <w:r>
+        <w:rPr>
+          <w:rStyle w:val="VerbatimChar"/>
+        </w:rPr>
+        <w:t xml:space="preserve">isConfident</w:t>
+      </w:r>
+      <w:r>
+        <w:t xml:space="preserve"> </w:t>
+      </w:r>
+      <w:r>
+        <w:t xml:space="preserve">only with ≥ 2 body rows OR bodyScore ≥ 4 OR a data-like fragment; otherwise it degrades to a</w:t>
+      </w:r>
+      <w:r>
+        <w:t xml:space="preserve"> </w:t>
+      </w:r>
+      <w:r>
+        <w:rPr>
+          <w:b/>
+        </w:rPr>
+        <w:t xml:space="preserve">caption-only fallback</w:t>
+      </w:r>
+      <w:r>
+        <w:t xml:space="preserve"> </w:t>
+      </w:r>
+      <w:r>
+        <w:t xml:space="preserve">so a table-cited source still highlights</w:t>
+      </w:r>
+      <w:r>
+        <w:t xml:space="preserve"> </w:t>
+      </w:r>
+      <w:r>
+        <w:rPr>
+          <w:i/>
+        </w:rPr>
+        <w:t xml:space="preserve">something</w:t>
+      </w:r>
+      <w:r>
+        <w:t xml:space="preserve"> </w:t>
+      </w:r>
+      <w:r>
+        <w:t xml:space="preserve">(the caption line) instead of nothing.</w:t>
+      </w:r>
+    </w:p>
+    <w:p>
+      <w:pPr>
+        <w:pStyle w:val="Heading3"/>
+      </w:pPr>
+      <w:bookmarkStart w:id="84" w:name="X379ad5f4e2d47487f7a6e08662bc55fddc1bde0"/>
+      <w:r>
+        <w:t xml:space="preserve">Hard problem 5 — paragraph blocks + interleaved-data merging (</w:t>
+      </w:r>
+      <w:r>
+        <w:rPr>
+          <w:rStyle w:val="VerbatimChar"/>
+        </w:rPr>
+        <w:t xml:space="preserve">buildParagraphBlocks</w:t>
+      </w:r>
+      <w:r>
+        <w:t xml:space="preserve">,</w:t>
+      </w:r>
+      <w:r>
+        <w:t xml:space="preserve"> </w:t>
+      </w:r>
+      <w:r>
+        <w:rPr>
+          <w:rStyle w:val="VerbatimChar"/>
+        </w:rPr>
+        <w:t xml:space="preserve">mergeAdjacentParagraphBlocks</w:t>
+      </w:r>
+      <w:r>
+        <w:t xml:space="preserve">)</w:t>
+      </w:r>
+      <w:bookmarkEnd w:id="84"/>
+    </w:p>
+    <w:p>
+      <w:pPr>
+        <w:pStyle w:val="FirstParagraph"/>
+      </w:pPr>
+      <w:r>
+        <w:t xml:space="preserve">Prose lines (excluding table items and document chrome via</w:t>
+      </w:r>
+      <w:r>
+        <w:t xml:space="preserve"> </w:t>
+      </w:r>
+      <w:r>
+        <w:rPr>
+          <w:rStyle w:val="VerbatimChar"/>
+        </w:rPr>
+        <w:t xml:space="preserve">isDocumentChromeFragment</w:t>
+      </w:r>
+      <w:r>
+        <w:t xml:space="preserve">) become paragraph candidates (</w:t>
+      </w:r>
+      <w:r>
+        <w:rPr>
+          <w:rStyle w:val="VerbatimChar"/>
+        </w:rPr>
+        <w:t xml:space="preserve">isParagraphCandidateSegment</w:t>
+      </w:r>
+      <w:r>
+        <w:t xml:space="preserve">: ≥ 5 words, ≥ 8 letters, lowercase ratio ≥ 0.35, punctuation, no sample codes), grown greedily into blocks then</w:t>
+      </w:r>
+      <w:r>
+        <w:t xml:space="preserve"> </w:t>
+      </w:r>
+      <w:r>
+        <w:rPr>
+          <w:b/>
+        </w:rPr>
+        <w:t xml:space="preserve">clipped to the dominant column</w:t>
+      </w:r>
+      <w:r>
+        <w:t xml:space="preserve">. A second pass (</w:t>
+      </w:r>
+      <w:r>
+        <w:rPr>
+          <w:rStyle w:val="VerbatimChar"/>
+        </w:rPr>
+        <w:t xml:space="preserve">mergeAdjacentParagraphBlocks</w:t>
+      </w:r>
+      <w:r>
+        <w:t xml:space="preserve">) re-joins blocks that a stray interleaved numeric line split apart — it walks the rows between two same-column blocks and merges only if every gap is small and each intervening row is a</w:t>
+      </w:r>
+      <w:r>
+        <w:t xml:space="preserve"> </w:t>
+      </w:r>
+      <w:r>
+        <w:rPr>
+          <w:rStyle w:val="VerbatimChar"/>
+        </w:rPr>
+        <w:t xml:space="preserve">isParagraphInternalDataRow</w:t>
+      </w:r>
+      <w:r>
+        <w:t xml:space="preserve"> </w:t>
+      </w:r>
+      <w:r>
+        <w:t xml:space="preserve">(not a table, header, or chrome). This is why a paragraph quoting "22.04 ± 1.25 g/100 g" mid-sentence still resolves to one overlay.</w:t>
+      </w:r>
+    </w:p>
+    <w:p>
+      <w:pPr>
+        <w:pStyle w:val="Heading3"/>
+      </w:pPr>
+      <w:bookmarkStart w:id="85" w:name="X9d283c2db2ab3c8ddc6a64bd61b6144a427011c"/>
+      <w:r>
+        <w:t xml:space="preserve">Hard problem 6 — robust column clipping with MAD (</w:t>
+      </w:r>
+      <w:r>
+        <w:rPr>
+          <w:rStyle w:val="VerbatimChar"/>
+        </w:rPr>
+        <w:t xml:space="preserve">clipEntriesToDominantColumn</w:t>
+      </w:r>
+      <w:r>
+        <w:t xml:space="preserve">)</w:t>
+      </w:r>
+      <w:bookmarkEnd w:id="85"/>
+    </w:p>
+    <w:p>
+      <w:pPr>
+        <w:pStyle w:val="FirstParagraph"/>
+      </w:pPr>
+      <w:r>
+        <w:t xml:space="preserve">Even with gutters, PDF.js sometimes fuses two columns into one wide fragment. The clipper computes the</w:t>
+      </w:r>
+      <w:r>
+        <w:t xml:space="preserve"> </w:t>
+      </w:r>
+      <w:r>
+        <w:rPr>
+          <w:b/>
+        </w:rPr>
+        <w:t xml:space="preserve">median</w:t>
+      </w:r>
+      <w:r>
+        <w:t xml:space="preserve"> </w:t>
+      </w:r>
+      <w:r>
+        <w:t xml:space="preserve">left/right edge and a</w:t>
+      </w:r>
+      <w:r>
+        <w:t xml:space="preserve"> </w:t>
+      </w:r>
+      <w:r>
+        <w:rPr>
+          <w:b/>
+        </w:rPr>
+        <w:t xml:space="preserve">median absolute deviation (MAD)</w:t>
+      </w:r>
+      <w:r>
+        <w:t xml:space="preserve"> </w:t>
+      </w:r>
+      <w:r>
+        <w:t xml:space="preserve">spread, fences outliers at</w:t>
+      </w:r>
+      <w:r>
+        <w:t xml:space="preserve"> </w:t>
+      </w:r>
+      <w:r>
+        <w:rPr>
+          <w:rStyle w:val="VerbatimChar"/>
+        </w:rPr>
+        <w:t xml:space="preserve">3×MAD</w:t>
+      </w:r>
+      <w:r>
+        <w:t xml:space="preserve"> </w:t>
+      </w:r>
+      <w:r>
+        <w:t xml:space="preserve">(asymmetric — looser lower-right fence because paragraph last lines are legitimately short), and the code comments justify MAD over IQR ("IQR would absorb the outlier into q3"). Textbook robust statistics applied to layout.</w:t>
+      </w:r>
+    </w:p>
+    <w:p>
+      <w:pPr>
+        <w:pStyle w:val="Heading3"/>
+      </w:pPr>
+      <w:bookmarkStart w:id="86" w:name="Xe130f86d75d2c5da5374920190b326c199b755c"/>
+      <w:r>
+        <w:t xml:space="preserve">Hard problem 7 — the source-quote matcher (3-tier cascade,</w:t>
+      </w:r>
+      <w:r>
+        <w:t xml:space="preserve"> </w:t>
+      </w:r>
+      <w:r>
+        <w:rPr>
+          <w:rStyle w:val="VerbatimChar"/>
+        </w:rPr>
+        <w:t xml:space="preserve">findSourceQuoteTextMatch</w:t>
+      </w:r>
+      <w:r>
+        <w:t xml:space="preserve">)</w:t>
+      </w:r>
+      <w:bookmarkEnd w:id="86"/>
+    </w:p>
+    <w:p>
+      <w:pPr>
+        <w:pStyle w:val="FirstParagraph"/>
+      </w:pPr>
+      <w:r>
+        <w:t xml:space="preserve">The AI's verbatim</w:t>
+      </w:r>
+      <w:r>
+        <w:t xml:space="preserve"> </w:t>
+      </w:r>
+      <w:r>
+        <w:rPr>
+          <w:rStyle w:val="VerbatimChar"/>
+        </w:rPr>
+        <w:t xml:space="preserve">source_quote</w:t>
+      </w:r>
+      <w:r>
+        <w:t xml:space="preserve"> </w:t>
+      </w:r>
+      <w:r>
+        <w:t xml:space="preserve">is located by:</w:t>
+      </w:r>
+      <w:r>
+        <w:t xml:space="preserve"> </w:t>
+      </w:r>
+      <w:r>
+        <w:rPr>
+          <w:b/>
+        </w:rPr>
+        <w:t xml:space="preserve">paragraph-fragment match</w:t>
+      </w:r>
+      <w:r>
+        <w:t xml:space="preserve"> </w:t>
+      </w:r>
+      <w:r>
+        <w:t xml:space="preserve">→</w:t>
+      </w:r>
+      <w:r>
+        <w:t xml:space="preserve"> </w:t>
+      </w:r>
+      <w:r>
+        <w:rPr>
+          <w:b/>
+        </w:rPr>
+        <w:t xml:space="preserve">search-fragment match</w:t>
+      </w:r>
+      <w:r>
+        <w:t xml:space="preserve"> </w:t>
+      </w:r>
+      <w:r>
+        <w:t xml:space="preserve">(</w:t>
+      </w:r>
+      <w:r>
+        <w:rPr>
+          <w:rStyle w:val="VerbatimChar"/>
+        </w:rPr>
+        <w:t xml:space="preserve">groupFragmentsByColumn</w:t>
+      </w:r>
+      <w:r>
+        <w:t xml:space="preserve"> </w:t>
+      </w:r>
+      <w:r>
+        <w:t xml:space="preserve">clusters fragments into columns so a windowed scan of up to 6 adjacent fragments is actually visually adjacent) →</w:t>
+      </w:r>
+      <w:r>
+        <w:t xml:space="preserve"> </w:t>
+      </w:r>
+      <w:r>
+        <w:rPr>
+          <w:b/>
+        </w:rPr>
+        <w:t xml:space="preserve">row-window match</w:t>
+      </w:r>
+      <w:r>
+        <w:t xml:space="preserve"> </w:t>
+      </w:r>
+      <w:r>
+        <w:t xml:space="preserve">(up to 4 rows). Each tier falls back through</w:t>
+      </w:r>
+      <w:r>
+        <w:t xml:space="preserve"> </w:t>
+      </w:r>
+      <w:r>
+        <w:rPr>
+          <w:rStyle w:val="VerbatimChar"/>
+        </w:rPr>
+        <w:t xml:space="preserve">expandFragmentsToParagraph</w:t>
+      </w:r>
+      <w:r>
+        <w:t xml:space="preserve"> </w:t>
+      </w:r>
+      <w:r>
+        <w:t xml:space="preserve">/</w:t>
+      </w:r>
+      <w:r>
+        <w:t xml:space="preserve"> </w:t>
+      </w:r>
+      <w:r>
+        <w:rPr>
+          <w:rStyle w:val="VerbatimChar"/>
+        </w:rPr>
+        <w:t xml:space="preserve">expandRowsToParagraph</w:t>
+      </w:r>
+      <w:r>
+        <w:t xml:space="preserve"> </w:t>
+      </w:r>
+      <w:r>
+        <w:t xml:space="preserve">+</w:t>
+      </w:r>
+      <w:r>
+        <w:t xml:space="preserve"> </w:t>
+      </w:r>
+      <w:r>
+        <w:rPr>
+          <w:rStyle w:val="VerbatimChar"/>
+        </w:rPr>
+        <w:t xml:space="preserve">clipEntriesToDominantColumn</w:t>
+      </w:r>
+      <w:r>
+        <w:t xml:space="preserve"> </w:t>
+      </w:r>
+      <w:r>
+        <w:t xml:space="preserve">+</w:t>
+      </w:r>
+      <w:r>
+        <w:t xml:space="preserve"> </w:t>
+      </w:r>
+      <w:r>
+        <w:rPr>
+          <w:rStyle w:val="VerbatimChar"/>
+        </w:rPr>
+        <w:t xml:space="preserve">snapToNearestParagraphBlock</w:t>
+      </w:r>
+      <w:r>
+        <w:t xml:space="preserve"> </w:t>
+      </w:r>
+      <w:r>
+        <w:t xml:space="preserve">(reuse the nearest same-column block's id/bounds within 60 pt, so near-misses share a stable dedup identity).</w:t>
+      </w:r>
+      <w:r>
+        <w:t xml:space="preserve"> </w:t>
+      </w:r>
+      <w:r>
+        <w:rPr>
+          <w:rStyle w:val="VerbatimChar"/>
+        </w:rPr>
+        <w:t xml:space="preserve">normalizeSearchText</w:t>
+      </w:r>
+      <w:r>
+        <w:t xml:space="preserve"> </w:t>
+      </w:r>
+      <w:r>
+        <w:t xml:space="preserve">inserts whitespace at</w:t>
+      </w:r>
+      <w:r>
+        <w:t xml:space="preserve"> </w:t>
+      </w:r>
+      <w:r>
+        <w:rPr>
+          <w:b/>
+        </w:rPr>
+        <w:t xml:space="preserve">digit↔letter boundaries</w:t>
+      </w:r>
+      <w:r>
+        <w:t xml:space="preserve"> </w:t>
+      </w:r>
+      <w:r>
+        <w:t xml:space="preserve">(Unicode-aware) on both sides so "10.80g/100 g" matches "10.80 g/100 g".</w:t>
+      </w:r>
+    </w:p>
+    <w:p>
+      <w:pPr>
+        <w:pStyle w:val="Heading3"/>
+      </w:pPr>
+      <w:bookmarkStart w:id="87" w:name="X0ac1c259207b5b93d466a3f0518e0c1d5a59483"/>
+      <w:r>
+        <w:t xml:space="preserve">Hard problem 8 — the lying</w:t>
+      </w:r>
+      <w:r>
+        <w:t xml:space="preserve"> </w:t>
+      </w:r>
+      <w:r>
+        <w:rPr>
+          <w:rStyle w:val="VerbatimChar"/>
+        </w:rPr>
+        <w:t xml:space="preserve">page_hint</w:t>
+      </w:r>
+      <w:r>
+        <w:t xml:space="preserve"> </w:t>
+      </w:r>
+      <w:r>
+        <w:t xml:space="preserve">(</w:t>
+      </w:r>
+      <w:r>
+        <w:rPr>
+          <w:rStyle w:val="VerbatimChar"/>
+        </w:rPr>
+        <w:t xml:space="preserve">buildPageEvidenceHighlightPlan</w:t>
+      </w:r>
+      <w:r>
+        <w:t xml:space="preserve"> </w:t>
+      </w:r>
+      <w:r>
+        <w:t xml:space="preserve">+</w:t>
+      </w:r>
+      <w:r>
+        <w:t xml:space="preserve"> </w:t>
+      </w:r>
+      <w:r>
+        <w:rPr>
+          <w:rStyle w:val="VerbatimChar"/>
+        </w:rPr>
+        <w:t xml:space="preserve">resolvePrintedPageHint</w:t>
+      </w:r>
+      <w:r>
+        <w:t xml:space="preserve">)</w:t>
+      </w:r>
+      <w:bookmarkEnd w:id="87"/>
+    </w:p>
+    <w:p>
+      <w:pPr>
+        <w:pStyle w:val="FirstParagraph"/>
+      </w:pPr>
+      <w:r>
+        <w:t xml:space="preserve">The AI reports</w:t>
+      </w:r>
+      <w:r>
+        <w:t xml:space="preserve"> </w:t>
+      </w:r>
+      <w:r>
+        <w:rPr>
+          <w:rStyle w:val="VerbatimChar"/>
+        </w:rPr>
+        <w:t xml:space="preserve">page_hint</w:t>
+      </w:r>
+      <w:r>
+        <w:t xml:space="preserve"> </w:t>
+      </w:r>
+      <w:r>
+        <w:t xml:space="preserve">from extracted text, so on an offprint it gives the</w:t>
+      </w:r>
+      <w:r>
+        <w:t xml:space="preserve"> </w:t>
+      </w:r>
+      <w:r>
+        <w:rPr>
+          <w:i/>
+        </w:rPr>
+        <w:t xml:space="preserve">printed</w:t>
+      </w:r>
+      <w:r>
+        <w:t xml:space="preserve"> </w:t>
+      </w:r>
+      <w:r>
+        <w:t xml:space="preserve">page (e.g. 1217 on a 5-page file). When</w:t>
+      </w:r>
+      <w:r>
+        <w:t xml:space="preserve"> </w:t>
+      </w:r>
+      <w:r>
+        <w:rPr>
+          <w:rStyle w:val="VerbatimChar"/>
+        </w:rPr>
+        <w:t xml:space="preserve">hintExceedsPages</w:t>
+      </w:r>
+      <w:r>
+        <w:t xml:space="preserve"> </w:t>
+      </w:r>
+      <w:r>
+        <w:t xml:space="preserve">(</w:t>
+      </w:r>
+      <w:r>
+        <w:rPr>
+          <w:rStyle w:val="VerbatimChar"/>
+        </w:rPr>
+        <w:t xml:space="preserve">pageHint &gt; numPages</w:t>
+      </w:r>
+      <w:r>
+        <w:t xml:space="preserve">) the hint is made</w:t>
+      </w:r>
+      <w:r>
+        <w:t xml:space="preserve"> </w:t>
+      </w:r>
+      <w:r>
+        <w:rPr>
+          <w:b/>
+        </w:rPr>
+        <w:t xml:space="preserve">non-gating</w:t>
+      </w:r>
+      <w:r>
+        <w:t xml:space="preserve"> </w:t>
+      </w:r>
+      <w:r>
+        <w:t xml:space="preserve">so caption/quote matchers can locate evidence on any page. And</w:t>
+      </w:r>
+      <w:r>
+        <w:t xml:space="preserve"> </w:t>
+      </w:r>
+      <w:r>
+        <w:rPr>
+          <w:rStyle w:val="VerbatimChar"/>
+        </w:rPr>
+        <w:t xml:space="preserve">PdfViewer.resolvePrintedPageHint</w:t>
+      </w:r>
+      <w:r>
+        <w:t xml:space="preserve"> </w:t>
+      </w:r>
+      <w:r>
+        <w:t xml:space="preserve">builds a</w:t>
+      </w:r>
+      <w:r>
+        <w:t xml:space="preserve"> </w:t>
+      </w:r>
+      <w:r>
+        <w:rPr>
+          <w:b/>
+        </w:rPr>
+        <w:t xml:space="preserve">histogram of printed-vs-PDF page offsets</w:t>
+      </w:r>
+      <w:r>
+        <w:t xml:space="preserve"> </w:t>
+      </w:r>
+      <w:r>
+        <w:t xml:space="preserve">across every scanned page and maps the hint via the</w:t>
+      </w:r>
+      <w:r>
+        <w:t xml:space="preserve"> </w:t>
+      </w:r>
+      <w:r>
+        <w:rPr>
+          <w:i/>
+        </w:rPr>
+        <w:t xml:space="preserve">modal</w:t>
+      </w:r>
+      <w:r>
+        <w:t xml:space="preserve"> </w:t>
+      </w:r>
+      <w:r>
+        <w:t xml:space="preserve">offset — so even a page whose header wasn't detected resolves to the right PDF page (</w:t>
+      </w:r>
+      <w:r>
+        <w:rPr>
+          <w:rStyle w:val="VerbatimChar"/>
+        </w:rPr>
+        <w:t xml:space="preserve">mapped_page_hint</w:t>
+      </w:r>
+      <w:r>
+        <w:t xml:space="preserve">).</w:t>
+      </w:r>
+    </w:p>
+    <w:p>
+      <w:pPr>
+        <w:pStyle w:val="Heading3"/>
+      </w:pPr>
+      <w:bookmarkStart w:id="88" w:name="X2ebc2baa57be72ae87d0d8078c3d3559eb71808"/>
+      <w:r>
+        <w:t xml:space="preserve">Hard problem 9 — stable overlays + de-duplication (union-find, twice)</w:t>
+      </w:r>
+      <w:bookmarkEnd w:id="88"/>
+    </w:p>
+    <w:p>
+      <w:pPr>
+        <w:pStyle w:val="FirstParagraph"/>
+      </w:pPr>
+      <w:r>
+        <w:rPr>
+          <w:rStyle w:val="VerbatimChar"/>
+        </w:rPr>
+        <w:t xml:space="preserve">unifyOverlappingParagraphMatches</w:t>
+      </w:r>
+      <w:r>
+        <w:t xml:space="preserve"> </w:t>
+      </w:r>
+      <w:r>
+        <w:t xml:space="preserve">runs</w:t>
+      </w:r>
+      <w:r>
+        <w:t xml:space="preserve"> </w:t>
+      </w:r>
+      <w:r>
+        <w:rPr>
+          <w:b/>
+        </w:rPr>
+        <w:t xml:space="preserve">union-find with path compression</w:t>
+      </w:r>
+      <w:r>
+        <w:t xml:space="preserve"> </w:t>
+      </w:r>
+      <w:r>
+        <w:t xml:space="preserve">over a page's paragraph matches, collapsing any pair with ≥ 50 % horizontal overlap and a small vertical gap into one</w:t>
+      </w:r>
+      <w:r>
+        <w:t xml:space="preserve"> </w:t>
+      </w:r>
+      <w:r>
+        <w:rPr>
+          <w:rStyle w:val="VerbatimChar"/>
+        </w:rPr>
+        <w:t xml:space="preserve">regionKey</w:t>
+      </w:r>
+      <w:r>
+        <w:t xml:space="preserve"> </w:t>
+      </w:r>
+      <w:r>
+        <w:t xml:space="preserve">+ unioned bounds.</w:t>
+      </w:r>
+      <w:r>
+        <w:t xml:space="preserve"> </w:t>
+      </w:r>
+      <w:r>
+        <w:rPr>
+          <w:rStyle w:val="VerbatimChar"/>
+        </w:rPr>
+        <w:t xml:space="preserve">buildStableRegionKey</w:t>
+      </w:r>
+      <w:r>
+        <w:t xml:space="preserve"> </w:t>
+      </w:r>
+      <w:r>
+        <w:t xml:space="preserve">keys by a stable</w:t>
+      </w:r>
+      <w:r>
+        <w:t xml:space="preserve"> </w:t>
+      </w:r>
+      <w:r>
+        <w:rPr>
+          <w:rStyle w:val="VerbatimChar"/>
+        </w:rPr>
+        <w:t xml:space="preserve">regionId</w:t>
+      </w:r>
+      <w:r>
+        <w:t xml:space="preserve"> </w:t>
+      </w:r>
+      <w:r>
+        <w:t xml:space="preserve">(else rounded bounds) so overlays don't flicker between renders.</w:t>
+      </w:r>
+      <w:r>
+        <w:t xml:space="preserve"> </w:t>
+      </w:r>
+      <w:r>
+        <w:rPr>
+          <w:rStyle w:val="VerbatimChar"/>
+        </w:rPr>
+        <w:t xml:space="preserve">EvidenceLocations.mergeQuoteOverlappingLocations</w:t>
+      </w:r>
+      <w:r>
+        <w:t xml:space="preserve"> </w:t>
+      </w:r>
+      <w:r>
+        <w:t xml:space="preserve">does a</w:t>
+      </w:r>
+      <w:r>
+        <w:t xml:space="preserve"> </w:t>
+      </w:r>
+      <w:r>
+        <w:rPr>
+          <w:i/>
+        </w:rPr>
+        <w:t xml:space="preserve">second</w:t>
+      </w:r>
+      <w:r>
+        <w:t xml:space="preserve"> </w:t>
+      </w:r>
+      <w:r>
+        <w:t xml:space="preserve">union-find at the source level, merging two sources whose quotes share a</w:t>
+      </w:r>
+      <w:r>
+        <w:t xml:space="preserve"> </w:t>
+      </w:r>
+      <w:r>
+        <w:rPr>
+          <w:b/>
+        </w:rPr>
+        <w:t xml:space="preserve">longest-common-substring ≥ 40 chars or ≥ 60 % of the shorter</w:t>
+      </w:r>
+      <w:r>
+        <w:t xml:space="preserve"> </w:t>
+      </w:r>
+      <w:r>
+        <w:t xml:space="preserve">(</w:t>
+      </w:r>
+      <w:r>
+        <w:rPr>
+          <w:rStyle w:val="VerbatimChar"/>
+        </w:rPr>
+        <w:t xml:space="preserve">longestCommonSubstringLength</w:t>
+      </w:r>
+      <w:r>
+        <w:t xml:space="preserve">, a two-row DP) — so three AI rows citing the same paragraph become one chip and one overlay.</w:t>
+      </w:r>
+    </w:p>
+    <w:p>
+      <w:pPr>
+        <w:pStyle w:val="Heading3"/>
+      </w:pPr>
+      <w:bookmarkStart w:id="89" w:name="X523e38abc7d918e83aa6f46759c8841cc2a7917"/>
+      <w:r>
+        <w:rPr>
+          <w:rStyle w:val="VerbatimChar"/>
+        </w:rPr>
+        <w:t xml:space="preserve">PdfViewer.jsx</w:t>
+      </w:r>
+      <w:r>
+        <w:t xml:space="preserve"> </w:t>
+      </w:r>
+      <w:r>
+        <w:t xml:space="preserve">(939) — headless scan + evidence-first rendering</w:t>
+      </w:r>
+      <w:bookmarkEnd w:id="89"/>
+    </w:p>
+    <w:p>
+      <w:pPr>
+        <w:pStyle w:val="FirstParagraph"/>
+      </w:pPr>
+      <w:r>
+        <w:t xml:space="preserve">Far more than a</w:t>
+      </w:r>
+      <w:r>
+        <w:t xml:space="preserve"> </w:t>
+      </w:r>
+      <w:r>
+        <w:rPr>
+          <w:rStyle w:val="VerbatimChar"/>
+        </w:rPr>
+        <w:t xml:space="preserve">&lt;Document&gt;</w:t>
+      </w:r>
+      <w:r>
+        <w:t xml:space="preserve"> </w:t>
+      </w:r>
+      <w:r>
+        <w:t xml:space="preserve">wrapper:</w:t>
       </w:r>
     </w:p>
     <w:p>
@@ -13799,34 +15029,31 @@
         <w:pStyle w:val="Compact"/>
       </w:pPr>
       <w:r>
-        <w:t xml:space="preserve">Bin the x-axis at</w:t>
-      </w:r>
-      <w:r>
-        <w:t xml:space="preserve"> </w:t>
-      </w:r>
-      <w:r>
-        <w:rPr>
-          <w:b/>
-        </w:rPr>
-        <w:t xml:space="preserve">2pt resolution</w:t>
-      </w:r>
-      <w:r>
-        <w:t xml:space="preserve">; for each bin record which</w:t>
-      </w:r>
-      <w:r>
-        <w:t xml:space="preserve"> </w:t>
-      </w:r>
-      <w:r>
-        <w:rPr>
-          <w:b/>
-        </w:rPr>
-        <w:t xml:space="preserve">y-bands</w:t>
-      </w:r>
-      <w:r>
-        <w:t xml:space="preserve"> </w:t>
-      </w:r>
-      <w:r>
-        <w:t xml:space="preserve">(rows) have ink.</w:t>
+        <w:rPr>
+          <w:b/>
+        </w:rPr>
+        <w:t xml:space="preserve">Self-hosted PDF.js worker</w:t>
+      </w:r>
+      <w:r>
+        <w:t xml:space="preserve"> </w:t>
+      </w:r>
+      <w:r>
+        <w:t xml:space="preserve">via</w:t>
+      </w:r>
+      <w:r>
+        <w:t xml:space="preserve"> </w:t>
+      </w:r>
+      <w:r>
+        <w:rPr>
+          <w:rStyle w:val="VerbatimChar"/>
+        </w:rPr>
+        <w:t xml:space="preserve">new URL('pdfjs-dist/build/pdf.worker.min.mjs', import.meta.url)</w:t>
+      </w:r>
+      <w:r>
+        <w:t xml:space="preserve"> </w:t>
+      </w:r>
+      <w:r>
+        <w:t xml:space="preserve">— a Vite-bundled, content-hashed, same-origin asset instead of an unpkg-CDN serial dependency on the critical path.</w:t>
       </w:r>
     </w:p>
     <w:p>
@@ -13838,46 +15065,64 @@
         <w:pStyle w:val="Compact"/>
       </w:pPr>
       <w:r>
-        <w:t xml:space="preserve">A</w:t>
-      </w:r>
-      <w:r>
-        <w:t xml:space="preserve"> </w:t>
-      </w:r>
-      <w:r>
-        <w:rPr>
-          <w:b/>
-        </w:rPr>
-        <w:t xml:space="preserve">gutter</w:t>
-      </w:r>
-      <w:r>
-        <w:t xml:space="preserve"> </w:t>
-      </w:r>
-      <w:r>
-        <w:t xml:space="preserve">is a run of bins where almost no y-band has content (</w:t>
-      </w:r>
-      <w:r>
-        <w:rPr>
-          <w:rStyle w:val="VerbatimChar"/>
-        </w:rPr>
-        <w:t xml:space="preserve">≤ 8%</w:t>
-      </w:r>
-      <w:r>
-        <w:t xml:space="preserve"> </w:t>
-      </w:r>
-      <w:r>
-        <w:t xml:space="preserve">of bands), at least</w:t>
-      </w:r>
-      <w:r>
-        <w:t xml:space="preserve"> </w:t>
-      </w:r>
-      <w:r>
-        <w:rPr>
-          <w:b/>
-        </w:rPr>
-        <w:t xml:space="preserve">6pt wide</w:t>
-      </w:r>
-      <w:r>
-        <w:t xml:space="preserve">.</w:t>
+        <w:rPr>
+          <w:b/>
+        </w:rPr>
+        <w:t xml:space="preserve">Headless evidence scan:</w:t>
+      </w:r>
+      <w:r>
+        <w:t xml:space="preserve"> </w:t>
+      </w:r>
+      <w:r>
+        <w:t xml:space="preserve">a</w:t>
+      </w:r>
+      <w:r>
+        <w:t xml:space="preserve"> </w:t>
+      </w:r>
+      <w:r>
+        <w:rPr>
+          <w:rStyle w:val="VerbatimChar"/>
+        </w:rPr>
+        <w:t xml:space="preserve">useEffect</w:t>
+      </w:r>
+      <w:r>
+        <w:t xml:space="preserve"> </w:t>
+      </w:r>
+      <w:r>
+        <w:t xml:space="preserve">reads each page's text + intrinsic size straight from the parsed</w:t>
+      </w:r>
+      <w:r>
+        <w:t xml:space="preserve"> </w:t>
+      </w:r>
+      <w:r>
+        <w:rPr>
+          <w:rStyle w:val="VerbatimChar"/>
+        </w:rPr>
+        <w:t xml:space="preserve">PDFDocumentProxy</w:t>
+      </w:r>
+      <w:r>
+        <w:t xml:space="preserve"> </w:t>
+      </w:r>
+      <w:r>
+        <w:rPr>
+          <w:b/>
+        </w:rPr>
+        <w:t xml:space="preserve">without rendering its canvas</w:t>
+      </w:r>
+      <w:r>
+        <w:t xml:space="preserve">, yielding between pages with</w:t>
+      </w:r>
+      <w:r>
+        <w:t xml:space="preserve"> </w:t>
+      </w:r>
+      <w:r>
+        <w:rPr>
+          <w:rStyle w:val="VerbatimChar"/>
+        </w:rPr>
+        <w:t xml:space="preserve">requestIdleCallback</w:t>
+      </w:r>
+      <w:r>
+        <w:t xml:space="preserve">. This precomputes highlight plans for every page, sizes placeholders so scroll is stable before anything rasterizes, and learns which pages hold evidence.</w:t>
       </w:r>
     </w:p>
     <w:p>
@@ -13889,481 +15134,247 @@
         <w:pStyle w:val="Compact"/>
       </w:pPr>
       <w:r>
-        <w:t xml:space="preserve">Critically, keep only gutters with</w:t>
-      </w:r>
-      <w:r>
-        <w:t xml:space="preserve"> </w:t>
-      </w:r>
-      <w:r>
-        <w:rPr>
-          <w:b/>
-        </w:rPr>
-        <w:t xml:space="preserve">substantial content on</w:t>
-      </w:r>
-      <w:r>
-        <w:rPr>
-          <w:b/>
-        </w:rPr>
-        <w:t xml:space="preserve"> </w:t>
-      </w:r>
-      <w:r>
-        <w:rPr>
-          <w:i/>
-          <w:b/>
-        </w:rPr>
-        <w:t xml:space="preserve">both</w:t>
-      </w:r>
-      <w:r>
-        <w:rPr>
-          <w:b/>
-        </w:rPr>
-        <w:t xml:space="preserve"> </w:t>
-      </w:r>
-      <w:r>
-        <w:rPr>
-          <w:b/>
-        </w:rPr>
-        <w:t xml:space="preserve">sides</w:t>
-      </w:r>
-      <w:r>
-        <w:t xml:space="preserve"> </w:t>
-      </w:r>
-      <w:r>
-        <w:t xml:space="preserve">— this is what distinguishes a real inter-column gutter from the page's left/right margins.</w:t>
-      </w:r>
-      <w:r>
-        <w:t xml:space="preserve"> </w:t>
-      </w:r>
-      <w:r>
-        <w:t xml:space="preserve">Rows are then grouped</w:t>
-      </w:r>
-      <w:r>
-        <w:t xml:space="preserve"> </w:t>
-      </w:r>
-      <w:r>
-        <w:rPr>
-          <w:i/>
-        </w:rPr>
-        <w:t xml:space="preserve">within</w:t>
-      </w:r>
-      <w:r>
-        <w:t xml:space="preserve"> </w:t>
-      </w:r>
-      <w:r>
-        <w:t xml:space="preserve">gutters (</w:t>
-      </w:r>
-      <w:r>
-        <w:rPr>
-          <w:rStyle w:val="VerbatimChar"/>
-        </w:rPr>
-        <w:t xml:space="preserve">groupItemsIntoRows(items, metrics, gutters)</w:t>
-      </w:r>
-      <w:r>
-        <w:t xml:space="preserve">), so a left-column line and a right-column line at the same y never fuse.</w:t>
+        <w:rPr>
+          <w:b/>
+        </w:rPr>
+        <w:t xml:space="preserve">Evidence-first rendering:</w:t>
+      </w:r>
+      <w:r>
+        <w:t xml:space="preserve"> </w:t>
+      </w:r>
+      <w:r>
+        <w:rPr>
+          <w:rStyle w:val="VerbatimChar"/>
+        </w:rPr>
+        <w:t xml:space="preserve">activePages</w:t>
+      </w:r>
+      <w:r>
+        <w:t xml:space="preserve"> </w:t>
+      </w:r>
+      <w:r>
+        <w:t xml:space="preserve">= page 1 ∪ evidence pages ∪ (all pages once the scan completes), so page 1 paints instantly, evidence pages render next, the rest backfill — while DOM order stays 1..N with placeholders.</w:t>
+      </w:r>
+    </w:p>
+    <w:p>
+      <w:pPr>
+        <w:numPr>
+          <w:ilvl w:val="0"/>
+          <w:numId w:val="1030"/>
+        </w:numPr>
+        <w:pStyle w:val="Compact"/>
+      </w:pPr>
+      <w:r>
+        <w:rPr>
+          <w:b/>
+        </w:rPr>
+        <w:t xml:space="preserve">Coordinate transform:</w:t>
+      </w:r>
+      <w:r>
+        <w:t xml:space="preserve"> </w:t>
+      </w:r>
+      <w:r>
+        <w:rPr>
+          <w:rStyle w:val="VerbatimChar"/>
+        </w:rPr>
+        <w:t xml:space="preserve">buildOverlayForRegionBounds</w:t>
+      </w:r>
+      <w:r>
+        <w:t xml:space="preserve"> </w:t>
+      </w:r>
+      <w:r>
+        <w:t xml:space="preserve">scales PDF bounds to rendered pixels (</w:t>
+      </w:r>
+      <w:r>
+        <w:rPr>
+          <w:rStyle w:val="VerbatimChar"/>
+        </w:rPr>
+        <w:t xml:space="preserve">scaleX = pageWidth/originalWidth</w:t>
+      </w:r>
+      <w:r>
+        <w:t xml:space="preserve">),</w:t>
+      </w:r>
+      <w:r>
+        <w:t xml:space="preserve"> </w:t>
+      </w:r>
+      <w:r>
+        <w:rPr>
+          <w:b/>
+        </w:rPr>
+        <w:t xml:space="preserve">flips the Y axis</w:t>
+      </w:r>
+      <w:r>
+        <w:t xml:space="preserve"> </w:t>
+      </w:r>
+      <w:r>
+        <w:t xml:space="preserve">(PDF origin bottom-left → screen top-left via</w:t>
+      </w:r>
+      <w:r>
+        <w:t xml:space="preserve"> </w:t>
+      </w:r>
+      <w:r>
+        <w:rPr>
+          <w:rStyle w:val="VerbatimChar"/>
+        </w:rPr>
+        <w:t xml:space="preserve">originalHeight - pdfTop</w:t>
+      </w:r>
+      <w:r>
+        <w:t xml:space="preserve">), and applies type-specific padding (table 14 px, paragraph 6/2 px).</w:t>
+      </w:r>
+      <w:r>
+        <w:t xml:space="preserve"> </w:t>
+      </w:r>
+      <w:r>
+        <w:rPr>
+          <w:rStyle w:val="VerbatimChar"/>
+        </w:rPr>
+        <w:t xml:space="preserve">mergeNearbyOverlays</w:t>
+      </w:r>
+      <w:r>
+        <w:t xml:space="preserve"> </w:t>
+      </w:r>
+      <w:r>
+        <w:t xml:space="preserve">is a third merge pass at the pixel level.</w:t>
+      </w:r>
+      <w:r>
+        <w:t xml:space="preserve"> </w:t>
+      </w:r>
+      <w:r>
+        <w:rPr>
+          <w:rStyle w:val="VerbatimChar"/>
+        </w:rPr>
+        <w:t xml:space="preserve">scrollPageRegionIntoView</w:t>
+      </w:r>
+      <w:r>
+        <w:t xml:space="preserve"> </w:t>
+      </w:r>
+      <w:r>
+        <w:t xml:space="preserve">centers the overlay region in the viewport with exact scroll math.</w:t>
+      </w:r>
+    </w:p>
+    <w:p>
+      <w:pPr>
+        <w:numPr>
+          <w:ilvl w:val="0"/>
+          <w:numId w:val="1030"/>
+        </w:numPr>
+        <w:pStyle w:val="Compact"/>
+      </w:pPr>
+      <w:r>
+        <w:rPr>
+          <w:rStyle w:val="VerbatimChar"/>
+          <w:b/>
+        </w:rPr>
+        <w:t xml:space="preserve">customTextRenderer</w:t>
+      </w:r>
+      <w:r>
+        <w:t xml:space="preserve"> </w:t>
+      </w:r>
+      <w:r>
+        <w:t xml:space="preserve">injects clickable nutrient</w:t>
+      </w:r>
+      <w:r>
+        <w:t xml:space="preserve"> </w:t>
+      </w:r>
+      <w:r>
+        <w:rPr>
+          <w:rStyle w:val="VerbatimChar"/>
+        </w:rPr>
+        <w:t xml:space="preserve">&lt;mark&gt;</w:t>
+      </w:r>
+      <w:r>
+        <w:t xml:space="preserve">s only on items inside a detected table</w:t>
+      </w:r>
+      <w:r>
+        <w:t xml:space="preserve"> </w:t>
+      </w:r>
+      <w:r>
+        <w:rPr>
+          <w:b/>
+        </w:rPr>
+        <w:t xml:space="preserve">and not inside a matched evidence region</w:t>
+      </w:r>
+      <w:r>
+        <w:t xml:space="preserve">;</w:t>
+      </w:r>
+      <w:r>
+        <w:t xml:space="preserve"> </w:t>
+      </w:r>
+      <w:r>
+        <w:rPr>
+          <w:rStyle w:val="VerbatimChar"/>
+        </w:rPr>
+        <w:t xml:space="preserve">bindNutrientHighlightInteractions</w:t>
+      </w:r>
+      <w:r>
+        <w:t xml:space="preserve"> </w:t>
+      </w:r>
+      <w:r>
+        <w:t xml:space="preserve">resolves the clicked mark through</w:t>
+      </w:r>
+      <w:r>
+        <w:t xml:space="preserve"> </w:t>
+      </w:r>
+      <w:r>
+        <w:rPr>
+          <w:b/>
+        </w:rPr>
+        <w:t xml:space="preserve">three strategies</w:t>
+      </w:r>
+      <w:r>
+        <w:t xml:space="preserve"> </w:t>
+      </w:r>
+      <w:r>
+        <w:t xml:space="preserve">(</w:t>
+      </w:r>
+      <w:r>
+        <w:rPr>
+          <w:rStyle w:val="VerbatimChar"/>
+        </w:rPr>
+        <w:t xml:space="preserve">closest</w:t>
+      </w:r>
+      <w:r>
+        <w:t xml:space="preserve"> </w:t>
+      </w:r>
+      <w:r>
+        <w:t xml:space="preserve">→</w:t>
+      </w:r>
+      <w:r>
+        <w:t xml:space="preserve"> </w:t>
+      </w:r>
+      <w:r>
+        <w:rPr>
+          <w:rStyle w:val="VerbatimChar"/>
+        </w:rPr>
+        <w:t xml:space="preserve">elementsFromPoint</w:t>
+      </w:r>
+      <w:r>
+        <w:t xml:space="preserve"> </w:t>
+      </w:r>
+      <w:r>
+        <w:t xml:space="preserve">→</w:t>
+      </w:r>
+      <w:r>
+        <w:t xml:space="preserve"> </w:t>
+      </w:r>
+      <w:r>
+        <w:rPr>
+          <w:rStyle w:val="VerbatimChar"/>
+        </w:rPr>
+        <w:t xml:space="preserve">caretPositionFromPoint</w:t>
+      </w:r>
+      <w:r>
+        <w:t xml:space="preserve">) so clicks land even through overlapping text layers.</w:t>
       </w:r>
     </w:p>
     <w:p>
       <w:pPr>
         <w:pStyle w:val="Heading3"/>
       </w:pPr>
-      <w:bookmarkStart w:id="82" w:name="X4aaf5f5959ed8febfd97bbae129313d18e195fa"/>
-      <w:r>
-        <w:t xml:space="preserve">Hard problem 3 — robust column clipping (</w:t>
-      </w:r>
-      <w:r>
-        <w:rPr>
-          <w:rStyle w:val="VerbatimChar"/>
-        </w:rPr>
-        <w:t xml:space="preserve">clipEntriesToDominantColumn</w:t>
-      </w:r>
-      <w:r>
-        <w:t xml:space="preserve">)</w:t>
-      </w:r>
-      <w:bookmarkEnd w:id="82"/>
-    </w:p>
-    <w:p>
-      <w:pPr>
-        <w:pStyle w:val="FirstParagraph"/>
-      </w:pPr>
-      <w:r>
-        <w:t xml:space="preserve">Even with gutters, PDF.js sometimes fuses two columns into one wide fragment. The clipper computes the</w:t>
-      </w:r>
-      <w:r>
-        <w:t xml:space="preserve"> </w:t>
-      </w:r>
-      <w:r>
-        <w:rPr>
-          <w:b/>
-        </w:rPr>
-        <w:t xml:space="preserve">median</w:t>
-      </w:r>
-      <w:r>
-        <w:t xml:space="preserve"> </w:t>
-      </w:r>
-      <w:r>
-        <w:t xml:space="preserve">left/right edge of a block's fragments and a</w:t>
-      </w:r>
-      <w:r>
-        <w:t xml:space="preserve"> </w:t>
-      </w:r>
-      <w:r>
-        <w:rPr>
-          <w:b/>
-        </w:rPr>
-        <w:t xml:space="preserve">median absolute deviation (MAD)</w:t>
-      </w:r>
-      <w:r>
-        <w:t xml:space="preserve"> </w:t>
-      </w:r>
-      <w:r>
-        <w:t xml:space="preserve">spread, then fences outliers at</w:t>
-      </w:r>
-      <w:r>
-        <w:t xml:space="preserve"> </w:t>
-      </w:r>
-      <w:r>
-        <w:rPr>
-          <w:rStyle w:val="VerbatimChar"/>
-        </w:rPr>
-        <w:t xml:space="preserve">3×MAD</w:t>
-      </w:r>
-      <w:r>
-        <w:t xml:space="preserve"> </w:t>
-      </w:r>
-      <w:r>
-        <w:t xml:space="preserve">(with an asymmetric, looser lower-right fence because paragraph last-lines are legitimately short). The code comments explicitly justify MAD over IQR: "IQR would absorb the outlier into q3." This is textbook robust statistics applied to layout — a single fused-column fragment can't drag the region bounds across the gutter.</w:t>
-      </w:r>
-    </w:p>
-    <w:p>
-      <w:pPr>
-        <w:pStyle w:val="Heading3"/>
-      </w:pPr>
-      <w:bookmarkStart w:id="83" w:name="X90e47b85b31fdf8e30d2bf551d15ab3ac3622de"/>
-      <w:r>
-        <w:t xml:space="preserve">Hard problem 4 — the lying</w:t>
-      </w:r>
-      <w:r>
-        <w:t xml:space="preserve"> </w:t>
-      </w:r>
-      <w:r>
-        <w:rPr>
-          <w:rStyle w:val="VerbatimChar"/>
-        </w:rPr>
-        <w:t xml:space="preserve">page_hint</w:t>
-      </w:r>
-      <w:r>
-        <w:t xml:space="preserve"> </w:t>
-      </w:r>
-      <w:r>
-        <w:t xml:space="preserve">(in</w:t>
-      </w:r>
-      <w:r>
-        <w:t xml:space="preserve"> </w:t>
-      </w:r>
-      <w:r>
-        <w:rPr>
-          <w:rStyle w:val="VerbatimChar"/>
-        </w:rPr>
-        <w:t xml:space="preserve">buildPageEvidenceHighlightPlan</w:t>
-      </w:r>
-      <w:r>
-        <w:t xml:space="preserve">)</w:t>
-      </w:r>
-      <w:bookmarkEnd w:id="83"/>
-    </w:p>
-    <w:p>
-      <w:pPr>
-        <w:pStyle w:val="FirstParagraph"/>
-      </w:pPr>
-      <w:r>
-        <w:t xml:space="preserve">The AI reports</w:t>
-      </w:r>
-      <w:r>
-        <w:t xml:space="preserve"> </w:t>
-      </w:r>
-      <w:r>
-        <w:rPr>
-          <w:rStyle w:val="VerbatimChar"/>
-        </w:rPr>
-        <w:t xml:space="preserve">page_hint</w:t>
-      </w:r>
-      <w:r>
-        <w:t xml:space="preserve"> </w:t>
-      </w:r>
-      <w:r>
-        <w:t xml:space="preserve">from extracted text, so on a journal offprint it gives the</w:t>
-      </w:r>
-      <w:r>
-        <w:t xml:space="preserve"> </w:t>
-      </w:r>
-      <w:r>
-        <w:rPr>
-          <w:i/>
-        </w:rPr>
-        <w:t xml:space="preserve">printed</w:t>
-      </w:r>
-      <w:r>
-        <w:t xml:space="preserve"> </w:t>
-      </w:r>
-      <w:r>
-        <w:t xml:space="preserve">page (e.g. 1217 on a 5-page file). The matcher encodes the fix directly:</w:t>
-      </w:r>
-    </w:p>
-    <w:p>
-      <w:pPr>
-        <w:pStyle w:val="SourceCode"/>
-      </w:pPr>
-      <w:r>
-        <w:rPr>
-          <w:rStyle w:val="KeywordTok"/>
-        </w:rPr>
-        <w:t xml:space="preserve">const</w:t>
-      </w:r>
-      <w:r>
-        <w:rPr>
-          <w:rStyle w:val="NormalTok"/>
-        </w:rPr>
-        <w:t xml:space="preserve"> hintExceedsPages </w:t>
-      </w:r>
-      <w:r>
-        <w:rPr>
-          <w:rStyle w:val="OperatorTok"/>
-        </w:rPr>
-        <w:t xml:space="preserve">=</w:t>
-      </w:r>
-      <w:r>
-        <w:rPr>
-          <w:rStyle w:val="NormalTok"/>
-        </w:rPr>
-        <w:t xml:space="preserve"> location</w:t>
-      </w:r>
-      <w:r>
-        <w:rPr>
-          <w:rStyle w:val="OperatorTok"/>
-        </w:rPr>
-        <w:t xml:space="preserve">.</w:t>
-      </w:r>
-      <w:r>
-        <w:rPr>
-          <w:rStyle w:val="AttributeTok"/>
-        </w:rPr>
-        <w:t xml:space="preserve">pageHint</w:t>
-      </w:r>
-      <w:r>
-        <w:rPr>
-          <w:rStyle w:val="NormalTok"/>
-        </w:rPr>
-        <w:t xml:space="preserve"> </w:t>
-      </w:r>
-      <w:r>
-        <w:rPr>
-          <w:rStyle w:val="OperatorTok"/>
-        </w:rPr>
-        <w:t xml:space="preserve">&amp;&amp;</w:t>
-      </w:r>
-      <w:r>
-        <w:rPr>
-          <w:rStyle w:val="NormalTok"/>
-        </w:rPr>
-        <w:t xml:space="preserve"> numPages </w:t>
-      </w:r>
-      <w:r>
-        <w:rPr>
-          <w:rStyle w:val="OperatorTok"/>
-        </w:rPr>
-        <w:t xml:space="preserve">&amp;&amp;</w:t>
-      </w:r>
-      <w:r>
-        <w:rPr>
-          <w:rStyle w:val="NormalTok"/>
-        </w:rPr>
-        <w:t xml:space="preserve"> location</w:t>
-      </w:r>
-      <w:r>
-        <w:rPr>
-          <w:rStyle w:val="OperatorTok"/>
-        </w:rPr>
-        <w:t xml:space="preserve">.</w:t>
-      </w:r>
-      <w:r>
-        <w:rPr>
-          <w:rStyle w:val="AttributeTok"/>
-        </w:rPr>
-        <w:t xml:space="preserve">pageHint</w:t>
-      </w:r>
-      <w:r>
-        <w:rPr>
-          <w:rStyle w:val="NormalTok"/>
-        </w:rPr>
-        <w:t xml:space="preserve"> </w:t>
-      </w:r>
-      <w:r>
-        <w:rPr>
-          <w:rStyle w:val="OperatorTok"/>
-        </w:rPr>
-        <w:t xml:space="preserve">&gt;</w:t>
-      </w:r>
-      <w:r>
-        <w:rPr>
-          <w:rStyle w:val="NormalTok"/>
-        </w:rPr>
-        <w:t xml:space="preserve"> numPages</w:t>
-      </w:r>
-    </w:p>
-    <w:p>
-      <w:pPr>
-        <w:pStyle w:val="FirstParagraph"/>
-      </w:pPr>
-      <w:r>
-        <w:t xml:space="preserve">When the hint exceeds the PDF's page count it</w:t>
-      </w:r>
-      <w:r>
-        <w:t xml:space="preserve"> </w:t>
-      </w:r>
-      <w:r>
-        <w:rPr>
-          <w:b/>
-        </w:rPr>
-        <w:t xml:space="preserve">cannot</w:t>
-      </w:r>
-      <w:r>
-        <w:t xml:space="preserve"> </w:t>
-      </w:r>
-      <w:r>
-        <w:t xml:space="preserve">be a page index, so it is made</w:t>
-      </w:r>
-      <w:r>
-        <w:t xml:space="preserve"> </w:t>
-      </w:r>
-      <w:r>
-        <w:rPr>
-          <w:b/>
-        </w:rPr>
-        <w:t xml:space="preserve">non-gating</w:t>
-      </w:r>
-      <w:r>
-        <w:t xml:space="preserve"> </w:t>
-      </w:r>
-      <w:r>
-        <w:t xml:space="preserve">— the table-caption and source-quote fallbacks are allowed to locate the evidence by</w:t>
-      </w:r>
-      <w:r>
-        <w:t xml:space="preserve"> </w:t>
-      </w:r>
-      <w:r>
-        <w:rPr>
-          <w:i/>
-        </w:rPr>
-        <w:t xml:space="preserve">text on any page</w:t>
-      </w:r>
-      <w:r>
-        <w:t xml:space="preserve"> </w:t>
-      </w:r>
-      <w:r>
-        <w:t xml:space="preserve">instead of staying locked to a page that doesn't exist. When the hint is valid it's used as a navigation tiebreaker, and printed page numbers detected in headers/footers (</w:t>
-      </w:r>
-      <w:r>
-        <w:rPr>
-          <w:rStyle w:val="VerbatimChar"/>
-        </w:rPr>
-        <w:t xml:space="preserve">detectPrintedPageNumber</w:t>
-      </w:r>
-      <w:r>
-        <w:t xml:space="preserve">) produce a</w:t>
-      </w:r>
-      <w:r>
-        <w:t xml:space="preserve"> </w:t>
-      </w:r>
-      <w:r>
-        <w:rPr>
-          <w:rStyle w:val="VerbatimChar"/>
-        </w:rPr>
-        <w:t xml:space="preserve">mapped_page_hint</w:t>
-      </w:r>
-      <w:r>
-        <w:t xml:space="preserve"> </w:t>
-      </w:r>
-      <w:r>
-        <w:t xml:space="preserve">so "Page 95" scrolls to the right PDF page.</w:t>
-      </w:r>
-    </w:p>
-    <w:p>
-      <w:pPr>
-        <w:pStyle w:val="Heading3"/>
-      </w:pPr>
-      <w:bookmarkStart w:id="84" w:name="Xfb8b9838c9677577e1dd34ff2d0bfedc1836a3b"/>
-      <w:r>
-        <w:t xml:space="preserve">Hard problem 5 — the matcher cascade + not letting the abstract win</w:t>
-      </w:r>
-      <w:bookmarkEnd w:id="84"/>
-    </w:p>
-    <w:p>
-      <w:pPr>
-        <w:pStyle w:val="FirstParagraph"/>
-      </w:pPr>
-      <w:r>
-        <w:t xml:space="preserve">Each evidence location runs through ordered matchers:</w:t>
-      </w:r>
-      <w:r>
-        <w:t xml:space="preserve"> </w:t>
-      </w:r>
-      <w:r>
-        <w:rPr>
-          <w:b/>
-        </w:rPr>
-        <w:t xml:space="preserve">table-region</w:t>
-      </w:r>
-      <w:r>
-        <w:t xml:space="preserve"> </w:t>
-      </w:r>
-      <w:r>
-        <w:t xml:space="preserve">(if it cites "Table N") →</w:t>
-      </w:r>
-      <w:r>
-        <w:t xml:space="preserve"> </w:t>
-      </w:r>
-      <w:r>
-        <w:rPr>
-          <w:b/>
-        </w:rPr>
-        <w:t xml:space="preserve">caption-only fallback</w:t>
-      </w:r>
-      <w:r>
-        <w:t xml:space="preserve"> </w:t>
-      </w:r>
-      <w:r>
-        <w:t xml:space="preserve">(table cited but body not confidently detected) →</w:t>
-      </w:r>
-      <w:r>
-        <w:t xml:space="preserve"> </w:t>
-      </w:r>
-      <w:r>
-        <w:rPr>
-          <w:b/>
-        </w:rPr>
-        <w:t xml:space="preserve">source-quote text match</w:t>
-      </w:r>
-      <w:r>
-        <w:t xml:space="preserve"> </w:t>
-      </w:r>
-      <w:r>
-        <w:t xml:space="preserve">(verbatim quote located in a paragraph/table block) →</w:t>
-      </w:r>
-      <w:r>
-        <w:t xml:space="preserve"> </w:t>
-      </w:r>
-      <w:r>
-        <w:rPr>
-          <w:b/>
-        </w:rPr>
-        <w:t xml:space="preserve">page-hint-only</w:t>
-      </w:r>
-      <w:r>
-        <w:t xml:space="preserve"> </w:t>
-      </w:r>
-      <w:r>
-        <w:t xml:space="preserve">(HINTED, no overlay). Two subtle guards live here:</w:t>
-      </w:r>
+      <w:bookmarkStart w:id="90" w:name="X14c77b5389f9ff2b18dd4c6b2f113cef5c107a9"/>
+      <w:r>
+        <w:t xml:space="preserve">Three cache layers — durable, instant, shared</w:t>
+      </w:r>
+      <w:bookmarkEnd w:id="90"/>
     </w:p>
     <w:p>
       <w:pPr>
@@ -14376,23 +15387,117 @@
       <w:r>
         <w:rPr>
           <w:rStyle w:val="VerbatimChar"/>
-        </w:rPr>
-        <w:t xml:space="preserve">allowParagraphFallback</w:t>
-      </w:r>
-      <w:r>
-        <w:t xml:space="preserve">: when a source cites "Table 3", the paragraph-quote fallback is</w:t>
-      </w:r>
-      <w:r>
-        <w:t xml:space="preserve"> </w:t>
-      </w:r>
-      <w:r>
-        <w:rPr>
-          <w:b/>
-        </w:rPr>
-        <w:t xml:space="preserve">blocked on pages that aren't the hint page</w:t>
-      </w:r>
-      <w:r>
-        <w:t xml:space="preserve">, so the introduction on page 1 (which often paraphrases Table 3's numbers) can't steal the MATCHED slot and drag the chip to the wrong page.</w:t>
+          <w:b/>
+        </w:rPr>
+        <w:t xml:space="preserve">pdfCache.js</w:t>
+      </w:r>
+      <w:r>
+        <w:t xml:space="preserve"> </w:t>
+      </w:r>
+      <w:r>
+        <w:t xml:space="preserve">— PDF bytes in the</w:t>
+      </w:r>
+      <w:r>
+        <w:t xml:space="preserve"> </w:t>
+      </w:r>
+      <w:r>
+        <w:rPr>
+          <w:b/>
+        </w:rPr>
+        <w:t xml:space="preserve">Cache Storage API</w:t>
+      </w:r>
+      <w:r>
+        <w:t xml:space="preserve"> </w:t>
+      </w:r>
+      <w:r>
+        <w:t xml:space="preserve">(not the volatile HTTP cache, which evicts 25 MB PDFs and which Supabase serves</w:t>
+      </w:r>
+      <w:r>
+        <w:t xml:space="preserve"> </w:t>
+      </w:r>
+      <w:r>
+        <w:rPr>
+          <w:rStyle w:val="VerbatimChar"/>
+        </w:rPr>
+        <w:t xml:space="preserve">no-cache</w:t>
+      </w:r>
+      <w:r>
+        <w:t xml:space="preserve">), keyed by URL, with an</w:t>
+      </w:r>
+      <w:r>
+        <w:t xml:space="preserve"> </w:t>
+      </w:r>
+      <w:r>
+        <w:rPr>
+          <w:b/>
+        </w:rPr>
+        <w:t xml:space="preserve">LRU index in localStorage</w:t>
+      </w:r>
+      <w:r>
+        <w:t xml:space="preserve"> </w:t>
+      </w:r>
+      <w:r>
+        <w:t xml:space="preserve">(cap 40), a fresh</w:t>
+      </w:r>
+      <w:r>
+        <w:t xml:space="preserve"> </w:t>
+      </w:r>
+      <w:r>
+        <w:rPr>
+          <w:rStyle w:val="VerbatimChar"/>
+        </w:rPr>
+        <w:t xml:space="preserve">ArrayBuffer</w:t>
+      </w:r>
+      <w:r>
+        <w:t xml:space="preserve"> </w:t>
+      </w:r>
+      <w:r>
+        <w:t xml:space="preserve">per call (safe against PDF.js detaching on transfer), and</w:t>
+      </w:r>
+      <w:r>
+        <w:t xml:space="preserve"> </w:t>
+      </w:r>
+      <w:r>
+        <w:rPr>
+          <w:rStyle w:val="VerbatimChar"/>
+        </w:rPr>
+        <w:t xml:space="preserve">prefetchPdf</w:t>
+      </w:r>
+      <w:r>
+        <w:t xml:space="preserve"> </w:t>
+      </w:r>
+      <w:r>
+        <w:t xml:space="preserve">for idle warming.</w:t>
+      </w:r>
+      <w:r>
+        <w:t xml:space="preserve"> </w:t>
+      </w:r>
+      <w:r>
+        <w:rPr>
+          <w:rStyle w:val="VerbatimChar"/>
+        </w:rPr>
+        <w:t xml:space="preserve">QueueView</w:t>
+      </w:r>
+      <w:r>
+        <w:t xml:space="preserve"> </w:t>
+      </w:r>
+      <w:r>
+        <w:t xml:space="preserve">prefetches the</w:t>
+      </w:r>
+      <w:r>
+        <w:t xml:space="preserve"> </w:t>
+      </w:r>
+      <w:r>
+        <w:rPr>
+          <w:b/>
+        </w:rPr>
+        <w:t xml:space="preserve">next two</w:t>
+      </w:r>
+      <w:r>
+        <w:t xml:space="preserve"> </w:t>
+      </w:r>
+      <w:r>
+        <w:t xml:space="preserve">queue papers during idle.</w:t>
       </w:r>
     </w:p>
     <w:p>
@@ -14404,123 +15509,205 @@
         <w:pStyle w:val="Compact"/>
       </w:pPr>
       <w:r>
-        <w:t xml:space="preserve">The caption fallback is likewise gated to the hint page (or</w:t>
-      </w:r>
-      <w:r>
-        <w:t xml:space="preserve"> </w:t>
-      </w:r>
-      <w:r>
-        <w:rPr>
-          <w:rStyle w:val="VerbatimChar"/>
-        </w:rPr>
-        <w:t xml:space="preserve">hintExceedsPages</w:t>
-      </w:r>
-      <w:r>
-        <w:t xml:space="preserve">) so a stray "Table 3" in a reference list doesn't win.</w:t>
+        <w:rPr>
+          <w:rStyle w:val="VerbatimChar"/>
+          <w:b/>
+        </w:rPr>
+        <w:t xml:space="preserve">evidenceStatusCache.js</w:t>
+      </w:r>
+      <w:r>
+        <w:rPr>
+          <w:b/>
+        </w:rPr>
+        <w:t xml:space="preserve"> </w:t>
+      </w:r>
+      <w:r>
+        <w:rPr>
+          <w:b/>
+        </w:rPr>
+        <w:t xml:space="preserve">+</w:t>
+      </w:r>
+      <w:r>
+        <w:rPr>
+          <w:b/>
+        </w:rPr>
+        <w:t xml:space="preserve"> </w:t>
+      </w:r>
+      <w:r>
+        <w:rPr>
+          <w:rStyle w:val="VerbatimChar"/>
+          <w:b/>
+        </w:rPr>
+        <w:t xml:space="preserve">evidenceDedupStorage.js</w:t>
+      </w:r>
+      <w:r>
+        <w:rPr>
+          <w:b/>
+        </w:rPr>
+        <w:t xml:space="preserve"> </w:t>
+      </w:r>
+      <w:r>
+        <w:rPr>
+          <w:b/>
+        </w:rPr>
+        <w:t xml:space="preserve">+</w:t>
+      </w:r>
+      <w:r>
+        <w:rPr>
+          <w:b/>
+        </w:rPr>
+        <w:t xml:space="preserve"> </w:t>
+      </w:r>
+      <w:r>
+        <w:rPr>
+          <w:rStyle w:val="VerbatimChar"/>
+          <w:b/>
+        </w:rPr>
+        <w:t xml:space="preserve">useEvidenceStatusCache.js</w:t>
+      </w:r>
+      <w:r>
+        <w:t xml:space="preserve"> </w:t>
+      </w:r>
+      <w:r>
+        <w:t xml:space="preserve">— the resolved match for each source (regionKey + bounds + page) is cached</w:t>
+      </w:r>
+      <w:r>
+        <w:t xml:space="preserve"> </w:t>
+      </w:r>
+      <w:r>
+        <w:rPr>
+          <w:b/>
+        </w:rPr>
+        <w:t xml:space="preserve">per paper, locally (localStorage, LRU 64)</w:t>
+      </w:r>
+      <w:r>
+        <w:rPr>
+          <w:b/>
+        </w:rPr>
+        <w:t xml:space="preserve"> </w:t>
+      </w:r>
+      <w:r>
+        <w:rPr>
+          <w:i/>
+          <w:b/>
+        </w:rPr>
+        <w:t xml:space="preserve">and</w:t>
+      </w:r>
+      <w:r>
+        <w:rPr>
+          <w:b/>
+        </w:rPr>
+        <w:t xml:space="preserve"> </w:t>
+      </w:r>
+      <w:r>
+        <w:rPr>
+          <w:b/>
+        </w:rPr>
+        <w:t xml:space="preserve">remotely</w:t>
+      </w:r>
+      <w:r>
+        <w:t xml:space="preserve"> </w:t>
+      </w:r>
+      <w:r>
+        <w:t xml:space="preserve">in a Supabase</w:t>
+      </w:r>
+      <w:r>
+        <w:t xml:space="preserve"> </w:t>
+      </w:r>
+      <w:r>
+        <w:rPr>
+          <w:rStyle w:val="VerbatimChar"/>
+        </w:rPr>
+        <w:t xml:space="preserve">paper_evidence_dedup</w:t>
+      </w:r>
+      <w:r>
+        <w:t xml:space="preserve"> </w:t>
+      </w:r>
+      <w:r>
+        <w:t xml:space="preserve">table via the</w:t>
+      </w:r>
+      <w:r>
+        <w:t xml:space="preserve"> </w:t>
+      </w:r>
+      <w:r>
+        <w:rPr>
+          <w:rStyle w:val="VerbatimChar"/>
+        </w:rPr>
+        <w:t xml:space="preserve">merge_paper_evidence_dedup</w:t>
+      </w:r>
+      <w:r>
+        <w:t xml:space="preserve"> </w:t>
+      </w:r>
+      <w:r>
+        <w:t xml:space="preserve">RPC. On re-open,</w:t>
+      </w:r>
+      <w:r>
+        <w:t xml:space="preserve"> </w:t>
+      </w:r>
+      <w:r>
+        <w:rPr>
+          <w:rStyle w:val="VerbatimChar"/>
+        </w:rPr>
+        <w:t xml:space="preserve">applyCachedDedup</w:t>
+      </w:r>
+      <w:r>
+        <w:t xml:space="preserve"> </w:t>
+      </w:r>
+      <w:r>
+        <w:t xml:space="preserve">collapses sources that previously resolved to the same region</w:t>
+      </w:r>
+      <w:r>
+        <w:t xml:space="preserve"> </w:t>
+      </w:r>
+      <w:r>
+        <w:rPr>
+          <w:b/>
+        </w:rPr>
+        <w:t xml:space="preserve">without re-scanning</w:t>
+      </w:r>
+      <w:r>
+        <w:t xml:space="preserve">, and</w:t>
+      </w:r>
+      <w:r>
+        <w:t xml:space="preserve"> </w:t>
+      </w:r>
+      <w:r>
+        <w:rPr>
+          <w:rStyle w:val="VerbatimChar"/>
+        </w:rPr>
+        <w:t xml:space="preserve">buildCachedEvidenceOverlays</w:t>
+      </w:r>
+      <w:r>
+        <w:t xml:space="preserve"> </w:t>
+      </w:r>
+      <w:r>
+        <w:t xml:space="preserve">paints overlays from cache</w:t>
+      </w:r>
+      <w:r>
+        <w:t xml:space="preserve"> </w:t>
+      </w:r>
+      <w:r>
+        <w:rPr>
+          <w:b/>
+        </w:rPr>
+        <w:t xml:space="preserve">before</w:t>
+      </w:r>
+      <w:r>
+        <w:t xml:space="preserve"> </w:t>
+      </w:r>
+      <w:r>
+        <w:t xml:space="preserve">the headless scan even finishes — so a paper anyone has reviewed opens with overlays already in place.</w:t>
       </w:r>
     </w:p>
     <w:p>
       <w:pPr>
         <w:pStyle w:val="Heading3"/>
       </w:pPr>
-      <w:bookmarkStart w:id="85" w:name="X7285515ba31d13f458d335b756d346683d49380"/>
-      <w:r>
-        <w:t xml:space="preserve">Hard problem 6 — verbatim quote matching through PDF spacing noise (</w:t>
-      </w:r>
-      <w:r>
-        <w:rPr>
-          <w:rStyle w:val="VerbatimChar"/>
-        </w:rPr>
-        <w:t xml:space="preserve">normalizeSearchText</w:t>
-      </w:r>
-      <w:r>
-        <w:t xml:space="preserve">)</w:t>
-      </w:r>
-      <w:bookmarkEnd w:id="85"/>
-    </w:p>
-    <w:p>
-      <w:pPr>
-        <w:pStyle w:val="FirstParagraph"/>
-      </w:pPr>
-      <w:r>
-        <w:t xml:space="preserve">The AI's</w:t>
-      </w:r>
-      <w:r>
-        <w:t xml:space="preserve"> </w:t>
-      </w:r>
-      <w:r>
-        <w:rPr>
-          <w:rStyle w:val="VerbatimChar"/>
-        </w:rPr>
-        <w:t xml:space="preserve">source_quote</w:t>
-      </w:r>
-      <w:r>
-        <w:t xml:space="preserve"> </w:t>
-      </w:r>
-      <w:r>
-        <w:t xml:space="preserve">must be matched against PDF text that often lacks spaces ("10.80g/100 g"). The normalizer inserts whitespace at</w:t>
-      </w:r>
-      <w:r>
-        <w:t xml:space="preserve"> </w:t>
-      </w:r>
-      <w:r>
-        <w:rPr>
-          <w:b/>
-        </w:rPr>
-        <w:t xml:space="preserve">digit↔letter boundaries</w:t>
-      </w:r>
-      <w:r>
-        <w:t xml:space="preserve"> </w:t>
-      </w:r>
-      <w:r>
-        <w:t xml:space="preserve">(Unicode-aware</w:t>
-      </w:r>
-      <w:r>
-        <w:t xml:space="preserve"> </w:t>
-      </w:r>
-      <w:r>
-        <w:rPr>
-          <w:rStyle w:val="VerbatimChar"/>
-        </w:rPr>
-        <w:t xml:space="preserve">\p{L}</w:t>
-      </w:r>
-      <w:r>
-        <w:t xml:space="preserve">/</w:t>
-      </w:r>
-      <w:r>
-        <w:rPr>
-          <w:rStyle w:val="VerbatimChar"/>
-        </w:rPr>
-        <w:t xml:space="preserve">\p{N}</w:t>
-      </w:r>
-      <w:r>
-        <w:t xml:space="preserve">) on</w:t>
-      </w:r>
-      <w:r>
-        <w:t xml:space="preserve"> </w:t>
-      </w:r>
-      <w:r>
-        <w:rPr>
-          <w:i/>
-        </w:rPr>
-        <w:t xml:space="preserve">both</w:t>
-      </w:r>
-      <w:r>
-        <w:t xml:space="preserve"> </w:t>
-      </w:r>
-      <w:r>
-        <w:t xml:space="preserve">the quote and the page text, so they align regardless of the PDF's spacing quirks, then strips punctuation to single spaces.</w:t>
-      </w:r>
-    </w:p>
-    <w:p>
-      <w:pPr>
-        <w:pStyle w:val="Heading3"/>
-      </w:pPr>
-      <w:bookmarkStart w:id="86" w:name="X6a3b4cea090dd8932a33f2805b5960cdbeba177"/>
-      <w:r>
-        <w:t xml:space="preserve">Hard problem 7 — stable overlays + no duplicate chips</w:t>
-      </w:r>
-      <w:bookmarkEnd w:id="86"/>
+      <w:bookmarkStart w:id="91" w:name="trade-offs-4"/>
+      <w:r>
+        <w:t xml:space="preserve">Trade-offs</w:t>
+      </w:r>
+      <w:bookmarkEnd w:id="91"/>
     </w:p>
     <w:p>
       <w:pPr>
@@ -14534,46 +15721,13 @@
         <w:rPr>
           <w:b/>
         </w:rPr>
-        <w:t xml:space="preserve">Anti-flicker:</w:t>
-      </w:r>
-      <w:r>
-        <w:t xml:space="preserve"> </w:t>
-      </w:r>
-      <w:r>
-        <w:rPr>
-          <w:rStyle w:val="VerbatimChar"/>
-        </w:rPr>
-        <w:t xml:space="preserve">buildStableRegionKey</w:t>
-      </w:r>
-      <w:r>
-        <w:t xml:space="preserve"> </w:t>
-      </w:r>
-      <w:r>
-        <w:t xml:space="preserve">keys a region by a stable</w:t>
-      </w:r>
-      <w:r>
-        <w:t xml:space="preserve"> </w:t>
-      </w:r>
-      <w:r>
-        <w:rPr>
-          <w:rStyle w:val="VerbatimChar"/>
-        </w:rPr>
-        <w:t xml:space="preserve">regionId</w:t>
-      </w:r>
-      <w:r>
-        <w:t xml:space="preserve"> </w:t>
-      </w:r>
-      <w:r>
-        <w:t xml:space="preserve">when available, else by rounded bounds (</w:t>
-      </w:r>
-      <w:r>
-        <w:rPr>
-          <w:rStyle w:val="VerbatimChar"/>
-        </w:rPr>
-        <w:t xml:space="preserve">buildRegionBoundsKey</w:t>
-      </w:r>
-      <w:r>
-        <w:t xml:space="preserve">, 0.1pt precision) — so an overlay doesn't get a new identity (and visibly jump) between re-renders.</w:t>
+        <w:t xml:space="preserve">Precision over recall:</w:t>
+      </w:r>
+      <w:r>
+        <w:t xml:space="preserve"> </w:t>
+      </w:r>
+      <w:r>
+        <w:t xml:space="preserve">suppress highlighting rather than guess (a nutrient word in prose never becomes a stray click target); multi-item-fused table cells are a known follow-up.</w:t>
       </w:r>
     </w:p>
     <w:p>
@@ -14588,231 +15742,573 @@
         <w:rPr>
           <w:b/>
         </w:rPr>
-        <w:t xml:space="preserve">De-duplication:</w:t>
-      </w:r>
-      <w:r>
-        <w:t xml:space="preserve"> </w:t>
-      </w:r>
-      <w:r>
-        <w:rPr>
-          <w:rStyle w:val="VerbatimChar"/>
-        </w:rPr>
-        <w:t xml:space="preserve">unifyOverlappingParagraphMatches</w:t>
-      </w:r>
-      <w:r>
-        <w:t xml:space="preserve"> </w:t>
-      </w:r>
-      <w:r>
-        <w:t xml:space="preserve">runs</w:t>
-      </w:r>
-      <w:r>
-        <w:t xml:space="preserve"> </w:t>
-      </w:r>
-      <w:r>
-        <w:rPr>
-          <w:b/>
-        </w:rPr>
-        <w:t xml:space="preserve">union-find</w:t>
-      </w:r>
-      <w:r>
-        <w:t xml:space="preserve"> </w:t>
-      </w:r>
-      <w:r>
-        <w:t xml:space="preserve">over a page's paragraph matches — any two with significant horizontal overlap and a small vertical gap collapse to one</w:t>
-      </w:r>
-      <w:r>
-        <w:t xml:space="preserve"> </w:t>
-      </w:r>
-      <w:r>
-        <w:rPr>
-          <w:rStyle w:val="VerbatimChar"/>
-        </w:rPr>
-        <w:t xml:space="preserve">regionKey</w:t>
-      </w:r>
-      <w:r>
-        <w:t xml:space="preserve"> </w:t>
-      </w:r>
-      <w:r>
-        <w:t xml:space="preserve">and a unioned bounds, so three AI quotes that land in the same paragraph render as</w:t>
-      </w:r>
-      <w:r>
-        <w:t xml:space="preserve"> </w:t>
-      </w:r>
-      <w:r>
-        <w:rPr>
-          <w:b/>
-        </w:rPr>
-        <w:t xml:space="preserve">one</w:t>
-      </w:r>
-      <w:r>
-        <w:t xml:space="preserve"> </w:t>
-      </w:r>
-      <w:r>
-        <w:t xml:space="preserve">overlay and</w:t>
-      </w:r>
-      <w:r>
-        <w:t xml:space="preserve"> </w:t>
-      </w:r>
-      <w:r>
-        <w:rPr>
-          <w:b/>
-        </w:rPr>
-        <w:t xml:space="preserve">one</w:t>
-      </w:r>
-      <w:r>
-        <w:t xml:space="preserve"> </w:t>
-      </w:r>
-      <w:r>
-        <w:t xml:space="preserve">sidebar chip instead of three.</w:t>
+        <w:t xml:space="preserve">All geometry client-side:</w:t>
+      </w:r>
+      <w:r>
+        <w:t xml:space="preserve"> </w:t>
+      </w:r>
+      <w:r>
+        <w:t xml:space="preserve">~2,300 lines of layout analysis run in the browser — no server round-trip, works on any open-access PDF.</w:t>
+      </w:r>
+    </w:p>
+    <w:p>
+      <w:pPr>
+        <w:numPr>
+          <w:ilvl w:val="0"/>
+          <w:numId w:val="1032"/>
+        </w:numPr>
+        <w:pStyle w:val="Compact"/>
+      </w:pPr>
+      <w:r>
+        <w:rPr>
+          <w:b/>
+        </w:rPr>
+        <w:t xml:space="preserve">Heuristic, but adaptive:</w:t>
+      </w:r>
+      <w:r>
+        <w:t xml:space="preserve"> </w:t>
+      </w:r>
+      <w:r>
+        <w:t xml:space="preserve">thresholds are tuned against real journal PDFs across 27 commits, clamped and median-derived rather than fixed.</w:t>
+      </w:r>
+    </w:p>
+    <w:p>
+      <w:pPr>
+        <w:pStyle w:val="Heading2"/>
+      </w:pPr>
+      <w:bookmarkStart w:id="92" w:name="Xfd795d1914a2ae8262988a4a2e9757bab8fc72d"/>
+      <w:r>
+        <w:t xml:space="preserve">Annotator app — orchestration, autocomplete, workflow, cockpit</w:t>
+      </w:r>
+      <w:r>
+        <w:t xml:space="preserve"> </w:t>
+      </w:r>
+      <w:r>
+        <w:rPr>
+          <w:i/>
+        </w:rPr>
+        <w:t xml:space="preserve">(Ayşegül / frontend)</w:t>
+      </w:r>
+      <w:bookmarkEnd w:id="92"/>
+    </w:p>
+    <w:p>
+      <w:pPr>
+        <w:pStyle w:val="FirstParagraph"/>
+      </w:pPr>
+      <w:r>
+        <w:rPr>
+          <w:b/>
+        </w:rPr>
+        <w:t xml:space="preserve">Files read in full for this section:</w:t>
+      </w:r>
+      <w:r>
+        <w:t xml:space="preserve"> </w:t>
+      </w:r>
+      <w:r>
+        <w:rPr>
+          <w:rStyle w:val="VerbatimChar"/>
+        </w:rPr>
+        <w:t xml:space="preserve">pages/Annotate.jsx</w:t>
+      </w:r>
+      <w:r>
+        <w:t xml:space="preserve"> </w:t>
+      </w:r>
+      <w:r>
+        <w:t xml:space="preserve">(1,163),</w:t>
+      </w:r>
+      <w:r>
+        <w:t xml:space="preserve"> </w:t>
+      </w:r>
+      <w:r>
+        <w:rPr>
+          <w:rStyle w:val="VerbatimChar"/>
+        </w:rPr>
+        <w:t xml:space="preserve">utils/annotateHelpers.js</w:t>
+      </w:r>
+      <w:r>
+        <w:t xml:space="preserve"> </w:t>
+      </w:r>
+      <w:r>
+        <w:t xml:space="preserve">(574),</w:t>
+      </w:r>
+      <w:r>
+        <w:t xml:space="preserve"> </w:t>
+      </w:r>
+      <w:r>
+        <w:rPr>
+          <w:rStyle w:val="VerbatimChar"/>
+        </w:rPr>
+        <w:t xml:space="preserve">components/FoodAutocomplete.jsx</w:t>
+      </w:r>
+      <w:r>
+        <w:t xml:space="preserve"> </w:t>
+      </w:r>
+      <w:r>
+        <w:t xml:space="preserve">(664),</w:t>
+      </w:r>
+      <w:r>
+        <w:t xml:space="preserve"> </w:t>
+      </w:r>
+      <w:r>
+        <w:rPr>
+          <w:rStyle w:val="VerbatimChar"/>
+        </w:rPr>
+        <w:t xml:space="preserve">components/NutrientAutocomplete.jsx</w:t>
+      </w:r>
+      <w:r>
+        <w:t xml:space="preserve"> </w:t>
+      </w:r>
+      <w:r>
+        <w:t xml:space="preserve">(334),</w:t>
+      </w:r>
+      <w:r>
+        <w:t xml:space="preserve"> </w:t>
+      </w:r>
+      <w:r>
+        <w:rPr>
+          <w:rStyle w:val="VerbatimChar"/>
+        </w:rPr>
+        <w:t xml:space="preserve">components/NutrientPopover.jsx</w:t>
+      </w:r>
+      <w:r>
+        <w:t xml:space="preserve"> </w:t>
+      </w:r>
+      <w:r>
+        <w:t xml:space="preserve">(128),</w:t>
+      </w:r>
+      <w:r>
+        <w:t xml:space="preserve"> </w:t>
+      </w:r>
+      <w:r>
+        <w:rPr>
+          <w:rStyle w:val="VerbatimChar"/>
+        </w:rPr>
+        <w:t xml:space="preserve">components/FoodItemForm.jsx</w:t>
+      </w:r>
+      <w:r>
+        <w:t xml:space="preserve"> </w:t>
+      </w:r>
+      <w:r>
+        <w:t xml:space="preserve">(110),</w:t>
+      </w:r>
+      <w:r>
+        <w:t xml:space="preserve"> </w:t>
+      </w:r>
+      <w:r>
+        <w:rPr>
+          <w:rStyle w:val="VerbatimChar"/>
+        </w:rPr>
+        <w:t xml:space="preserve">components/AiDetailPanel.jsx</w:t>
+      </w:r>
+      <w:r>
+        <w:t xml:space="preserve"> </w:t>
+      </w:r>
+      <w:r>
+        <w:t xml:space="preserve">(118),</w:t>
+      </w:r>
+      <w:r>
+        <w:t xml:space="preserve"> </w:t>
+      </w:r>
+      <w:r>
+        <w:rPr>
+          <w:rStyle w:val="VerbatimChar"/>
+        </w:rPr>
+        <w:t xml:space="preserve">components/EvidenceStrip.jsx</w:t>
+      </w:r>
+      <w:r>
+        <w:t xml:space="preserve"> </w:t>
+      </w:r>
+      <w:r>
+        <w:t xml:space="preserve">(54),</w:t>
+      </w:r>
+      <w:r>
+        <w:t xml:space="preserve"> </w:t>
+      </w:r>
+      <w:r>
+        <w:rPr>
+          <w:rStyle w:val="VerbatimChar"/>
+        </w:rPr>
+        <w:t xml:space="preserve">views/{QueueView,ApprovalView,DashboardView,AllPapersView,PipelineOpsView}.jsx</w:t>
+      </w:r>
+      <w:r>
+        <w:t xml:space="preserve">,</w:t>
+      </w:r>
+      <w:r>
+        <w:t xml:space="preserve"> </w:t>
+      </w:r>
+      <w:r>
+        <w:rPr>
+          <w:rStyle w:val="VerbatimChar"/>
+        </w:rPr>
+        <w:t xml:space="preserve">utils/searchSessionLogger.js</w:t>
+      </w:r>
+      <w:r>
+        <w:t xml:space="preserve"> </w:t>
+      </w:r>
+      <w:r>
+        <w:t xml:space="preserve">(110),</w:t>
+      </w:r>
+      <w:r>
+        <w:t xml:space="preserve"> </w:t>
+      </w:r>
+      <w:r>
+        <w:rPr>
+          <w:rStyle w:val="VerbatimChar"/>
+        </w:rPr>
+        <w:t xml:space="preserve">hooks/useTheme.js</w:t>
+      </w:r>
+      <w:r>
+        <w:t xml:space="preserve"> </w:t>
+      </w:r>
+      <w:r>
+        <w:t xml:space="preserve">(75),</w:t>
+      </w:r>
+      <w:r>
+        <w:t xml:space="preserve"> </w:t>
+      </w:r>
+      <w:r>
+        <w:rPr>
+          <w:rStyle w:val="VerbatimChar"/>
+        </w:rPr>
+        <w:t xml:space="preserve">App.jsx</w:t>
+      </w:r>
+      <w:r>
+        <w:t xml:space="preserve">,</w:t>
+      </w:r>
+      <w:r>
+        <w:t xml:space="preserve"> </w:t>
+      </w:r>
+      <w:r>
+        <w:rPr>
+          <w:rStyle w:val="VerbatimChar"/>
+        </w:rPr>
+        <w:t xml:space="preserve">pages/Login.jsx</w:t>
+      </w:r>
+      <w:r>
+        <w:t xml:space="preserve">. ~4,300 lines.</w:t>
       </w:r>
     </w:p>
     <w:p>
       <w:pPr>
         <w:pStyle w:val="Heading3"/>
       </w:pPr>
-      <w:bookmarkStart w:id="87" w:name="X32673769679ca1916cca550b16ac67f926d4dc2"/>
-      <w:r>
-        <w:t xml:space="preserve">Table-scoped nutrient highlighting (</w:t>
-      </w:r>
-      <w:r>
-        <w:rPr>
-          <w:rStyle w:val="VerbatimChar"/>
-        </w:rPr>
-        <w:t xml:space="preserve">buildPageTableHighlightPlan</w:t>
-      </w:r>
-      <w:r>
-        <w:t xml:space="preserve">)</w:t>
-      </w:r>
-      <w:bookmarkEnd w:id="87"/>
+      <w:bookmarkStart w:id="93" w:name="appjsx--usetheme--shell-auth-theme"/>
+      <w:r>
+        <w:rPr>
+          <w:rStyle w:val="VerbatimChar"/>
+        </w:rPr>
+        <w:t xml:space="preserve">App.jsx</w:t>
+      </w:r>
+      <w:r>
+        <w:t xml:space="preserve"> </w:t>
+      </w:r>
+      <w:r>
+        <w:t xml:space="preserve">+</w:t>
+      </w:r>
+      <w:r>
+        <w:t xml:space="preserve"> </w:t>
+      </w:r>
+      <w:r>
+        <w:rPr>
+          <w:rStyle w:val="VerbatimChar"/>
+        </w:rPr>
+        <w:t xml:space="preserve">useTheme</w:t>
+      </w:r>
+      <w:r>
+        <w:t xml:space="preserve"> </w:t>
+      </w:r>
+      <w:r>
+        <w:t xml:space="preserve">— shell, auth, theme</w:t>
+      </w:r>
+      <w:bookmarkEnd w:id="93"/>
     </w:p>
     <w:p>
       <w:pPr>
         <w:pStyle w:val="FirstParagraph"/>
       </w:pPr>
       <w:r>
-        <w:t xml:space="preserve">The other consumer of the same geometry: it builds a</w:t>
-      </w:r>
-      <w:r>
-        <w:t xml:space="preserve"> </w:t>
-      </w:r>
-      <w:r>
-        <w:rPr>
-          <w:b/>
-        </w:rPr>
-        <w:t xml:space="preserve">page-local allowlist</w:t>
-      </w:r>
-      <w:r>
-        <w:t xml:space="preserve"> </w:t>
-      </w:r>
-      <w:r>
-        <w:t xml:space="preserve">of item indexes belonging to detected table body/header cells and caption lines, and only there does</w:t>
-      </w:r>
-      <w:r>
-        <w:t xml:space="preserve"> </w:t>
-      </w:r>
-      <w:r>
-        <w:rPr>
-          <w:rStyle w:val="VerbatimChar"/>
-        </w:rPr>
-        <w:t xml:space="preserve">renderTextItemWithNutrientHighlights</w:t>
-      </w:r>
-      <w:r>
-        <w:t xml:space="preserve"> </w:t>
-      </w:r>
-      <w:r>
-        <w:t xml:space="preserve">inject clickable nutrient marks (through react-pdf's</w:t>
-      </w:r>
-      <w:r>
-        <w:t xml:space="preserve"> </w:t>
-      </w:r>
-      <w:r>
-        <w:rPr>
-          <w:rStyle w:val="VerbatimChar"/>
-        </w:rPr>
-        <w:t xml:space="preserve">customTextRenderer</w:t>
-      </w:r>
-      <w:r>
-        <w:t xml:space="preserve">). If a page has no confident table anchor, highlighting is</w:t>
-      </w:r>
-      <w:r>
-        <w:t xml:space="preserve"> </w:t>
-      </w:r>
-      <w:r>
-        <w:rPr>
-          <w:b/>
-        </w:rPr>
-        <w:t xml:space="preserve">suppressed</w:t>
-      </w:r>
-      <w:r>
-        <w:t xml:space="preserve"> </w:t>
-      </w:r>
-      <w:r>
-        <w:t xml:space="preserve">rather than falling back to page-wide prose matching — precision over recall, so a nutrient word in a paragraph never becomes a stray click target.</w:t>
+        <w:rPr>
+          <w:rStyle w:val="VerbatimChar"/>
+        </w:rPr>
+        <w:t xml:space="preserve">App</w:t>
+      </w:r>
+      <w:r>
+        <w:t xml:space="preserve"> </w:t>
+      </w:r>
+      <w:r>
+        <w:t xml:space="preserve">checks the Supabase session, detects a</w:t>
+      </w:r>
+      <w:r>
+        <w:t xml:space="preserve"> </w:t>
+      </w:r>
+      <w:r>
+        <w:rPr>
+          <w:b/>
+        </w:rPr>
+        <w:t xml:space="preserve">recovery URL</w:t>
+      </w:r>
+      <w:r>
+        <w:t xml:space="preserve"> </w:t>
+      </w:r>
+      <w:r>
+        <w:t xml:space="preserve">(</w:t>
+      </w:r>
+      <w:r>
+        <w:rPr>
+          <w:rStyle w:val="VerbatimChar"/>
+        </w:rPr>
+        <w:t xml:space="preserve">type=recovery</w:t>
+      </w:r>
+      <w:r>
+        <w:t xml:space="preserve"> </w:t>
+      </w:r>
+      <w:r>
+        <w:t xml:space="preserve">in hash/query or</w:t>
+      </w:r>
+      <w:r>
+        <w:t xml:space="preserve"> </w:t>
+      </w:r>
+      <w:r>
+        <w:rPr>
+          <w:rStyle w:val="VerbatimChar"/>
+        </w:rPr>
+        <w:t xml:space="preserve">/reset</w:t>
+      </w:r>
+      <w:r>
+        <w:t xml:space="preserve"> </w:t>
+      </w:r>
+      <w:r>
+        <w:t xml:space="preserve">path, or a</w:t>
+      </w:r>
+      <w:r>
+        <w:t xml:space="preserve"> </w:t>
+      </w:r>
+      <w:r>
+        <w:rPr>
+          <w:rStyle w:val="VerbatimChar"/>
+        </w:rPr>
+        <w:t xml:space="preserve">PASSWORD_RECOVERY</w:t>
+      </w:r>
+      <w:r>
+        <w:t xml:space="preserve"> </w:t>
+      </w:r>
+      <w:r>
+        <w:t xml:space="preserve">auth event) and routes to</w:t>
+      </w:r>
+      <w:r>
+        <w:t xml:space="preserve"> </w:t>
+      </w:r>
+      <w:r>
+        <w:rPr>
+          <w:rStyle w:val="VerbatimChar"/>
+        </w:rPr>
+        <w:t xml:space="preserve">ResetPassword</w:t>
+      </w:r>
+      <w:r>
+        <w:t xml:space="preserve">, else</w:t>
+      </w:r>
+      <w:r>
+        <w:t xml:space="preserve"> </w:t>
+      </w:r>
+      <w:r>
+        <w:rPr>
+          <w:rStyle w:val="VerbatimChar"/>
+        </w:rPr>
+        <w:t xml:space="preserve">Login</w:t>
+      </w:r>
+      <w:r>
+        <w:t xml:space="preserve">, else</w:t>
+      </w:r>
+      <w:r>
+        <w:t xml:space="preserve"> </w:t>
+      </w:r>
+      <w:r>
+        <w:rPr>
+          <w:rStyle w:val="VerbatimChar"/>
+        </w:rPr>
+        <w:t xml:space="preserve">Annotate</w:t>
+      </w:r>
+      <w:r>
+        <w:t xml:space="preserve">.</w:t>
+      </w:r>
+      <w:r>
+        <w:t xml:space="preserve"> </w:t>
+      </w:r>
+      <w:r>
+        <w:rPr>
+          <w:rStyle w:val="VerbatimChar"/>
+        </w:rPr>
+        <w:t xml:space="preserve">useTheme</w:t>
+      </w:r>
+      <w:r>
+        <w:t xml:space="preserve"> </w:t>
+      </w:r>
+      <w:r>
+        <w:t xml:space="preserve">resolves</w:t>
+      </w:r>
+      <w:r>
+        <w:t xml:space="preserve"> </w:t>
+      </w:r>
+      <w:r>
+        <w:rPr>
+          <w:rStyle w:val="VerbatimChar"/>
+        </w:rPr>
+        <w:t xml:space="preserve">override || systemTheme</w:t>
+      </w:r>
+      <w:r>
+        <w:t xml:space="preserve">, listens to</w:t>
+      </w:r>
+      <w:r>
+        <w:t xml:space="preserve"> </w:t>
+      </w:r>
+      <w:r>
+        <w:rPr>
+          <w:rStyle w:val="VerbatimChar"/>
+        </w:rPr>
+        <w:t xml:space="preserve">prefers-color-scheme</w:t>
+      </w:r>
+      <w:r>
+        <w:t xml:space="preserve"> </w:t>
+      </w:r>
+      <w:r>
+        <w:t xml:space="preserve">via</w:t>
+      </w:r>
+      <w:r>
+        <w:t xml:space="preserve"> </w:t>
+      </w:r>
+      <w:r>
+        <w:rPr>
+          <w:rStyle w:val="VerbatimChar"/>
+        </w:rPr>
+        <w:t xml:space="preserve">matchMedia</w:t>
+      </w:r>
+      <w:r>
+        <w:t xml:space="preserve">, writes</w:t>
+      </w:r>
+      <w:r>
+        <w:t xml:space="preserve"> </w:t>
+      </w:r>
+      <w:r>
+        <w:rPr>
+          <w:rStyle w:val="VerbatimChar"/>
+        </w:rPr>
+        <w:t xml:space="preserve">data-theme</w:t>
+      </w:r>
+      <w:r>
+        <w:t xml:space="preserve"> </w:t>
+      </w:r>
+      <w:r>
+        <w:t xml:space="preserve">in a</w:t>
+      </w:r>
+      <w:r>
+        <w:t xml:space="preserve"> </w:t>
+      </w:r>
+      <w:r>
+        <w:rPr>
+          <w:rStyle w:val="VerbatimChar"/>
+        </w:rPr>
+        <w:t xml:space="preserve">useLayoutEffect</w:t>
+      </w:r>
+      <w:r>
+        <w:t xml:space="preserve"> </w:t>
+      </w:r>
+      <w:r>
+        <w:t xml:space="preserve">(no flash), and persists the override in</w:t>
+      </w:r>
+      <w:r>
+        <w:t xml:space="preserve"> </w:t>
+      </w:r>
+      <w:r>
+        <w:rPr>
+          <w:rStyle w:val="VerbatimChar"/>
+          <w:b/>
+        </w:rPr>
+        <w:t xml:space="preserve">sessionStorage</w:t>
+      </w:r>
+      <w:r>
+        <w:rPr>
+          <w:b/>
+        </w:rPr>
+        <w:t xml:space="preserve"> </w:t>
+      </w:r>
+      <w:r>
+        <w:rPr>
+          <w:b/>
+        </w:rPr>
+        <w:t xml:space="preserve">only when it differs from the system theme</w:t>
+      </w:r>
+      <w:r>
+        <w:t xml:space="preserve"> </w:t>
+      </w:r>
+      <w:r>
+        <w:t xml:space="preserve">— clearing it otherwise, so the app follows the OS by default and the override is per-session.</w:t>
+      </w:r>
+      <w:r>
+        <w:t xml:space="preserve"> </w:t>
+      </w:r>
+      <w:r>
+        <w:rPr>
+          <w:rStyle w:val="VerbatimChar"/>
+        </w:rPr>
+        <w:t xml:space="preserve">Login</w:t>
+      </w:r>
+      <w:r>
+        <w:t xml:space="preserve"> </w:t>
+      </w:r>
+      <w:r>
+        <w:t xml:space="preserve">does email/password,</w:t>
+      </w:r>
+      <w:r>
+        <w:t xml:space="preserve"> </w:t>
+      </w:r>
+      <w:r>
+        <w:rPr>
+          <w:b/>
+        </w:rPr>
+        <w:t xml:space="preserve">Google OAuth</w:t>
+      </w:r>
+      <w:r>
+        <w:t xml:space="preserve">, and</w:t>
+      </w:r>
+      <w:r>
+        <w:t xml:space="preserve"> </w:t>
+      </w:r>
+      <w:r>
+        <w:rPr>
+          <w:rStyle w:val="VerbatimChar"/>
+        </w:rPr>
+        <w:t xml:space="preserve">resetPasswordForEmail</w:t>
+      </w:r>
+      <w:r>
+        <w:t xml:space="preserve">.</w:t>
       </w:r>
     </w:p>
     <w:p>
       <w:pPr>
         <w:pStyle w:val="Heading3"/>
       </w:pPr>
-      <w:bookmarkStart w:id="88" w:name="pdfviewerjsx-939-lines"/>
-      <w:r>
-        <w:rPr>
-          <w:rStyle w:val="VerbatimChar"/>
-        </w:rPr>
-        <w:t xml:space="preserve">PdfViewer.jsx</w:t>
-      </w:r>
-      <w:r>
-        <w:t xml:space="preserve"> </w:t>
-      </w:r>
-      <w:r>
-        <w:t xml:space="preserve">(939 lines)</w:t>
-      </w:r>
-      <w:bookmarkEnd w:id="88"/>
+      <w:bookmarkStart w:id="94" w:name="annotatejsx-1163--the-orchestrator"/>
+      <w:r>
+        <w:rPr>
+          <w:rStyle w:val="VerbatimChar"/>
+        </w:rPr>
+        <w:t xml:space="preserve">Annotate.jsx</w:t>
+      </w:r>
+      <w:r>
+        <w:t xml:space="preserve"> </w:t>
+      </w:r>
+      <w:r>
+        <w:t xml:space="preserve">(1,163) — the orchestrator</w:t>
+      </w:r>
+      <w:bookmarkEnd w:id="94"/>
     </w:p>
     <w:p>
       <w:pPr>
         <w:pStyle w:val="FirstParagraph"/>
       </w:pPr>
       <w:r>
-        <w:t xml:space="preserve">Owns react-pdf rendering, continuous scroll, zoom, the</w:t>
-      </w:r>
-      <w:r>
-        <w:t xml:space="preserve"> </w:t>
-      </w:r>
-      <w:r>
-        <w:rPr>
-          <w:b/>
-        </w:rPr>
-        <w:t xml:space="preserve">self-hosted PDF.js worker</w:t>
-      </w:r>
-      <w:r>
-        <w:t xml:space="preserve">, scaling the scanner's PDF-coordinate bounds onto the rendered page stage, painting every matched overlay (clicked or not), and the evidence-page-first behavior (render evidence pages first, auto-open/highlight the first one).</w:t>
-      </w:r>
-      <w:r>
-        <w:t xml:space="preserve"> </w:t>
-      </w:r>
-      <w:r>
-        <w:rPr>
-          <w:rStyle w:val="VerbatimChar"/>
-        </w:rPr>
-        <w:t xml:space="preserve">EvidenceLocations.js</w:t>
-      </w:r>
-      <w:r>
-        <w:t xml:space="preserve"> </w:t>
-      </w:r>
-      <w:r>
-        <w:t xml:space="preserve">(439) builds the deduplicated source list and coordinate utilities feeding the scanner.</w:t>
-      </w:r>
-    </w:p>
-    <w:p>
-      <w:pPr>
-        <w:pStyle w:val="Heading3"/>
-      </w:pPr>
-      <w:bookmarkStart w:id="89" w:name="trade-offs-4"/>
-      <w:r>
-        <w:t xml:space="preserve">Trade-offs</w:t>
-      </w:r>
-      <w:bookmarkEnd w:id="89"/>
+        <w:t xml:space="preserve">Owns ~30 state hooks, all data fetching, view routing, and every labeling action. Its design is shaped by the same free-tier egress limit as the backend:</w:t>
+      </w:r>
     </w:p>
     <w:p>
       <w:pPr>
@@ -14826,13 +16322,25 @@
         <w:rPr>
           <w:b/>
         </w:rPr>
-        <w:t xml:space="preserve">Precision over recall:</w:t>
-      </w:r>
-      <w:r>
-        <w:t xml:space="preserve"> </w:t>
-      </w:r>
-      <w:r>
-        <w:t xml:space="preserve">suppress rather than guess; multi-item-fused table cells are a known follow-up.</w:t>
+        <w:t xml:space="preserve">Parallel boot, no waterfall:</w:t>
+      </w:r>
+      <w:r>
+        <w:t xml:space="preserve"> </w:t>
+      </w:r>
+      <w:r>
+        <w:t xml:space="preserve">the queue loads on mount in parallel with the reviewer-profile sync (</w:t>
+      </w:r>
+      <w:r>
+        <w:rPr>
+          <w:rStyle w:val="VerbatimChar"/>
+        </w:rPr>
+        <w:t xml:space="preserve">sync_reviewer_profile</w:t>
+      </w:r>
+      <w:r>
+        <w:t xml:space="preserve"> </w:t>
+      </w:r>
+      <w:r>
+        <w:t xml:space="preserve">RPC) rather than after it; the shell paints immediately (no full-screen gate).</w:t>
       </w:r>
     </w:p>
     <w:p>
@@ -14847,13 +16355,61 @@
         <w:rPr>
           <w:b/>
         </w:rPr>
-        <w:t xml:space="preserve">All geometry client-side:</w:t>
-      </w:r>
-      <w:r>
-        <w:t xml:space="preserve"> </w:t>
-      </w:r>
-      <w:r>
-        <w:t xml:space="preserve">no server round-trip and works on any open-access PDF, at the cost of ~2,300 lines of layout code running in the browser.</w:t>
+        <w:t xml:space="preserve">One-RPC queue with a versioned fallback:</w:t>
+      </w:r>
+      <w:r>
+        <w:t xml:space="preserve"> </w:t>
+      </w:r>
+      <w:r>
+        <w:rPr>
+          <w:rStyle w:val="VerbatimChar"/>
+        </w:rPr>
+        <w:t xml:space="preserve">refreshQueue</w:t>
+      </w:r>
+      <w:r>
+        <w:t xml:space="preserve"> </w:t>
+      </w:r>
+      <w:r>
+        <w:t xml:space="preserve">calls</w:t>
+      </w:r>
+      <w:r>
+        <w:t xml:space="preserve"> </w:t>
+      </w:r>
+      <w:r>
+        <w:rPr>
+          <w:rStyle w:val="VerbatimChar"/>
+        </w:rPr>
+        <w:t xml:space="preserve">get_general_queue_cards</w:t>
+      </w:r>
+      <w:r>
+        <w:t xml:space="preserve"> </w:t>
+      </w:r>
+      <w:r>
+        <w:t xml:space="preserve">(lean cards + latest AI payload + this user's annotation status in one round-trip); if the RPC isn't deployed (</w:t>
+      </w:r>
+      <w:r>
+        <w:rPr>
+          <w:rStyle w:val="VerbatimChar"/>
+        </w:rPr>
+        <w:t xml:space="preserve">PGRST202</w:t>
+      </w:r>
+      <w:r>
+        <w:t xml:space="preserve">) it transparently falls back to</w:t>
+      </w:r>
+      <w:r>
+        <w:t xml:space="preserve"> </w:t>
+      </w:r>
+      <w:r>
+        <w:rPr>
+          <w:rStyle w:val="VerbatimChar"/>
+        </w:rPr>
+        <w:t xml:space="preserve">loadQueueItemsLegacy</w:t>
+      </w:r>
+      <w:r>
+        <w:t xml:space="preserve"> </w:t>
+      </w:r>
+      <w:r>
+        <w:t xml:space="preserve">(three queries: papers RPC + AI extractions + annotations).</w:t>
       </w:r>
     </w:p>
     <w:p>
@@ -14868,142 +16424,384 @@
         <w:rPr>
           <w:b/>
         </w:rPr>
-        <w:t xml:space="preserve">Heuristic thresholds:</w:t>
-      </w:r>
-      <w:r>
-        <w:t xml:space="preserve"> </w:t>
-      </w:r>
-      <w:r>
-        <w:t xml:space="preserve">adaptive and clamped, but still heuristics — tuned against real journal PDFs across 27 commits of refinement.</w:t>
-      </w:r>
-    </w:p>
-    <w:p>
-      <w:pPr>
-        <w:pStyle w:val="Heading2"/>
-      </w:pPr>
-      <w:bookmarkStart w:id="90" w:name="X3f06db0813db6e256719b2bcdc632daa5e72e93"/>
-      <w:r>
-        <w:t xml:space="preserve">Annotator app — workflow orchestration, autocomplete, cockpit</w:t>
-      </w:r>
-      <w:r>
-        <w:t xml:space="preserve"> </w:t>
-      </w:r>
-      <w:r>
-        <w:rPr>
-          <w:i/>
-        </w:rPr>
-        <w:t xml:space="preserve">(Ayşegül / frontend)</w:t>
-      </w:r>
-      <w:bookmarkEnd w:id="90"/>
+        <w:t xml:space="preserve">Lazy cockpit:</w:t>
+      </w:r>
+      <w:r>
+        <w:t xml:space="preserve"> </w:t>
+      </w:r>
+      <w:r>
+        <w:rPr>
+          <w:rStyle w:val="VerbatimChar"/>
+        </w:rPr>
+        <w:t xml:space="preserve">refreshCockpit</w:t>
+      </w:r>
+      <w:r>
+        <w:t xml:space="preserve"> </w:t>
+      </w:r>
+      <w:r>
+        <w:t xml:space="preserve">(10 parallel queries) runs</w:t>
+      </w:r>
+      <w:r>
+        <w:t xml:space="preserve"> </w:t>
+      </w:r>
+      <w:r>
+        <w:rPr>
+          <w:b/>
+        </w:rPr>
+        <w:t xml:space="preserve">only on first visit to a cockpit tab</w:t>
+      </w:r>
+      <w:r>
+        <w:t xml:space="preserve"> </w:t>
+      </w:r>
+      <w:r>
+        <w:t xml:space="preserve">(</w:t>
+      </w:r>
+      <w:r>
+        <w:rPr>
+          <w:rStyle w:val="VerbatimChar"/>
+        </w:rPr>
+        <w:t xml:space="preserve">COCKPIT_DATA_VIEWS</w:t>
+      </w:r>
+      <w:r>
+        <w:t xml:space="preserve">), not on login, so cockpit accounts still get a fast Queue.</w:t>
+      </w:r>
+    </w:p>
+    <w:p>
+      <w:pPr>
+        <w:numPr>
+          <w:ilvl w:val="0"/>
+          <w:numId w:val="1033"/>
+        </w:numPr>
+        <w:pStyle w:val="Compact"/>
+      </w:pPr>
+      <w:r>
+        <w:rPr>
+          <w:b/>
+        </w:rPr>
+        <w:t xml:space="preserve">Idle food-catalog load:</w:t>
+      </w:r>
+      <w:r>
+        <w:t xml:space="preserve"> </w:t>
+      </w:r>
+      <w:r>
+        <w:t xml:space="preserve">the full</w:t>
+      </w:r>
+      <w:r>
+        <w:t xml:space="preserve"> </w:t>
+      </w:r>
+      <w:r>
+        <w:rPr>
+          <w:rStyle w:val="VerbatimChar"/>
+        </w:rPr>
+        <w:t xml:space="preserve">entities</w:t>
+      </w:r>
+      <w:r>
+        <w:t xml:space="preserve"> </w:t>
+      </w:r>
+      <w:r>
+        <w:t xml:space="preserve">catalog is fetched</w:t>
+      </w:r>
+      <w:r>
+        <w:t xml:space="preserve"> </w:t>
+      </w:r>
+      <w:r>
+        <w:rPr>
+          <w:b/>
+        </w:rPr>
+        <w:t xml:space="preserve">paginated (1,000-row batches) during</w:t>
+      </w:r>
+      <w:r>
+        <w:rPr>
+          <w:b/>
+        </w:rPr>
+        <w:t xml:space="preserve"> </w:t>
+      </w:r>
+      <w:r>
+        <w:rPr>
+          <w:rStyle w:val="VerbatimChar"/>
+          <w:b/>
+        </w:rPr>
+        <w:t xml:space="preserve">requestIdleCallback</w:t>
+      </w:r>
+      <w:r>
+        <w:t xml:space="preserve">, so the heavy autocomplete data never blocks first paint.</w:t>
+      </w:r>
+    </w:p>
+    <w:p>
+      <w:pPr>
+        <w:numPr>
+          <w:ilvl w:val="0"/>
+          <w:numId w:val="1033"/>
+        </w:numPr>
+        <w:pStyle w:val="Compact"/>
+      </w:pPr>
+      <w:r>
+        <w:rPr>
+          <w:b/>
+        </w:rPr>
+        <w:t xml:space="preserve">AI-prefill without overwrite (</w:t>
+      </w:r>
+      <w:r>
+        <w:rPr>
+          <w:rStyle w:val="VerbatimChar"/>
+          <w:b/>
+        </w:rPr>
+        <w:t xml:space="preserve">loadAnnotation</w:t>
+      </w:r>
+      <w:r>
+        <w:rPr>
+          <w:b/>
+        </w:rPr>
+        <w:t xml:space="preserve">):</w:t>
+      </w:r>
+      <w:r>
+        <w:t xml:space="preserve"> </w:t>
+      </w:r>
+      <w:r>
+        <w:t xml:space="preserve">a queue paper with no saved draft opens with its latest</w:t>
+      </w:r>
+      <w:r>
+        <w:t xml:space="preserve"> </w:t>
+      </w:r>
+      <w:r>
+        <w:rPr>
+          <w:rStyle w:val="VerbatimChar"/>
+        </w:rPr>
+        <w:t xml:space="preserve">normalized_payload_json</w:t>
+      </w:r>
+      <w:r>
+        <w:t xml:space="preserve"> </w:t>
+      </w:r>
+      <w:r>
+        <w:t xml:space="preserve">converted to editable rows via</w:t>
+      </w:r>
+      <w:r>
+        <w:t xml:space="preserve"> </w:t>
+      </w:r>
+      <w:r>
+        <w:rPr>
+          <w:rStyle w:val="VerbatimChar"/>
+        </w:rPr>
+        <w:t xml:space="preserve">buildFoodItemsFromPayload</w:t>
+      </w:r>
+      <w:r>
+        <w:t xml:space="preserve">, recording the source extraction id in</w:t>
+      </w:r>
+      <w:r>
+        <w:t xml:space="preserve"> </w:t>
+      </w:r>
+      <w:r>
+        <w:rPr>
+          <w:rStyle w:val="VerbatimChar"/>
+        </w:rPr>
+        <w:t xml:space="preserve">aiPrefillSources</w:t>
+      </w:r>
+      <w:r>
+        <w:t xml:space="preserve">; an existing draft/submission is loaded from the DB instead and</w:t>
+      </w:r>
+      <w:r>
+        <w:t xml:space="preserve"> </w:t>
+      </w:r>
+      <w:r>
+        <w:rPr>
+          <w:b/>
+        </w:rPr>
+        <w:t xml:space="preserve">never overwritten</w:t>
+      </w:r>
+      <w:r>
+        <w:t xml:space="preserve">.</w:t>
+      </w:r>
+    </w:p>
+    <w:p>
+      <w:pPr>
+        <w:numPr>
+          <w:ilvl w:val="0"/>
+          <w:numId w:val="1033"/>
+        </w:numPr>
+        <w:pStyle w:val="Compact"/>
+      </w:pPr>
+      <w:r>
+        <w:rPr>
+          <w:b/>
+        </w:rPr>
+        <w:t xml:space="preserve">Submit + approve paths:</w:t>
+      </w:r>
+      <w:r>
+        <w:t xml:space="preserve"> </w:t>
+      </w:r>
+      <w:r>
+        <w:rPr>
+          <w:rStyle w:val="VerbatimChar"/>
+        </w:rPr>
+        <w:t xml:space="preserve">saveAnnotation</w:t>
+      </w:r>
+      <w:r>
+        <w:t xml:space="preserve"> </w:t>
+      </w:r>
+      <w:r>
+        <w:t xml:space="preserve">validates (≥ 1 food item; ≥ 1 nutrient row for a final submit), writes annotation + food/nutrient rows (</w:t>
+      </w:r>
+      <w:r>
+        <w:rPr>
+          <w:rStyle w:val="VerbatimChar"/>
+        </w:rPr>
+        <w:t xml:space="preserve">saveAnnotationRows</w:t>
+      </w:r>
+      <w:r>
+        <w:t xml:space="preserve">: upsert annotation, delete-then-insert children), logs a</w:t>
+      </w:r>
+      <w:r>
+        <w:t xml:space="preserve"> </w:t>
+      </w:r>
+      <w:r>
+        <w:rPr>
+          <w:rStyle w:val="VerbatimChar"/>
+        </w:rPr>
+        <w:t xml:space="preserve">paper_label_events</w:t>
+      </w:r>
+      <w:r>
+        <w:t xml:space="preserve"> </w:t>
+      </w:r>
+      <w:r>
+        <w:t xml:space="preserve">row, and calls</w:t>
+      </w:r>
+      <w:r>
+        <w:t xml:space="preserve"> </w:t>
+      </w:r>
+      <w:r>
+        <w:rPr>
+          <w:rStyle w:val="VerbatimChar"/>
+        </w:rPr>
+        <w:t xml:space="preserve">submit_general_label</w:t>
+      </w:r>
+      <w:r>
+        <w:t xml:space="preserve">.</w:t>
+      </w:r>
+      <w:r>
+        <w:t xml:space="preserve"> </w:t>
+      </w:r>
+      <w:r>
+        <w:rPr>
+          <w:rStyle w:val="VerbatimChar"/>
+        </w:rPr>
+        <w:t xml:space="preserve">approveSelectedSubmission</w:t>
+      </w:r>
+      <w:r>
+        <w:t xml:space="preserve"> </w:t>
+      </w:r>
+      <w:r>
+        <w:t xml:space="preserve">(approvers only) writes the corrected rows and calls</w:t>
+      </w:r>
+      <w:r>
+        <w:t xml:space="preserve"> </w:t>
+      </w:r>
+      <w:r>
+        <w:rPr>
+          <w:rStyle w:val="VerbatimChar"/>
+        </w:rPr>
+        <w:t xml:space="preserve">approve_label_submission</w:t>
+      </w:r>
+      <w:r>
+        <w:t xml:space="preserve">. Every write is</w:t>
+      </w:r>
+      <w:r>
+        <w:t xml:space="preserve"> </w:t>
+      </w:r>
+      <w:r>
+        <w:rPr>
+          <w:b/>
+        </w:rPr>
+        <w:t xml:space="preserve">test-mode aware</w:t>
+      </w:r>
+      <w:r>
+        <w:t xml:space="preserve"> </w:t>
+      </w:r>
+      <w:r>
+        <w:t xml:space="preserve">— in test mode it appends to a local event log instead of touching Supabase.</w:t>
+      </w:r>
+    </w:p>
+    <w:p>
+      <w:pPr>
+        <w:numPr>
+          <w:ilvl w:val="0"/>
+          <w:numId w:val="1033"/>
+        </w:numPr>
+        <w:pStyle w:val="Compact"/>
+      </w:pPr>
+      <w:r>
+        <w:rPr>
+          <w:b/>
+        </w:rPr>
+        <w:t xml:space="preserve">Help + suggestions:</w:t>
+      </w:r>
+      <w:r>
+        <w:t xml:space="preserve"> </w:t>
+      </w:r>
+      <w:r>
+        <w:rPr>
+          <w:rStyle w:val="VerbatimChar"/>
+        </w:rPr>
+        <w:t xml:space="preserve">submitHelpRequest</w:t>
+      </w:r>
+      <w:r>
+        <w:t xml:space="preserve"> </w:t>
+      </w:r>
+      <w:r>
+        <w:t xml:space="preserve">builds a</w:t>
+      </w:r>
+      <w:r>
+        <w:t xml:space="preserve"> </w:t>
+      </w:r>
+      <w:r>
+        <w:rPr>
+          <w:rStyle w:val="VerbatimChar"/>
+        </w:rPr>
+        <w:t xml:space="preserve">buildGeneralHelpContext</w:t>
+      </w:r>
+      <w:r>
+        <w:t xml:space="preserve"> </w:t>
+      </w:r>
+      <w:r>
+        <w:t xml:space="preserve">record (paper + AI + reviewer + draft food items) into</w:t>
+      </w:r>
+      <w:r>
+        <w:t xml:space="preserve"> </w:t>
+      </w:r>
+      <w:r>
+        <w:rPr>
+          <w:rStyle w:val="VerbatimChar"/>
+        </w:rPr>
+        <w:t xml:space="preserve">backlog_review_items</w:t>
+      </w:r>
+      <w:r>
+        <w:t xml:space="preserve">.</w:t>
+      </w:r>
+    </w:p>
+    <w:p>
+      <w:pPr>
+        <w:pStyle w:val="Heading3"/>
+      </w:pPr>
+      <w:bookmarkStart w:id="95" w:name="annotatehelpersjs-574--the-shared-brain"/>
+      <w:r>
+        <w:rPr>
+          <w:rStyle w:val="VerbatimChar"/>
+        </w:rPr>
+        <w:t xml:space="preserve">annotateHelpers.js</w:t>
+      </w:r>
+      <w:r>
+        <w:t xml:space="preserve"> </w:t>
+      </w:r>
+      <w:r>
+        <w:t xml:space="preserve">(574) — the shared brain</w:t>
+      </w:r>
+      <w:bookmarkEnd w:id="95"/>
     </w:p>
     <w:p>
       <w:pPr>
         <w:pStyle w:val="FirstParagraph"/>
       </w:pPr>
       <w:r>
-        <w:rPr>
-          <w:b/>
-        </w:rPr>
-        <w:t xml:space="preserve">Files read for this section:</w:t>
-      </w:r>
-      <w:r>
-        <w:t xml:space="preserve"> </w:t>
-      </w:r>
-      <w:r>
-        <w:rPr>
-          <w:rStyle w:val="VerbatimChar"/>
-        </w:rPr>
-        <w:t xml:space="preserve">pages/Annotate.jsx</w:t>
-      </w:r>
-      <w:r>
-        <w:t xml:space="preserve"> </w:t>
-      </w:r>
-      <w:r>
-        <w:t xml:space="preserve">(1,163 lines),</w:t>
-      </w:r>
-      <w:r>
-        <w:t xml:space="preserve"> </w:t>
-      </w:r>
-      <w:r>
-        <w:rPr>
-          <w:rStyle w:val="VerbatimChar"/>
-        </w:rPr>
-        <w:t xml:space="preserve">utils/annotateHelpers.js</w:t>
-      </w:r>
-      <w:r>
-        <w:t xml:space="preserve"> </w:t>
-      </w:r>
-      <w:r>
-        <w:t xml:space="preserve">(574),</w:t>
-      </w:r>
-      <w:r>
-        <w:t xml:space="preserve"> </w:t>
-      </w:r>
-      <w:r>
-        <w:rPr>
-          <w:rStyle w:val="VerbatimChar"/>
-        </w:rPr>
-        <w:t xml:space="preserve">components/FoodAutocomplete.jsx</w:t>
-      </w:r>
-      <w:r>
-        <w:t xml:space="preserve"> </w:t>
-      </w:r>
-      <w:r>
-        <w:t xml:space="preserve">(664),</w:t>
-      </w:r>
-      <w:r>
-        <w:t xml:space="preserve"> </w:t>
-      </w:r>
-      <w:r>
-        <w:rPr>
-          <w:rStyle w:val="VerbatimChar"/>
-        </w:rPr>
-        <w:t xml:space="preserve">components/NutrientAutocomplete.jsx</w:t>
-      </w:r>
-      <w:r>
-        <w:t xml:space="preserve"> </w:t>
-      </w:r>
-      <w:r>
-        <w:t xml:space="preserve">(334), and the eight</w:t>
-      </w:r>
-      <w:r>
-        <w:t xml:space="preserve"> </w:t>
-      </w:r>
-      <w:r>
-        <w:rPr>
-          <w:rStyle w:val="VerbatimChar"/>
-        </w:rPr>
-        <w:t xml:space="preserve">src/views/*.jsx</w:t>
-      </w:r>
-      <w:r>
-        <w:t xml:space="preserve">.</w:t>
-      </w:r>
-    </w:p>
-    <w:p>
-      <w:pPr>
-        <w:pStyle w:val="Heading3"/>
-      </w:pPr>
-      <w:bookmarkStart w:id="91" w:name="annotatejsx--the-1163-line-orchestrator"/>
-      <w:r>
-        <w:rPr>
-          <w:rStyle w:val="VerbatimChar"/>
-        </w:rPr>
-        <w:t xml:space="preserve">Annotate.jsx</w:t>
-      </w:r>
-      <w:r>
-        <w:t xml:space="preserve"> </w:t>
-      </w:r>
-      <w:r>
-        <w:t xml:space="preserve">— the 1,163-line orchestrator</w:t>
-      </w:r>
-      <w:bookmarkEnd w:id="91"/>
-    </w:p>
-    <w:p>
-      <w:pPr>
-        <w:pStyle w:val="FirstParagraph"/>
-      </w:pPr>
-      <w:r>
-        <w:t xml:space="preserve">Owns all data fetching, the top bar, view routing, and the labeling actions. Its design reflects the free-tier egress constraint as much as the backend does:</w:t>
+        <w:t xml:space="preserve">Two pieces are substantial:</w:t>
       </w:r>
     </w:p>
     <w:p>
@@ -15018,16 +16816,19 @@
         <w:rPr>
           <w:b/>
         </w:rPr>
-        <w:t xml:space="preserve">Lazy cockpit loading:</w:t>
-      </w:r>
-      <w:r>
-        <w:t xml:space="preserve"> </w:t>
-      </w:r>
-      <w:r>
-        <w:rPr>
-          <w:rStyle w:val="VerbatimChar"/>
-        </w:rPr>
-        <w:t xml:space="preserve">refreshQueue</w:t>
+        <w:t xml:space="preserve">Payload normalization</w:t>
+      </w:r>
+      <w:r>
+        <w:t xml:space="preserve"> </w:t>
+      </w:r>
+      <w:r>
+        <w:t xml:space="preserve">(</w:t>
+      </w:r>
+      <w:r>
+        <w:rPr>
+          <w:rStyle w:val="VerbatimChar"/>
+        </w:rPr>
+        <w:t xml:space="preserve">normalizeFoodItem</w:t>
       </w:r>
       <w:r>
         <w:t xml:space="preserve">,</w:t>
@@ -15039,7 +16840,7 @@
         <w:rPr>
           <w:rStyle w:val="VerbatimChar"/>
         </w:rPr>
-        <w:t xml:space="preserve">refreshCockpit</w:t>
+        <w:t xml:space="preserve">buildFoodItemsFromPayload</w:t>
       </w:r>
       <w:r>
         <w:t xml:space="preserve">,</w:t>
@@ -15051,7 +16852,7 @@
         <w:rPr>
           <w:rStyle w:val="VerbatimChar"/>
         </w:rPr>
-        <w:t xml:space="preserve">refreshPipeline</w:t>
+        <w:t xml:space="preserve">isValidFoodItem</w:t>
       </w:r>
       <w:r>
         <w:t xml:space="preserve">,</w:t>
@@ -15063,37 +16864,52 @@
         <w:rPr>
           <w:rStyle w:val="VerbatimChar"/>
         </w:rPr>
-        <w:t xml:space="preserve">refreshMySuggestions</w:t>
-      </w:r>
-      <w:r>
-        <w:t xml:space="preserve"> </w:t>
-      </w:r>
-      <w:r>
-        <w:t xml:space="preserve">are separate</w:t>
-      </w:r>
-      <w:r>
-        <w:t xml:space="preserve"> </w:t>
-      </w:r>
-      <w:r>
-        <w:rPr>
-          <w:rStyle w:val="VerbatimChar"/>
-        </w:rPr>
-        <w:t xml:space="preserve">useCallback</w:t>
-      </w:r>
-      <w:r>
-        <w:t xml:space="preserve">s; the heavy cockpit/pipeline data is fetched</w:t>
-      </w:r>
-      <w:r>
-        <w:t xml:space="preserve"> </w:t>
-      </w:r>
-      <w:r>
-        <w:rPr>
-          <w:b/>
-        </w:rPr>
-        <w:t xml:space="preserve">only when that tab is opened</w:t>
-      </w:r>
-      <w:r>
-        <w:t xml:space="preserve">, not on load.</w:t>
+        <w:t xml:space="preserve">normalizeOptional*</w:t>
+      </w:r>
+      <w:r>
+        <w:t xml:space="preserve">) — the client-side mirror of the SQL</w:t>
+      </w:r>
+      <w:r>
+        <w:t xml:space="preserve"> </w:t>
+      </w:r>
+      <w:r>
+        <w:rPr>
+          <w:rStyle w:val="VerbatimChar"/>
+        </w:rPr>
+        <w:t xml:space="preserve">build_annotation_submission_payload</w:t>
+      </w:r>
+      <w:r>
+        <w:t xml:space="preserve"> </w:t>
+      </w:r>
+      <w:r>
+        <w:t xml:space="preserve">and the Python</w:t>
+      </w:r>
+      <w:r>
+        <w:t xml:space="preserve"> </w:t>
+      </w:r>
+      <w:r>
+        <w:rPr>
+          <w:rStyle w:val="VerbatimChar"/>
+        </w:rPr>
+        <w:t xml:space="preserve">normalize_ai_payload</w:t>
+      </w:r>
+      <w:r>
+        <w:t xml:space="preserve">. The</w:t>
+      </w:r>
+      <w:r>
+        <w:t xml:space="preserve"> </w:t>
+      </w:r>
+      <w:r>
+        <w:rPr>
+          <w:b/>
+        </w:rPr>
+        <w:t xml:space="preserve">same shape on all three sides</w:t>
+      </w:r>
+      <w:r>
+        <w:t xml:space="preserve"> </w:t>
+      </w:r>
+      <w:r>
+        <w:t xml:space="preserve">is what makes AI output, human drafts, and stored truth interchangeable and hash-comparable.</w:t>
       </w:r>
     </w:p>
     <w:p>
@@ -15108,143 +16924,148 @@
         <w:rPr>
           <w:b/>
         </w:rPr>
-        <w:t xml:space="preserve">One-RPC queue:</w:t>
-      </w:r>
-      <w:r>
-        <w:t xml:space="preserve"> </w:t>
-      </w:r>
-      <w:r>
-        <w:t xml:space="preserve">the queue loads through a single</w:t>
-      </w:r>
-      <w:r>
-        <w:t xml:space="preserve"> </w:t>
-      </w:r>
-      <w:r>
-        <w:rPr>
-          <w:rStyle w:val="VerbatimChar"/>
-        </w:rPr>
-        <w:t xml:space="preserve">get_general_queue_cards</w:t>
-      </w:r>
-      <w:r>
-        <w:t xml:space="preserve"> </w:t>
-      </w:r>
-      <w:r>
-        <w:t xml:space="preserve">call (lean card fields + the latest AI payload + this user's annotation status in one round-trip) instead of three separate fetches.</w:t>
-      </w:r>
-    </w:p>
-    <w:p>
-      <w:pPr>
-        <w:numPr>
-          <w:ilvl w:val="0"/>
-          <w:numId w:val="1034"/>
-        </w:numPr>
-        <w:pStyle w:val="Compact"/>
-      </w:pPr>
-      <w:r>
-        <w:rPr>
-          <w:b/>
-        </w:rPr>
-        <w:t xml:space="preserve">AI-prefill verification (</w:t>
-      </w:r>
-      <w:r>
-        <w:rPr>
-          <w:rStyle w:val="VerbatimChar"/>
-          <w:b/>
-        </w:rPr>
-        <w:t xml:space="preserve">loadAnnotation</w:t>
-      </w:r>
-      <w:r>
-        <w:rPr>
-          <w:b/>
-        </w:rPr>
-        <w:t xml:space="preserve">):</w:t>
-      </w:r>
-      <w:r>
-        <w:t xml:space="preserve"> </w:t>
-      </w:r>
-      <w:r>
-        <w:t xml:space="preserve">a queue paper with no saved draft is opened by loading its latest</w:t>
-      </w:r>
-      <w:r>
-        <w:t xml:space="preserve"> </w:t>
-      </w:r>
-      <w:r>
-        <w:rPr>
-          <w:rStyle w:val="VerbatimChar"/>
-        </w:rPr>
-        <w:t xml:space="preserve">normalized_payload_json</w:t>
-      </w:r>
-      <w:r>
-        <w:t xml:space="preserve"> </w:t>
-      </w:r>
-      <w:r>
-        <w:t xml:space="preserve">and converting it into</w:t>
-      </w:r>
-      <w:r>
-        <w:t xml:space="preserve"> </w:t>
-      </w:r>
-      <w:r>
-        <w:rPr>
-          <w:b/>
-        </w:rPr>
-        <w:t xml:space="preserve">editable food/nutrient rows</w:t>
-      </w:r>
-      <w:r>
-        <w:t xml:space="preserve"> </w:t>
-      </w:r>
-      <w:r>
-        <w:t xml:space="preserve">via</w:t>
-      </w:r>
-      <w:r>
-        <w:t xml:space="preserve"> </w:t>
-      </w:r>
-      <w:r>
-        <w:rPr>
-          <w:rStyle w:val="VerbatimChar"/>
-        </w:rPr>
-        <w:t xml:space="preserve">buildFoodItemsFromPayload</w:t>
-      </w:r>
-      <w:r>
-        <w:t xml:space="preserve">. The guard logic is the careful part — an existing draft or submission is</w:t>
-      </w:r>
-      <w:r>
-        <w:t xml:space="preserve"> </w:t>
-      </w:r>
-      <w:r>
-        <w:rPr>
-          <w:b/>
-        </w:rPr>
-        <w:t xml:space="preserve">never</w:t>
-      </w:r>
-      <w:r>
-        <w:t xml:space="preserve"> </w:t>
-      </w:r>
-      <w:r>
-        <w:t xml:space="preserve">overwritten, and the prefill is silent (no AI-reasoning, no banner), per the product rule.</w:t>
-      </w:r>
-    </w:p>
-    <w:p>
-      <w:pPr>
-        <w:numPr>
-          <w:ilvl w:val="0"/>
-          <w:numId w:val="1034"/>
-        </w:numPr>
-        <w:pStyle w:val="Compact"/>
-      </w:pPr>
-      <w:r>
-        <w:rPr>
-          <w:b/>
-        </w:rPr>
-        <w:t xml:space="preserve">Labeling actions:</w:t>
-      </w:r>
-      <w:r>
-        <w:t xml:space="preserve"> </w:t>
-      </w:r>
-      <w:r>
-        <w:rPr>
-          <w:rStyle w:val="VerbatimChar"/>
-        </w:rPr>
-        <w:t xml:space="preserve">saveAnnotationRows</w:t>
+        <w:t xml:space="preserve">The pipeline funnel</w:t>
+      </w:r>
+      <w:r>
+        <w:t xml:space="preserve"> </w:t>
+      </w:r>
+      <w:r>
+        <w:t xml:space="preserve">(</w:t>
+      </w:r>
+      <w:r>
+        <w:rPr>
+          <w:rStyle w:val="VerbatimChar"/>
+        </w:rPr>
+        <w:t xml:space="preserve">buildPipelineSteps</w:t>
+      </w:r>
+      <w:r>
+        <w:t xml:space="preserve">,</w:t>
+      </w:r>
+      <w:r>
+        <w:t xml:space="preserve"> </w:t>
+      </w:r>
+      <w:r>
+        <w:rPr>
+          <w:rStyle w:val="VerbatimChar"/>
+        </w:rPr>
+        <w:t xml:space="preserve">formatModelSpecification</w:t>
+      </w:r>
+      <w:r>
+        <w:t xml:space="preserve">,</w:t>
+      </w:r>
+      <w:r>
+        <w:t xml:space="preserve"> </w:t>
+      </w:r>
+      <w:r>
+        <w:rPr>
+          <w:rStyle w:val="VerbatimChar"/>
+        </w:rPr>
+        <w:t xml:space="preserve">getPipelineModelStageViews</w:t>
+      </w:r>
+      <w:r>
+        <w:t xml:space="preserve">) — builds the cockpit's 10-stage funnel (search → filter → upload → small/medium/strong start+kept → human) with</w:t>
+      </w:r>
+      <w:r>
+        <w:t xml:space="preserve"> </w:t>
+      </w:r>
+      <w:r>
+        <w:rPr>
+          <w:b/>
+        </w:rPr>
+        <w:t xml:space="preserve">role-stable labels</w:t>
+      </w:r>
+      <w:r>
+        <w:t xml:space="preserve"> </w:t>
+      </w:r>
+      <w:r>
+        <w:t xml:space="preserve">(</w:t>
+      </w:r>
+      <w:r>
+        <w:rPr>
+          <w:rStyle w:val="VerbatimChar"/>
+        </w:rPr>
+        <w:t xml:space="preserve">Small model (Gemma 31B)</w:t>
+      </w:r>
+      <w:r>
+        <w:t xml:space="preserve">), choosing batch counts over hit counts when available, and applying the</w:t>
+      </w:r>
+      <w:r>
+        <w:t xml:space="preserve"> </w:t>
+      </w:r>
+      <w:r>
+        <w:rPr>
+          <w:b/>
+        </w:rPr>
+        <w:t xml:space="preserve">legacy Medium-stage backfill</w:t>
+      </w:r>
+      <w:r>
+        <w:t xml:space="preserve"> </w:t>
+      </w:r>
+      <w:r>
+        <w:t xml:space="preserve">(</w:t>
+      </w:r>
+      <w:r>
+        <w:rPr>
+          <w:rStyle w:val="VerbatimChar"/>
+        </w:rPr>
+        <w:t xml:space="preserve">legacy_direct_strong_without_medium</w:t>
+      </w:r>
+      <w:r>
+        <w:t xml:space="preserve">) so historical Small→Strong papers don't make the middle stage start at zero.</w:t>
+      </w:r>
+      <w:r>
+        <w:t xml:space="preserve"> </w:t>
+      </w:r>
+      <w:r>
+        <w:rPr>
+          <w:rStyle w:val="VerbatimChar"/>
+        </w:rPr>
+        <w:t xml:space="preserve">formatModelSpecification</w:t>
+      </w:r>
+      <w:r>
+        <w:t xml:space="preserve"> </w:t>
+      </w:r>
+      <w:r>
+        <w:t xml:space="preserve">maps model ids to display names with regex fallbacks so a model swap changes only the spec in parentheses. Plus</w:t>
+      </w:r>
+      <w:r>
+        <w:t xml:space="preserve"> </w:t>
+      </w:r>
+      <w:r>
+        <w:rPr>
+          <w:rStyle w:val="VerbatimChar"/>
+        </w:rPr>
+        <w:t xml:space="preserve">getPublicPdfUrl</w:t>
+      </w:r>
+      <w:r>
+        <w:t xml:space="preserve"> </w:t>
+      </w:r>
+      <w:r>
+        <w:t xml:space="preserve">(routes every external PDF through the</w:t>
+      </w:r>
+      <w:r>
+        <w:t xml:space="preserve"> </w:t>
+      </w:r>
+      <w:r>
+        <w:rPr>
+          <w:rStyle w:val="VerbatimChar"/>
+        </w:rPr>
+        <w:t xml:space="preserve">/api/pdf</w:t>
+      </w:r>
+      <w:r>
+        <w:t xml:space="preserve"> </w:t>
+      </w:r>
+      <w:r>
+        <w:t xml:space="preserve">proxy for CORS + immutable cache),</w:t>
+      </w:r>
+      <w:r>
+        <w:t xml:space="preserve"> </w:t>
+      </w:r>
+      <w:r>
+        <w:rPr>
+          <w:rStyle w:val="VerbatimChar"/>
+        </w:rPr>
+        <w:t xml:space="preserve">getAiPrefillStats</w:t>
       </w:r>
       <w:r>
         <w:t xml:space="preserve">/</w:t>
@@ -15253,49 +17074,7 @@
         <w:rPr>
           <w:rStyle w:val="VerbatimChar"/>
         </w:rPr>
-        <w:t xml:space="preserve">saveAnnotation</w:t>
-      </w:r>
-      <w:r>
-        <w:t xml:space="preserve"> </w:t>
-      </w:r>
-      <w:r>
-        <w:t xml:space="preserve">(draft/submit/no-data),</w:t>
-      </w:r>
-      <w:r>
-        <w:t xml:space="preserve"> </w:t>
-      </w:r>
-      <w:r>
-        <w:rPr>
-          <w:rStyle w:val="VerbatimChar"/>
-        </w:rPr>
-        <w:t xml:space="preserve">submitHelpRequest</w:t>
-      </w:r>
-      <w:r>
-        <w:t xml:space="preserve"> </w:t>
-      </w:r>
-      <w:r>
-        <w:t xml:space="preserve">(builds a cockpit help item via</w:t>
-      </w:r>
-      <w:r>
-        <w:t xml:space="preserve"> </w:t>
-      </w:r>
-      <w:r>
-        <w:rPr>
-          <w:rStyle w:val="VerbatimChar"/>
-        </w:rPr>
-        <w:t xml:space="preserve">buildGeneralHelpContext</w:t>
-      </w:r>
-      <w:r>
-        <w:t xml:space="preserve">),</w:t>
-      </w:r>
-      <w:r>
-        <w:t xml:space="preserve"> </w:t>
-      </w:r>
-      <w:r>
-        <w:rPr>
-          <w:rStyle w:val="VerbatimChar"/>
-        </w:rPr>
-        <w:t xml:space="preserve">saveReviewerDraft</w:t>
+        <w:t xml:space="preserve">getNormalizationSummary</w:t>
       </w:r>
       <w:r>
         <w:t xml:space="preserve">,</w:t>
@@ -15307,67 +17086,97 @@
         <w:rPr>
           <w:rStyle w:val="VerbatimChar"/>
         </w:rPr>
-        <w:t xml:space="preserve">saveSuggestionReview</w:t>
-      </w:r>
-      <w:r>
-        <w:t xml:space="preserve">,</w:t>
-      </w:r>
-      <w:r>
-        <w:t xml:space="preserve"> </w:t>
-      </w:r>
-      <w:r>
-        <w:rPr>
-          <w:rStyle w:val="VerbatimChar"/>
-        </w:rPr>
-        <w:t xml:space="preserve">handlePdfNutrientAdd</w:t>
-      </w:r>
-      <w:r>
-        <w:t xml:space="preserve"> </w:t>
-      </w:r>
-      <w:r>
-        <w:t xml:space="preserve">(the bridge from a PDF click to a new nutrient row), and a</w:t>
-      </w:r>
-      <w:r>
-        <w:t xml:space="preserve"> </w:t>
-      </w:r>
-      <w:r>
-        <w:rPr>
-          <w:b/>
-        </w:rPr>
-        <w:t xml:space="preserve">test-mode toggle</w:t>
-      </w:r>
-      <w:r>
-        <w:t xml:space="preserve"> </w:t>
-      </w:r>
-      <w:r>
-        <w:t xml:space="preserve">that routes writes to local storage instead of the DB.</w:t>
+        <w:t xml:space="preserve">countCorrectionItems</w:t>
+      </w:r>
+      <w:r>
+        <w:t xml:space="preserve"> </w:t>
+      </w:r>
+      <w:r>
+        <w:t xml:space="preserve">(renders</w:t>
+      </w:r>
+      <w:r>
+        <w:t xml:space="preserve"> </w:t>
+      </w:r>
+      <w:r>
+        <w:rPr>
+          <w:rStyle w:val="VerbatimChar"/>
+        </w:rPr>
+        <w:t xml:space="preserve">correction_diff_json</w:t>
+      </w:r>
+      <w:r>
+        <w:t xml:space="preserve">), and the status/routing formatters.</w:t>
       </w:r>
     </w:p>
     <w:p>
       <w:pPr>
         <w:pStyle w:val="Heading3"/>
       </w:pPr>
-      <w:bookmarkStart w:id="92" w:name="X35f6f166cbb1f152dbf0ca711debfdd8b556096"/>
-      <w:r>
-        <w:rPr>
-          <w:rStyle w:val="VerbatimChar"/>
-        </w:rPr>
-        <w:t xml:space="preserve">annotateHelpers.js</w:t>
-      </w:r>
-      <w:r>
-        <w:t xml:space="preserve"> </w:t>
-      </w:r>
-      <w:r>
-        <w:t xml:space="preserve">— the frontend mirror of backend logic</w:t>
-      </w:r>
-      <w:bookmarkEnd w:id="92"/>
+      <w:bookmarkStart w:id="96" w:name="X7c5bdd336833d7f981c24684b8401ad720abd69"/>
+      <w:r>
+        <w:rPr>
+          <w:rStyle w:val="VerbatimChar"/>
+        </w:rPr>
+        <w:t xml:space="preserve">FoodAutocomplete</w:t>
+      </w:r>
+      <w:r>
+        <w:t xml:space="preserve"> </w:t>
+      </w:r>
+      <w:r>
+        <w:t xml:space="preserve">+</w:t>
+      </w:r>
+      <w:r>
+        <w:t xml:space="preserve"> </w:t>
+      </w:r>
+      <w:r>
+        <w:rPr>
+          <w:rStyle w:val="VerbatimChar"/>
+        </w:rPr>
+        <w:t xml:space="preserve">NutrientAutocomplete</w:t>
+      </w:r>
+      <w:r>
+        <w:t xml:space="preserve"> </w:t>
+      </w:r>
+      <w:r>
+        <w:t xml:space="preserve">— domain-tuned IR on top of Huan's fuzzy engine</w:t>
+      </w:r>
+      <w:bookmarkEnd w:id="96"/>
     </w:p>
     <w:p>
       <w:pPr>
         <w:pStyle w:val="FirstParagraph"/>
       </w:pPr>
       <w:r>
-        <w:t xml:space="preserve">574 lines of pure helpers extracted so the orchestrator stays thin. Two pieces matter most:</w:t>
+        <w:t xml:space="preserve">Both import Huan's</w:t>
+      </w:r>
+      <w:r>
+        <w:t xml:space="preserve"> </w:t>
+      </w:r>
+      <w:r>
+        <w:rPr>
+          <w:rStyle w:val="VerbatimChar"/>
+        </w:rPr>
+        <w:t xml:space="preserve">fuzzyMatch</w:t>
+      </w:r>
+      <w:r>
+        <w:t xml:space="preserve"> </w:t>
+      </w:r>
+      <w:r>
+        <w:t xml:space="preserve">(tokenizer, inflection, banded Levenshtein) and add a weighted scorer.</w:t>
+      </w:r>
+      <w:r>
+        <w:t xml:space="preserve"> </w:t>
+      </w:r>
+      <w:r>
+        <w:rPr>
+          <w:rStyle w:val="VerbatimChar"/>
+        </w:rPr>
+        <w:t xml:space="preserve">scoreFoodMatch</w:t>
+      </w:r>
+      <w:r>
+        <w:t xml:space="preserve"> </w:t>
+      </w:r>
+      <w:r>
+        <w:t xml:space="preserve">(664-line component) ranks over canonical name, an extracted base name, and aliases:</w:t>
       </w:r>
     </w:p>
     <w:p>
@@ -15379,88 +17188,7 @@
         <w:pStyle w:val="Compact"/>
       </w:pPr>
       <w:r>
-        <w:rPr>
-          <w:b/>
-        </w:rPr>
-        <w:t xml:space="preserve">Payload normalization</w:t>
-      </w:r>
-      <w:r>
-        <w:t xml:space="preserve"> </w:t>
-      </w:r>
-      <w:r>
-        <w:t xml:space="preserve">(</w:t>
-      </w:r>
-      <w:r>
-        <w:rPr>
-          <w:rStyle w:val="VerbatimChar"/>
-        </w:rPr>
-        <w:t xml:space="preserve">normalizeFoodItem</w:t>
-      </w:r>
-      <w:r>
-        <w:t xml:space="preserve">,</w:t>
-      </w:r>
-      <w:r>
-        <w:t xml:space="preserve"> </w:t>
-      </w:r>
-      <w:r>
-        <w:rPr>
-          <w:rStyle w:val="VerbatimChar"/>
-        </w:rPr>
-        <w:t xml:space="preserve">normalizeMetadata</w:t>
-      </w:r>
-      <w:r>
-        <w:t xml:space="preserve">,</w:t>
-      </w:r>
-      <w:r>
-        <w:t xml:space="preserve"> </w:t>
-      </w:r>
-      <w:r>
-        <w:rPr>
-          <w:rStyle w:val="VerbatimChar"/>
-        </w:rPr>
-        <w:t xml:space="preserve">normalizeOptionalNumber/Integer</w:t>
-      </w:r>
-      <w:r>
-        <w:t xml:space="preserve">,</w:t>
-      </w:r>
-      <w:r>
-        <w:t xml:space="preserve"> </w:t>
-      </w:r>
-      <w:r>
-        <w:rPr>
-          <w:rStyle w:val="VerbatimChar"/>
-        </w:rPr>
-        <w:t xml:space="preserve">buildFoodItemsFromPayload</w:t>
-      </w:r>
-      <w:r>
-        <w:t xml:space="preserve">,</w:t>
-      </w:r>
-      <w:r>
-        <w:t xml:space="preserve"> </w:t>
-      </w:r>
-      <w:r>
-        <w:rPr>
-          <w:rStyle w:val="VerbatimChar"/>
-        </w:rPr>
-        <w:t xml:space="preserve">isValidFoodItem</w:t>
-      </w:r>
-      <w:r>
-        <w:t xml:space="preserve">) — the client-side counterpart of the SQL</w:t>
-      </w:r>
-      <w:r>
-        <w:t xml:space="preserve"> </w:t>
-      </w:r>
-      <w:r>
-        <w:rPr>
-          <w:rStyle w:val="VerbatimChar"/>
-        </w:rPr>
-        <w:t xml:space="preserve">build_annotation_submission_payload</w:t>
-      </w:r>
-      <w:r>
-        <w:t xml:space="preserve"> </w:t>
-      </w:r>
-      <w:r>
-        <w:t xml:space="preserve">and the Python normalizer. The same shape on all three sides is what makes AI output, human drafts, and stored truth interchangeable.</w:t>
+        <w:t xml:space="preserve">Exact = +2000/+1700/+1600; prefix = +900/+1200/+800; first-token = +180/+260/+180.</w:t>
       </w:r>
     </w:p>
     <w:p>
@@ -15475,19 +17203,347 @@
         <w:rPr>
           <w:b/>
         </w:rPr>
-        <w:t xml:space="preserve">The pipeline funnel</w:t>
-      </w:r>
-      <w:r>
-        <w:t xml:space="preserve"> </w:t>
-      </w:r>
-      <w:r>
-        <w:t xml:space="preserve">(</w:t>
-      </w:r>
-      <w:r>
-        <w:rPr>
-          <w:rStyle w:val="VerbatimChar"/>
-        </w:rPr>
-        <w:t xml:space="preserve">MODEL_STAGE_DEFINITIONS</w:t>
+        <w:t xml:space="preserve">Per-token relation scoring</w:t>
+      </w:r>
+      <w:r>
+        <w:t xml:space="preserve"> </w:t>
+      </w:r>
+      <w:r>
+        <w:t xml:space="preserve">—</w:t>
+      </w:r>
+      <w:r>
+        <w:t xml:space="preserve"> </w:t>
+      </w:r>
+      <w:r>
+        <w:rPr>
+          <w:rStyle w:val="VerbatimChar"/>
+        </w:rPr>
+        <w:t xml:space="preserve">exact</w:t>
+      </w:r>
+      <w:r>
+        <w:t xml:space="preserve">/</w:t>
+      </w:r>
+      <w:r>
+        <w:rPr>
+          <w:rStyle w:val="VerbatimChar"/>
+        </w:rPr>
+        <w:t xml:space="preserve">derived</w:t>
+      </w:r>
+      <w:r>
+        <w:t xml:space="preserve">(stem)/</w:t>
+      </w:r>
+      <w:r>
+        <w:rPr>
+          <w:rStyle w:val="VerbatimChar"/>
+        </w:rPr>
+        <w:t xml:space="preserve">fuzzy</w:t>
+      </w:r>
+      <w:r>
+        <w:t xml:space="preserve">(edit-distance) at different weights,</w:t>
+      </w:r>
+      <w:r>
+        <w:t xml:space="preserve"> </w:t>
+      </w:r>
+      <w:r>
+        <w:rPr>
+          <w:b/>
+        </w:rPr>
+        <w:t xml:space="preserve">boosted for single-word "generic" queries</w:t>
+      </w:r>
+      <w:r>
+        <w:t xml:space="preserve">.</w:t>
+      </w:r>
+    </w:p>
+    <w:p>
+      <w:pPr>
+        <w:numPr>
+          <w:ilvl w:val="0"/>
+          <w:numId w:val="1035"/>
+        </w:numPr>
+        <w:pStyle w:val="Compact"/>
+      </w:pPr>
+      <w:r>
+        <w:t xml:space="preserve">Coverage +260 if all tokens match, −180 per unmatched, −35 × earliest position; length penalties to prefer concise base names.</w:t>
+      </w:r>
+    </w:p>
+    <w:p>
+      <w:pPr>
+        <w:numPr>
+          <w:ilvl w:val="0"/>
+          <w:numId w:val="1035"/>
+        </w:numPr>
+        <w:pStyle w:val="Compact"/>
+      </w:pPr>
+      <w:r>
+        <w:rPr>
+          <w:b/>
+        </w:rPr>
+        <w:t xml:space="preserve">Whole-food disambiguation:</w:t>
+      </w:r>
+      <w:r>
+        <w:t xml:space="preserve"> </w:t>
+      </w:r>
+      <w:r>
+        <w:t xml:space="preserve">for generic queries, penalize</w:t>
+      </w:r>
+      <w:r>
+        <w:t xml:space="preserve"> </w:t>
+      </w:r>
+      <w:r>
+        <w:rPr>
+          <w:rStyle w:val="VerbatimChar"/>
+        </w:rPr>
+        <w:t xml:space="preserve">PROCESSING_WORDS</w:t>
+      </w:r>
+      <w:r>
+        <w:t xml:space="preserve"> </w:t>
+      </w:r>
+      <w:r>
+        <w:t xml:space="preserve">(canned/dried, −55 each), processed-primary pairs (−180),</w:t>
+      </w:r>
+      <w:r>
+        <w:t xml:space="preserve"> </w:t>
+      </w:r>
+      <w:r>
+        <w:rPr>
+          <w:rStyle w:val="VerbatimChar"/>
+        </w:rPr>
+        <w:t xml:space="preserve">babyfood</w:t>
+      </w:r>
+      <w:r>
+        <w:t xml:space="preserve">/</w:t>
+      </w:r>
+      <w:r>
+        <w:rPr>
+          <w:rStyle w:val="VerbatimChar"/>
+        </w:rPr>
+        <w:t xml:space="preserve">restaurant</w:t>
+      </w:r>
+      <w:r>
+        <w:t xml:space="preserve"> </w:t>
+      </w:r>
+      <w:r>
+        <w:t xml:space="preserve">(−180), derived-prefix false friends (−140); reward</w:t>
+      </w:r>
+      <w:r>
+        <w:t xml:space="preserve"> </w:t>
+      </w:r>
+      <w:r>
+        <w:rPr>
+          <w:rStyle w:val="VerbatimChar"/>
+        </w:rPr>
+        <w:t xml:space="preserve">WHOLE_FOOD_HINTS</w:t>
+      </w:r>
+      <w:r>
+        <w:t xml:space="preserve"> </w:t>
+      </w:r>
+      <w:r>
+        <w:t xml:space="preserve">and base-name matches (+220) — so "apple" surfaces</w:t>
+      </w:r>
+      <w:r>
+        <w:t xml:space="preserve"> </w:t>
+      </w:r>
+      <w:r>
+        <w:rPr>
+          <w:i/>
+        </w:rPr>
+        <w:t xml:space="preserve">Apple, raw</w:t>
+      </w:r>
+      <w:r>
+        <w:t xml:space="preserve"> </w:t>
+      </w:r>
+      <w:r>
+        <w:t xml:space="preserve">over</w:t>
+      </w:r>
+      <w:r>
+        <w:t xml:space="preserve"> </w:t>
+      </w:r>
+      <w:r>
+        <w:rPr>
+          <w:i/>
+        </w:rPr>
+        <w:t xml:space="preserve">Apple juice, canned</w:t>
+      </w:r>
+      <w:r>
+        <w:t xml:space="preserve">. A generic query with no useful token overlap is hard-rejected (−9999).</w:t>
+      </w:r>
+    </w:p>
+    <w:p>
+      <w:pPr>
+        <w:numPr>
+          <w:ilvl w:val="0"/>
+          <w:numId w:val="1035"/>
+        </w:numPr>
+        <w:pStyle w:val="Compact"/>
+      </w:pPr>
+      <w:r>
+        <w:rPr>
+          <w:b/>
+        </w:rPr>
+        <w:t xml:space="preserve">Data path:</w:t>
+      </w:r>
+      <w:r>
+        <w:t xml:space="preserve"> </w:t>
+      </w:r>
+      <w:r>
+        <w:t xml:space="preserve">when the in-memory catalog is loaded it ranks locally; before that it runs a</w:t>
+      </w:r>
+      <w:r>
+        <w:t xml:space="preserve"> </w:t>
+      </w:r>
+      <w:r>
+        <w:rPr>
+          <w:b/>
+        </w:rPr>
+        <w:t xml:space="preserve">two-query Supabase strategy</w:t>
+      </w:r>
+      <w:r>
+        <w:t xml:space="preserve"> </w:t>
+      </w:r>
+      <w:r>
+        <w:t xml:space="preserve">(a prefix</w:t>
+      </w:r>
+      <w:r>
+        <w:t xml:space="preserve"> </w:t>
+      </w:r>
+      <w:r>
+        <w:rPr>
+          <w:rStyle w:val="VerbatimChar"/>
+        </w:rPr>
+        <w:t xml:space="preserve">ilike</w:t>
+      </w:r>
+      <w:r>
+        <w:t xml:space="preserve"> </w:t>
+      </w:r>
+      <w:r>
+        <w:t xml:space="preserve">of token variants + a broad</w:t>
+      </w:r>
+      <w:r>
+        <w:t xml:space="preserve"> </w:t>
+      </w:r>
+      <w:r>
+        <w:rPr>
+          <w:rStyle w:val="VerbatimChar"/>
+        </w:rPr>
+        <w:t xml:space="preserve">ilike</w:t>
+      </w:r>
+      <w:r>
+        <w:t xml:space="preserve">) merged and ranked. Debounced 250 ms, full keyboard nav, custom-food on blur/Enter.</w:t>
+      </w:r>
+      <w:r>
+        <w:t xml:space="preserve"> </w:t>
+      </w:r>
+      <w:r>
+        <w:rPr>
+          <w:rStyle w:val="VerbatimChar"/>
+        </w:rPr>
+        <w:t xml:space="preserve">NutrientAutocomplete</w:t>
+      </w:r>
+      <w:r>
+        <w:t xml:space="preserve"> </w:t>
+      </w:r>
+      <w:r>
+        <w:t xml:space="preserve">mirrors this (alias-weighted, skips "proximates"/"minerals"/"do not use") and maps units via</w:t>
+      </w:r>
+      <w:r>
+        <w:t xml:space="preserve"> </w:t>
+      </w:r>
+      <w:r>
+        <w:rPr>
+          <w:rStyle w:val="VerbatimChar"/>
+        </w:rPr>
+        <w:t xml:space="preserve">formatUnit</w:t>
+      </w:r>
+      <w:r>
+        <w:t xml:space="preserve">. Both log resolution to</w:t>
+      </w:r>
+      <w:r>
+        <w:t xml:space="preserve"> </w:t>
+      </w:r>
+      <w:r>
+        <w:rPr>
+          <w:rStyle w:val="VerbatimChar"/>
+        </w:rPr>
+        <w:t xml:space="preserve">search_sessions</w:t>
+      </w:r>
+      <w:r>
+        <w:t xml:space="preserve">.</w:t>
+      </w:r>
+    </w:p>
+    <w:p>
+      <w:pPr>
+        <w:numPr>
+          <w:ilvl w:val="0"/>
+          <w:numId w:val="1035"/>
+        </w:numPr>
+        <w:pStyle w:val="Compact"/>
+      </w:pPr>
+      <w:r>
+        <w:rPr>
+          <w:rStyle w:val="VerbatimChar"/>
+          <w:b/>
+        </w:rPr>
+        <w:t xml:space="preserve">searchSessionLogger</w:t>
+      </w:r>
+      <w:r>
+        <w:t xml:space="preserve"> </w:t>
+      </w:r>
+      <w:r>
+        <w:t xml:space="preserve">records each query step + a snapshot of shown options, persists a session on resolve/abandon to</w:t>
+      </w:r>
+      <w:r>
+        <w:t xml:space="preserve"> </w:t>
+      </w:r>
+      <w:r>
+        <w:rPr>
+          <w:rStyle w:val="VerbatimChar"/>
+        </w:rPr>
+        <w:t xml:space="preserve">search_sessions</w:t>
+      </w:r>
+      <w:r>
+        <w:t xml:space="preserve"> </w:t>
+      </w:r>
+      <w:r>
+        <w:t xml:space="preserve">(or a local event in test mode), and</w:t>
+      </w:r>
+      <w:r>
+        <w:t xml:space="preserve"> </w:t>
+      </w:r>
+      <w:r>
+        <w:rPr>
+          <w:b/>
+        </w:rPr>
+        <w:t xml:space="preserve">self-disables</w:t>
+      </w:r>
+      <w:r>
+        <w:t xml:space="preserve"> </w:t>
+      </w:r>
+      <w:r>
+        <w:t xml:space="preserve">if the table is missing (</w:t>
+      </w:r>
+      <w:r>
+        <w:rPr>
+          <w:rStyle w:val="VerbatimChar"/>
+        </w:rPr>
+        <w:t xml:space="preserve">PGRST205</w:t>
+      </w:r>
+      <w:r>
+        <w:t xml:space="preserve">). This is the search-UX telemetry feeding model/UI work.</w:t>
+      </w:r>
+    </w:p>
+    <w:p>
+      <w:pPr>
+        <w:pStyle w:val="Heading3"/>
+      </w:pPr>
+      <w:bookmarkStart w:id="97" w:name="X17eb1cf93a21631be95cf5c582e2283a6786f74"/>
+      <w:r>
+        <w:t xml:space="preserve">The clickable bridge (</w:t>
+      </w:r>
+      <w:r>
+        <w:rPr>
+          <w:rStyle w:val="VerbatimChar"/>
+        </w:rPr>
+        <w:t xml:space="preserve">NutrientPopover</w:t>
       </w:r>
       <w:r>
         <w:t xml:space="preserve">,</w:t>
@@ -15499,203 +17555,129 @@
         <w:rPr>
           <w:rStyle w:val="VerbatimChar"/>
         </w:rPr>
-        <w:t xml:space="preserve">formatModelSpecification</w:t>
-      </w:r>
-      <w:r>
-        <w:t xml:space="preserve">,</w:t>
-      </w:r>
-      <w:r>
-        <w:t xml:space="preserve"> </w:t>
-      </w:r>
-      <w:r>
-        <w:rPr>
-          <w:rStyle w:val="VerbatimChar"/>
-        </w:rPr>
-        <w:t xml:space="preserve">getModelStageRoleLabel</w:t>
-      </w:r>
-      <w:r>
-        <w:t xml:space="preserve">,</w:t>
-      </w:r>
-      <w:r>
-        <w:t xml:space="preserve"> </w:t>
-      </w:r>
-      <w:r>
-        <w:rPr>
-          <w:rStyle w:val="VerbatimChar"/>
-        </w:rPr>
-        <w:t xml:space="preserve">buildPipelineSteps</w:t>
-      </w:r>
-      <w:r>
-        <w:t xml:space="preserve">) — renders the cockpit funnel with</w:t>
-      </w:r>
-      <w:r>
-        <w:t xml:space="preserve"> </w:t>
-      </w:r>
-      <w:r>
-        <w:rPr>
-          <w:b/>
-        </w:rPr>
-        <w:t xml:space="preserve">role-stable labels</w:t>
-      </w:r>
-      <w:r>
-        <w:t xml:space="preserve"> </w:t>
-      </w:r>
-      <w:r>
-        <w:t xml:space="preserve">(</w:t>
-      </w:r>
-      <w:r>
-        <w:rPr>
-          <w:rStyle w:val="VerbatimChar"/>
-        </w:rPr>
-        <w:t xml:space="preserve">Small model (Gemma 31B)</w:t>
-      </w:r>
-      <w:r>
-        <w:t xml:space="preserve">,</w:t>
-      </w:r>
-      <w:r>
-        <w:t xml:space="preserve"> </w:t>
-      </w:r>
-      <w:r>
-        <w:rPr>
-          <w:rStyle w:val="VerbatimChar"/>
-        </w:rPr>
-        <w:t xml:space="preserve">Medium model</w:t>
-      </w:r>
-      <w:r>
-        <w:t xml:space="preserve">,</w:t>
-      </w:r>
-      <w:r>
-        <w:t xml:space="preserve"> </w:t>
-      </w:r>
-      <w:r>
-        <w:rPr>
-          <w:rStyle w:val="VerbatimChar"/>
-        </w:rPr>
-        <w:t xml:space="preserve">Strong model</w:t>
-      </w:r>
-      <w:r>
-        <w:t xml:space="preserve">) so a future model swap changes only the spec in parentheses, plus the Medium-stage backfill so historical Small→Strong papers don't make the middle stage start at zero. Also</w:t>
-      </w:r>
-      <w:r>
-        <w:t xml:space="preserve"> </w:t>
-      </w:r>
-      <w:r>
-        <w:rPr>
-          <w:rStyle w:val="VerbatimChar"/>
-        </w:rPr>
-        <w:t xml:space="preserve">getAiPrefillStats</w:t>
-      </w:r>
-      <w:r>
-        <w:t xml:space="preserve">,</w:t>
-      </w:r>
-      <w:r>
-        <w:t xml:space="preserve"> </w:t>
-      </w:r>
-      <w:r>
-        <w:rPr>
-          <w:rStyle w:val="VerbatimChar"/>
-        </w:rPr>
-        <w:t xml:space="preserve">getNormalizationSummary</w:t>
-      </w:r>
-      <w:r>
-        <w:t xml:space="preserve">, and</w:t>
-      </w:r>
-      <w:r>
-        <w:t xml:space="preserve"> </w:t>
-      </w:r>
-      <w:r>
-        <w:rPr>
-          <w:rStyle w:val="VerbatimChar"/>
-        </w:rPr>
-        <w:t xml:space="preserve">countCorrectionItems</w:t>
-      </w:r>
-      <w:r>
-        <w:t xml:space="preserve"> </w:t>
-      </w:r>
-      <w:r>
-        <w:t xml:space="preserve">(renders</w:t>
-      </w:r>
-      <w:r>
-        <w:t xml:space="preserve"> </w:t>
-      </w:r>
-      <w:r>
-        <w:rPr>
-          <w:rStyle w:val="VerbatimChar"/>
-        </w:rPr>
-        <w:t xml:space="preserve">correction_diff_json</w:t>
-      </w:r>
-      <w:r>
-        <w:t xml:space="preserve"> </w:t>
-      </w:r>
-      <w:r>
-        <w:t xml:space="preserve">into a human count).</w:t>
+        <w:t xml:space="preserve">FoodItemForm</w:t>
+      </w:r>
+      <w:r>
+        <w:t xml:space="preserve">)</w:t>
+      </w:r>
+      <w:bookmarkEnd w:id="97"/>
+    </w:p>
+    <w:p>
+      <w:pPr>
+        <w:pStyle w:val="FirstParagraph"/>
+      </w:pPr>
+      <w:r>
+        <w:t xml:space="preserve">A click on a highlighted nutrient in the PDF opens</w:t>
+      </w:r>
+      <w:r>
+        <w:t xml:space="preserve"> </w:t>
+      </w:r>
+      <w:r>
+        <w:rPr>
+          <w:rStyle w:val="VerbatimChar"/>
+        </w:rPr>
+        <w:t xml:space="preserve">NutrientPopover</w:t>
+      </w:r>
+      <w:r>
+        <w:t xml:space="preserve">, which</w:t>
+      </w:r>
+      <w:r>
+        <w:t xml:space="preserve"> </w:t>
+      </w:r>
+      <w:r>
+        <w:rPr>
+          <w:b/>
+        </w:rPr>
+        <w:t xml:space="preserve">positions itself viewport-aware</w:t>
+      </w:r>
+      <w:r>
+        <w:t xml:space="preserve"> </w:t>
+      </w:r>
+      <w:r>
+        <w:t xml:space="preserve">(below the anchor, clamped to the viewport, flipped above if no room), focuses the value input, closes on Escape/outside-click, and emits a nutrient row that</w:t>
+      </w:r>
+      <w:r>
+        <w:t xml:space="preserve"> </w:t>
+      </w:r>
+      <w:r>
+        <w:rPr>
+          <w:rStyle w:val="VerbatimChar"/>
+        </w:rPr>
+        <w:t xml:space="preserve">handlePdfNutrientAdd</w:t>
+      </w:r>
+      <w:r>
+        <w:t xml:space="preserve"> </w:t>
+      </w:r>
+      <w:r>
+        <w:t xml:space="preserve">appends to the first food item (deduped by id).</w:t>
+      </w:r>
+      <w:r>
+        <w:t xml:space="preserve"> </w:t>
+      </w:r>
+      <w:r>
+        <w:rPr>
+          <w:rStyle w:val="VerbatimChar"/>
+        </w:rPr>
+        <w:t xml:space="preserve">FoodItemForm</w:t>
+      </w:r>
+      <w:r>
+        <w:t xml:space="preserve"> </w:t>
+      </w:r>
+      <w:r>
+        <w:t xml:space="preserve">composes</w:t>
+      </w:r>
+      <w:r>
+        <w:t xml:space="preserve"> </w:t>
+      </w:r>
+      <w:r>
+        <w:rPr>
+          <w:rStyle w:val="VerbatimChar"/>
+        </w:rPr>
+        <w:t xml:space="preserve">FoodAutocomplete</w:t>
+      </w:r>
+      <w:r>
+        <w:t xml:space="preserve"> </w:t>
+      </w:r>
+      <w:r>
+        <w:t xml:space="preserve">+ dynamic nutrient rows +</w:t>
+      </w:r>
+      <w:r>
+        <w:t xml:space="preserve"> </w:t>
+      </w:r>
+      <w:r>
+        <w:rPr>
+          <w:rStyle w:val="VerbatimChar"/>
+        </w:rPr>
+        <w:t xml:space="preserve">NutrientAutocomplete</w:t>
+      </w:r>
+      <w:r>
+        <w:t xml:space="preserve"> </w:t>
+      </w:r>
+      <w:r>
+        <w:t xml:space="preserve">into one food card.</w:t>
       </w:r>
     </w:p>
     <w:p>
       <w:pPr>
         <w:pStyle w:val="Heading3"/>
       </w:pPr>
-      <w:bookmarkStart w:id="93" w:name="X934974cb56d83a1424935655ef02d85dfe456af"/>
-      <w:r>
-        <w:rPr>
-          <w:rStyle w:val="VerbatimChar"/>
-        </w:rPr>
-        <w:t xml:space="preserve">FoodAutocomplete.jsx</w:t>
-      </w:r>
-      <w:r>
-        <w:t xml:space="preserve"> </w:t>
-      </w:r>
-      <w:r>
-        <w:t xml:space="preserve">— a domain-tuned food search ranker</w:t>
-      </w:r>
-      <w:bookmarkEnd w:id="93"/>
-    </w:p>
-    <w:p>
-      <w:pPr>
-        <w:pStyle w:val="FirstParagraph"/>
-      </w:pPr>
-      <w:r>
-        <w:t xml:space="preserve">664 lines of real information-retrieval, because food names are messy ("apple" must surface</w:t>
-      </w:r>
-      <w:r>
-        <w:t xml:space="preserve"> </w:t>
-      </w:r>
-      <w:r>
-        <w:rPr>
-          <w:i/>
-        </w:rPr>
-        <w:t xml:space="preserve">Apple, raw, with skin</w:t>
-      </w:r>
-      <w:r>
-        <w:t xml:space="preserve">, not</w:t>
-      </w:r>
-      <w:r>
-        <w:t xml:space="preserve"> </w:t>
-      </w:r>
-      <w:r>
-        <w:rPr>
-          <w:i/>
-        </w:rPr>
-        <w:t xml:space="preserve">Apple juice, canned</w:t>
-      </w:r>
-      <w:r>
-        <w:t xml:space="preserve">).</w:t>
-      </w:r>
-      <w:r>
-        <w:t xml:space="preserve"> </w:t>
-      </w:r>
-      <w:r>
-        <w:rPr>
-          <w:rStyle w:val="VerbatimChar"/>
-        </w:rPr>
-        <w:t xml:space="preserve">scoreFoodMatch</w:t>
-      </w:r>
-      <w:r>
-        <w:t xml:space="preserve"> </w:t>
-      </w:r>
-      <w:r>
-        <w:t xml:space="preserve">is a weighted scorer over canonical name, an extracted base name, and aliases:</w:t>
-      </w:r>
+      <w:bookmarkStart w:id="98" w:name="X84aadbcc88924be0cffc33fc9ad55480c23c7d5"/>
+      <w:r>
+        <w:t xml:space="preserve">The views (8, extracted from a once-monolithic</w:t>
+      </w:r>
+      <w:r>
+        <w:t xml:space="preserve"> </w:t>
+      </w:r>
+      <w:r>
+        <w:rPr>
+          <w:rStyle w:val="VerbatimChar"/>
+        </w:rPr>
+        <w:t xml:space="preserve">Annotate.jsx</w:t>
+      </w:r>
+      <w:r>
+        <w:t xml:space="preserve">)</w:t>
+      </w:r>
+      <w:bookmarkEnd w:id="98"/>
     </w:p>
     <w:p>
       <w:pPr>
@@ -15707,30 +17689,67 @@
       </w:pPr>
       <w:r>
         <w:rPr>
-          <w:b/>
-        </w:rPr>
-        <w:t xml:space="preserve">Exact</w:t>
-      </w:r>
-      <w:r>
-        <w:t xml:space="preserve"> </w:t>
-      </w:r>
-      <w:r>
-        <w:t xml:space="preserve">canonical/base/alias = +2000 / +1700 / +1600;</w:t>
-      </w:r>
-      <w:r>
-        <w:t xml:space="preserve"> </w:t>
-      </w:r>
-      <w:r>
-        <w:rPr>
-          <w:b/>
-        </w:rPr>
-        <w:t xml:space="preserve">prefix</w:t>
-      </w:r>
-      <w:r>
-        <w:t xml:space="preserve"> </w:t>
-      </w:r>
-      <w:r>
-        <w:t xml:space="preserve">= +900 / +1200 / +800; first-token = +180 / +260 / +180.</w:t>
+          <w:rStyle w:val="VerbatimChar"/>
+          <w:b/>
+        </w:rPr>
+        <w:t xml:space="preserve">QueueView</w:t>
+      </w:r>
+      <w:r>
+        <w:t xml:space="preserve"> </w:t>
+      </w:r>
+      <w:r>
+        <w:t xml:space="preserve">— the labeler workspace:</w:t>
+      </w:r>
+      <w:r>
+        <w:t xml:space="preserve"> </w:t>
+      </w:r>
+      <w:r>
+        <w:rPr>
+          <w:rStyle w:val="VerbatimChar"/>
+        </w:rPr>
+        <w:t xml:space="preserve">PdfViewer</w:t>
+      </w:r>
+      <w:r>
+        <w:t xml:space="preserve"> </w:t>
+      </w:r>
+      <w:r>
+        <w:t xml:space="preserve">+</w:t>
+      </w:r>
+      <w:r>
+        <w:t xml:space="preserve"> </w:t>
+      </w:r>
+      <w:r>
+        <w:rPr>
+          <w:rStyle w:val="VerbatimChar"/>
+        </w:rPr>
+        <w:t xml:space="preserve">FoodItemForm</w:t>
+      </w:r>
+      <w:r>
+        <w:t xml:space="preserve">s +</w:t>
+      </w:r>
+      <w:r>
+        <w:t xml:space="preserve"> </w:t>
+      </w:r>
+      <w:r>
+        <w:rPr>
+          <w:rStyle w:val="VerbatimChar"/>
+        </w:rPr>
+        <w:t xml:space="preserve">EvidenceStrip</w:t>
+      </w:r>
+      <w:r>
+        <w:t xml:space="preserve">, builds evidence locations from the current rows (falling back to the AI payload), drives the durable evidence-status cache, auto-focuses the first evidence on load,</w:t>
+      </w:r>
+      <w:r>
+        <w:t xml:space="preserve"> </w:t>
+      </w:r>
+      <w:r>
+        <w:rPr>
+          <w:b/>
+        </w:rPr>
+        <w:t xml:space="preserve">prefetches the next two PDFs on idle</w:t>
+      </w:r>
+      <w:r>
+        <w:t xml:space="preserve">, and the action bar (Ask for Help / No Usable Data / Save Draft / Submit Reviewed Data) with a read-only banner for testers.</w:t>
       </w:r>
     </w:p>
     <w:p>
@@ -15743,84 +17762,46 @@
       </w:pPr>
       <w:r>
         <w:rPr>
-          <w:b/>
-        </w:rPr>
-        <w:t xml:space="preserve">Per-token relation scoring</w:t>
-      </w:r>
-      <w:r>
-        <w:t xml:space="preserve"> </w:t>
-      </w:r>
-      <w:r>
-        <w:t xml:space="preserve">with three relations —</w:t>
-      </w:r>
-      <w:r>
-        <w:t xml:space="preserve"> </w:t>
-      </w:r>
-      <w:r>
-        <w:rPr>
-          <w:rStyle w:val="VerbatimChar"/>
-        </w:rPr>
-        <w:t xml:space="preserve">exact</w:t>
-      </w:r>
-      <w:r>
-        <w:t xml:space="preserve"> </w:t>
-      </w:r>
-      <w:r>
-        <w:t xml:space="preserve">/</w:t>
-      </w:r>
-      <w:r>
-        <w:t xml:space="preserve"> </w:t>
-      </w:r>
-      <w:r>
-        <w:rPr>
-          <w:rStyle w:val="VerbatimChar"/>
-        </w:rPr>
-        <w:t xml:space="preserve">derived</w:t>
-      </w:r>
-      <w:r>
-        <w:t xml:space="preserve"> </w:t>
-      </w:r>
-      <w:r>
-        <w:t xml:space="preserve">(inflection/stem) /</w:t>
-      </w:r>
-      <w:r>
-        <w:t xml:space="preserve"> </w:t>
-      </w:r>
-      <w:r>
-        <w:rPr>
-          <w:rStyle w:val="VerbatimChar"/>
-        </w:rPr>
-        <w:t xml:space="preserve">fuzzy</w:t>
-      </w:r>
-      <w:r>
-        <w:t xml:space="preserve"> </w:t>
-      </w:r>
-      <w:r>
-        <w:t xml:space="preserve">(edit-distance via</w:t>
-      </w:r>
-      <w:r>
-        <w:t xml:space="preserve"> </w:t>
-      </w:r>
-      <w:r>
-        <w:rPr>
-          <w:rStyle w:val="VerbatimChar"/>
-        </w:rPr>
-        <w:t xml:space="preserve">buildDeletionVariants</w:t>
-      </w:r>
-      <w:r>
-        <w:t xml:space="preserve">) — each weighted differently, and</w:t>
-      </w:r>
-      <w:r>
-        <w:t xml:space="preserve"> </w:t>
-      </w:r>
-      <w:r>
-        <w:rPr>
-          <w:b/>
-        </w:rPr>
-        <w:t xml:space="preserve">boosted for single-word "generic" queries</w:t>
-      </w:r>
-      <w:r>
-        <w:t xml:space="preserve">.</w:t>
+          <w:rStyle w:val="VerbatimChar"/>
+          <w:b/>
+        </w:rPr>
+        <w:t xml:space="preserve">ApprovalView</w:t>
+      </w:r>
+      <w:r>
+        <w:t xml:space="preserve"> </w:t>
+      </w:r>
+      <w:r>
+        <w:t xml:space="preserve">— side-by-side</w:t>
+      </w:r>
+      <w:r>
+        <w:t xml:space="preserve"> </w:t>
+      </w:r>
+      <w:r>
+        <w:rPr>
+          <w:rStyle w:val="VerbatimChar"/>
+        </w:rPr>
+        <w:t xml:space="preserve">PayloadSummary</w:t>
+      </w:r>
+      <w:r>
+        <w:t xml:space="preserve"> </w:t>
+      </w:r>
+      <w:r>
+        <w:t xml:space="preserve">(original labeler submission) vs an</w:t>
+      </w:r>
+      <w:r>
+        <w:t xml:space="preserve"> </w:t>
+      </w:r>
+      <w:r>
+        <w:rPr>
+          <w:b/>
+        </w:rPr>
+        <w:t xml:space="preserve">editable</w:t>
+      </w:r>
+      <w:r>
+        <w:t xml:space="preserve"> </w:t>
+      </w:r>
+      <w:r>
+        <w:t xml:space="preserve">Reviewer Final Payload, decision select, approval note, gated to approvers (read-only preview otherwise).</w:t>
       </w:r>
     </w:p>
     <w:p>
@@ -15833,15 +17814,49 @@
       </w:pPr>
       <w:r>
         <w:rPr>
-          <w:b/>
-        </w:rPr>
-        <w:t xml:space="preserve">Coverage + position:</w:t>
-      </w:r>
-      <w:r>
-        <w:t xml:space="preserve"> </w:t>
-      </w:r>
-      <w:r>
-        <w:t xml:space="preserve">+260 if every query token matches, −180 per unmatched token, −35 × earliest-match position (earlier is better), length penalties to prefer concise base names.</w:t>
+          <w:rStyle w:val="VerbatimChar"/>
+          <w:b/>
+        </w:rPr>
+        <w:t xml:space="preserve">DashboardView</w:t>
+      </w:r>
+      <w:r>
+        <w:t xml:space="preserve"> </w:t>
+      </w:r>
+      <w:r>
+        <w:t xml:space="preserve">— labeler-performance metrics computed client-side from submissions + approvals (submitted/pending/accepted/</w:t>
+      </w:r>
+      <w:r>
+        <w:rPr>
+          <w:b/>
+        </w:rPr>
+        <w:t xml:space="preserve">corrected</w:t>
+      </w:r>
+      <w:r>
+        <w:t xml:space="preserve">/superseded/</w:t>
+      </w:r>
+      <w:r>
+        <w:rPr>
+          <w:b/>
+        </w:rPr>
+        <w:t xml:space="preserve">correction items</w:t>
+      </w:r>
+      <w:r>
+        <w:t xml:space="preserve"> </w:t>
+      </w:r>
+      <w:r>
+        <w:t xml:space="preserve">via</w:t>
+      </w:r>
+      <w:r>
+        <w:t xml:space="preserve"> </w:t>
+      </w:r>
+      <w:r>
+        <w:rPr>
+          <w:rStyle w:val="VerbatimChar"/>
+        </w:rPr>
+        <w:t xml:space="preserve">countCorrectionItems(correction_diff_json)</w:t>
+      </w:r>
+      <w:r>
+        <w:t xml:space="preserve">), plus a per-submission "mistake detail" table.</w:t>
       </w:r>
     </w:p>
     <w:p>
@@ -15854,60 +17869,74 @@
       </w:pPr>
       <w:r>
         <w:rPr>
-          <w:b/>
-        </w:rPr>
-        <w:t xml:space="preserve">Whole-food disambiguation:</w:t>
-      </w:r>
-      <w:r>
-        <w:t xml:space="preserve"> </w:t>
-      </w:r>
-      <w:r>
-        <w:t xml:space="preserve">for generic queries it penalizes extra</w:t>
-      </w:r>
-      <w:r>
-        <w:t xml:space="preserve"> </w:t>
-      </w:r>
-      <w:r>
-        <w:rPr>
-          <w:rStyle w:val="VerbatimChar"/>
-        </w:rPr>
-        <w:t xml:space="preserve">PROCESSING_WORDS</w:t>
-      </w:r>
-      <w:r>
-        <w:t xml:space="preserve"> </w:t>
-      </w:r>
-      <w:r>
-        <w:t xml:space="preserve">(canned/dried/…, −55 each) and</w:t>
-      </w:r>
-      <w:r>
-        <w:t xml:space="preserve"> </w:t>
-      </w:r>
-      <w:r>
-        <w:rPr>
-          <w:rStyle w:val="VerbatimChar"/>
-        </w:rPr>
-        <w:t xml:space="preserve">derivedPrefix</w:t>
-      </w:r>
-      <w:r>
-        <w:t xml:space="preserve"> </w:t>
-      </w:r>
-      <w:r>
-        <w:t xml:space="preserve">false friends (−140), and rewards</w:t>
-      </w:r>
-      <w:r>
-        <w:t xml:space="preserve"> </w:t>
-      </w:r>
-      <w:r>
-        <w:rPr>
-          <w:rStyle w:val="VerbatimChar"/>
-        </w:rPr>
-        <w:t xml:space="preserve">WHOLE_FOOD_HINTS</w:t>
-      </w:r>
-      <w:r>
-        <w:t xml:space="preserve"> </w:t>
-      </w:r>
-      <w:r>
-        <w:t xml:space="preserve">and base-name matches (+220) — so the raw whole food ranks above processed variants.</w:t>
+          <w:rStyle w:val="VerbatimChar"/>
+          <w:b/>
+        </w:rPr>
+        <w:t xml:space="preserve">AllPapersView</w:t>
+      </w:r>
+      <w:r>
+        <w:t xml:space="preserve"> </w:t>
+      </w:r>
+      <w:r>
+        <w:t xml:space="preserve">("Useful Papers") — routing/AI/submission/approval/outcome table filtered by</w:t>
+      </w:r>
+      <w:r>
+        <w:t xml:space="preserve"> </w:t>
+      </w:r>
+      <w:r>
+        <w:rPr>
+          <w:rStyle w:val="VerbatimChar"/>
+        </w:rPr>
+        <w:t xml:space="preserve">shouldShowPaperInUsefulOverview</w:t>
+      </w:r>
+      <w:r>
+        <w:t xml:space="preserve"> </w:t>
+      </w:r>
+      <w:r>
+        <w:t xml:space="preserve">(hides provisional skips), with an expandable</w:t>
+      </w:r>
+      <w:r>
+        <w:t xml:space="preserve"> </w:t>
+      </w:r>
+      <w:r>
+        <w:rPr>
+          <w:rStyle w:val="VerbatimChar"/>
+          <w:b/>
+        </w:rPr>
+        <w:t xml:space="preserve">AiDetailPanel</w:t>
+      </w:r>
+      <w:r>
+        <w:t xml:space="preserve"> </w:t>
+      </w:r>
+      <w:r>
+        <w:t xml:space="preserve">showing confidence, accepted/input rows, DB-vs-custom food/nutrient counts, the</w:t>
+      </w:r>
+      <w:r>
+        <w:t xml:space="preserve"> </w:t>
+      </w:r>
+      <w:r>
+        <w:rPr>
+          <w:b/>
+        </w:rPr>
+        <w:t xml:space="preserve">rejection-reason histogram</w:t>
+      </w:r>
+      <w:r>
+        <w:t xml:space="preserve">, the DB-compliant rows, and the normalized JSON — exactly the normalization summary,</w:t>
+      </w:r>
+      <w:r>
+        <w:t xml:space="preserve"> </w:t>
+      </w:r>
+      <w:r>
+        <w:rPr>
+          <w:i/>
+        </w:rPr>
+        <w:t xml:space="preserve">not</w:t>
+      </w:r>
+      <w:r>
+        <w:t xml:space="preserve"> </w:t>
+      </w:r>
+      <w:r>
+        <w:t xml:space="preserve">the model's reasoning.</w:t>
       </w:r>
     </w:p>
     <w:p>
@@ -15919,46 +17948,53 @@
         <w:pStyle w:val="Compact"/>
       </w:pPr>
       <w:r>
-        <w:t xml:space="preserve">Supporting NLP:</w:t>
-      </w:r>
-      <w:r>
-        <w:t xml:space="preserve"> </w:t>
-      </w:r>
-      <w:r>
-        <w:rPr>
-          <w:rStyle w:val="VerbatimChar"/>
-        </w:rPr>
-        <w:t xml:space="preserve">normalizeToken</w:t>
-      </w:r>
-      <w:r>
-        <w:t xml:space="preserve"> </w:t>
-      </w:r>
-      <w:r>
-        <w:t xml:space="preserve">with an</w:t>
-      </w:r>
-      <w:r>
-        <w:t xml:space="preserve"> </w:t>
-      </w:r>
-      <w:r>
-        <w:rPr>
-          <w:rStyle w:val="VerbatimChar"/>
-        </w:rPr>
-        <w:t xml:space="preserve">IRREGULAR_TOKEN_MAP</w:t>
-      </w:r>
-      <w:r>
-        <w:t xml:space="preserve"> </w:t>
-      </w:r>
-      <w:r>
-        <w:t xml:space="preserve">(irregular plurals),</w:t>
-      </w:r>
-      <w:r>
-        <w:t xml:space="preserve"> </w:t>
-      </w:r>
-      <w:r>
-        <w:rPr>
-          <w:rStyle w:val="VerbatimChar"/>
-        </w:rPr>
-        <w:t xml:space="preserve">STOPWORDS</w:t>
+        <w:rPr>
+          <w:rStyle w:val="VerbatimChar"/>
+          <w:b/>
+        </w:rPr>
+        <w:t xml:space="preserve">PipelineOpsView</w:t>
+      </w:r>
+      <w:r>
+        <w:t xml:space="preserve"> </w:t>
+      </w:r>
+      <w:r>
+        <w:t xml:space="preserve">— renders</w:t>
+      </w:r>
+      <w:r>
+        <w:t xml:space="preserve"> </w:t>
+      </w:r>
+      <w:r>
+        <w:rPr>
+          <w:rStyle w:val="VerbatimChar"/>
+        </w:rPr>
+        <w:t xml:space="preserve">buildPipelineSteps</w:t>
+      </w:r>
+      <w:r>
+        <w:t xml:space="preserve"> </w:t>
+      </w:r>
+      <w:r>
+        <w:t xml:space="preserve">as a funnel (bars, % retained, dropped counts) plus a "Right Now" grid of per-stage queued/processing counts and human-ready/approval/failed, with a time-range filter.</w:t>
+      </w:r>
+    </w:p>
+    <w:p>
+      <w:pPr>
+        <w:numPr>
+          <w:ilvl w:val="0"/>
+          <w:numId w:val="1036"/>
+        </w:numPr>
+        <w:pStyle w:val="Compact"/>
+      </w:pPr>
+      <w:r>
+        <w:t xml:space="preserve">Plus</w:t>
+      </w:r>
+      <w:r>
+        <w:t xml:space="preserve"> </w:t>
+      </w:r>
+      <w:r>
+        <w:rPr>
+          <w:rStyle w:val="VerbatimChar"/>
+        </w:rPr>
+        <w:t xml:space="preserve">ReviewerAdminView</w:t>
       </w:r>
       <w:r>
         <w:t xml:space="preserve">,</w:t>
@@ -15970,228 +18006,33 @@
         <w:rPr>
           <w:rStyle w:val="VerbatimChar"/>
         </w:rPr>
-        <w:t xml:space="preserve">NOISY_PREFIXES</w:t>
-      </w:r>
-      <w:r>
-        <w:t xml:space="preserve">, inflectional/derived/prefix token relations, and a hard reject (−9999) when a generic query has no useful token overlap.</w:t>
-      </w:r>
-      <w:r>
-        <w:t xml:space="preserve"> </w:t>
-      </w:r>
-      <w:r>
-        <w:t xml:space="preserve">Results are deduped, filtered, sorted, and capped at 15.</w:t>
-      </w:r>
-      <w:r>
-        <w:t xml:space="preserve"> </w:t>
-      </w:r>
-      <w:r>
-        <w:rPr>
-          <w:rStyle w:val="VerbatimChar"/>
-        </w:rPr>
-        <w:t xml:space="preserve">NutrientAutocomplete.jsx</w:t>
-      </w:r>
-      <w:r>
-        <w:t xml:space="preserve"> </w:t>
-      </w:r>
-      <w:r>
-        <w:t xml:space="preserve">(334) applies the same approach to nutrients, and both log resolution to</w:t>
-      </w:r>
-      <w:r>
-        <w:t xml:space="preserve"> </w:t>
-      </w:r>
-      <w:r>
-        <w:rPr>
-          <w:rStyle w:val="VerbatimChar"/>
-        </w:rPr>
-        <w:t xml:space="preserve">search_sessions</w:t>
-      </w:r>
-      <w:r>
-        <w:t xml:space="preserve"> </w:t>
-      </w:r>
-      <w:r>
-        <w:t xml:space="preserve">for analytics. Huan's</w:t>
-      </w:r>
-      <w:r>
-        <w:t xml:space="preserve"> </w:t>
-      </w:r>
-      <w:r>
-        <w:rPr>
-          <w:rStyle w:val="VerbatimChar"/>
-        </w:rPr>
-        <w:t xml:space="preserve">fuzzyMatch.js</w:t>
-      </w:r>
-      <w:r>
-        <w:t xml:space="preserve"> </w:t>
-      </w:r>
-      <w:r>
-        <w:t xml:space="preserve">plugs into the fuzzy-term layer here.</w:t>
+        <w:t xml:space="preserve">SuggestionsReviewView</w:t>
+      </w:r>
+      <w:r>
+        <w:t xml:space="preserve">,</w:t>
+      </w:r>
+      <w:r>
+        <w:t xml:space="preserve"> </w:t>
+      </w:r>
+      <w:r>
+        <w:rPr>
+          <w:rStyle w:val="VerbatimChar"/>
+        </w:rPr>
+        <w:t xml:space="preserve">MySuggestionsView</w:t>
+      </w:r>
+      <w:r>
+        <w:t xml:space="preserve">.</w:t>
       </w:r>
     </w:p>
     <w:p>
       <w:pPr>
         <w:pStyle w:val="Heading3"/>
       </w:pPr>
-      <w:bookmarkStart w:id="94" w:name="the-eight-views-srcviewsjsx"/>
-      <w:r>
-        <w:t xml:space="preserve">The eight views (</w:t>
-      </w:r>
-      <w:r>
-        <w:rPr>
-          <w:rStyle w:val="VerbatimChar"/>
-        </w:rPr>
-        <w:t xml:space="preserve">src/views/*.jsx</w:t>
-      </w:r>
-      <w:r>
-        <w:t xml:space="preserve">)</w:t>
-      </w:r>
-      <w:bookmarkEnd w:id="94"/>
-    </w:p>
-    <w:p>
-      <w:pPr>
-        <w:pStyle w:val="FirstParagraph"/>
-      </w:pPr>
-      <w:r>
-        <w:t xml:space="preserve">Extracted from the old monolithic</w:t>
-      </w:r>
-      <w:r>
-        <w:t xml:space="preserve"> </w:t>
-      </w:r>
-      <w:r>
-        <w:rPr>
-          <w:rStyle w:val="VerbatimChar"/>
-        </w:rPr>
-        <w:t xml:space="preserve">Annotate.jsx</w:t>
-      </w:r>
-      <w:r>
-        <w:t xml:space="preserve">:</w:t>
-      </w:r>
-      <w:r>
-        <w:t xml:space="preserve"> </w:t>
-      </w:r>
-      <w:r>
-        <w:rPr>
-          <w:rStyle w:val="VerbatimChar"/>
-        </w:rPr>
-        <w:t xml:space="preserve">QueueView</w:t>
-      </w:r>
-      <w:r>
-        <w:t xml:space="preserve"> </w:t>
-      </w:r>
-      <w:r>
-        <w:t xml:space="preserve">(the labeler surface),</w:t>
-      </w:r>
-      <w:r>
-        <w:t xml:space="preserve"> </w:t>
-      </w:r>
-      <w:r>
-        <w:rPr>
-          <w:rStyle w:val="VerbatimChar"/>
-        </w:rPr>
-        <w:t xml:space="preserve">ApprovalView</w:t>
-      </w:r>
-      <w:r>
-        <w:t xml:space="preserve"> </w:t>
-      </w:r>
-      <w:r>
-        <w:t xml:space="preserve">(approver edit-and-accept with the correction diff),</w:t>
-      </w:r>
-      <w:r>
-        <w:t xml:space="preserve"> </w:t>
-      </w:r>
-      <w:r>
-        <w:rPr>
-          <w:rStyle w:val="VerbatimChar"/>
-        </w:rPr>
-        <w:t xml:space="preserve">DashboardView</w:t>
-      </w:r>
-      <w:r>
-        <w:t xml:space="preserve">,</w:t>
-      </w:r>
-      <w:r>
-        <w:t xml:space="preserve"> </w:t>
-      </w:r>
-      <w:r>
-        <w:rPr>
-          <w:rStyle w:val="VerbatimChar"/>
-        </w:rPr>
-        <w:t xml:space="preserve">AllPapersView</w:t>
-      </w:r>
-      <w:r>
-        <w:t xml:space="preserve"> </w:t>
-      </w:r>
-      <w:r>
-        <w:t xml:space="preserve">(Useful Papers, AI details),</w:t>
-      </w:r>
-      <w:r>
-        <w:t xml:space="preserve"> </w:t>
-      </w:r>
-      <w:r>
-        <w:rPr>
-          <w:rStyle w:val="VerbatimChar"/>
-        </w:rPr>
-        <w:t xml:space="preserve">PipelineOpsView</w:t>
-      </w:r>
-      <w:r>
-        <w:t xml:space="preserve"> </w:t>
-      </w:r>
-      <w:r>
-        <w:t xml:space="preserve">(the funnel),</w:t>
-      </w:r>
-      <w:r>
-        <w:t xml:space="preserve"> </w:t>
-      </w:r>
-      <w:r>
-        <w:rPr>
-          <w:rStyle w:val="VerbatimChar"/>
-        </w:rPr>
-        <w:t xml:space="preserve">SuggestionsReviewView</w:t>
-      </w:r>
-      <w:r>
-        <w:t xml:space="preserve"> </w:t>
-      </w:r>
-      <w:r>
-        <w:t xml:space="preserve">+</w:t>
-      </w:r>
-      <w:r>
-        <w:t xml:space="preserve"> </w:t>
-      </w:r>
-      <w:r>
-        <w:rPr>
-          <w:rStyle w:val="VerbatimChar"/>
-        </w:rPr>
-        <w:t xml:space="preserve">MySuggestionsView</w:t>
-      </w:r>
-      <w:r>
-        <w:t xml:space="preserve"> </w:t>
-      </w:r>
-      <w:r>
-        <w:t xml:space="preserve">(Huan's suggestion triage/tracking),</w:t>
-      </w:r>
-      <w:r>
-        <w:t xml:space="preserve"> </w:t>
-      </w:r>
-      <w:r>
-        <w:rPr>
-          <w:rStyle w:val="VerbatimChar"/>
-        </w:rPr>
-        <w:t xml:space="preserve">ReviewerAdminView</w:t>
-      </w:r>
-      <w:r>
-        <w:t xml:space="preserve"> </w:t>
-      </w:r>
-      <w:r>
-        <w:t xml:space="preserve">(reviewer config). Each is a focused presentational component fed by the orchestrator.</w:t>
-      </w:r>
-    </w:p>
-    <w:p>
-      <w:pPr>
-        <w:pStyle w:val="Heading3"/>
-      </w:pPr>
-      <w:bookmarkStart w:id="95" w:name="trade-offs-5"/>
+      <w:bookmarkStart w:id="99" w:name="trade-offs-5"/>
       <w:r>
         <w:t xml:space="preserve">Trade-offs</w:t>
       </w:r>
-      <w:bookmarkEnd w:id="95"/>
+      <w:bookmarkEnd w:id="99"/>
     </w:p>
     <w:p>
       <w:pPr>
@@ -16205,13 +18046,13 @@
         <w:rPr>
           <w:b/>
         </w:rPr>
-        <w:t xml:space="preserve">Heuristic, weight-tuned ranking:</w:t>
-      </w:r>
-      <w:r>
-        <w:t xml:space="preserve"> </w:t>
-      </w:r>
-      <w:r>
-        <w:t xml:space="preserve">the food scorer is a pile of tuned constants rather than a learned model — fast, debuggable, and good enough at this catalog size, but hand-maintained.</w:t>
+        <w:t xml:space="preserve">Triple-encoded payload shape</w:t>
+      </w:r>
+      <w:r>
+        <w:t xml:space="preserve"> </w:t>
+      </w:r>
+      <w:r>
+        <w:t xml:space="preserve">(JS + SQL + Python): duplicated normalization kept in lockstep so the three producers of truth stay comparable.</w:t>
       </w:r>
     </w:p>
     <w:p>
@@ -16226,13 +18067,13 @@
         <w:rPr>
           <w:b/>
         </w:rPr>
-        <w:t xml:space="preserve">Egress-driven UI architecture:</w:t>
-      </w:r>
-      <w:r>
-        <w:t xml:space="preserve"> </w:t>
-      </w:r>
-      <w:r>
-        <w:t xml:space="preserve">lazy tabs + one-RPC queue + slim cockpit projections add coordination complexity in exchange for staying inside the Supabase free tier.</w:t>
+        <w:t xml:space="preserve">Egress-driven architecture:</w:t>
+      </w:r>
+      <w:r>
+        <w:t xml:space="preserve"> </w:t>
+      </w:r>
+      <w:r>
+        <w:t xml:space="preserve">one-RPC queue + lazy cockpit + idle catalog load + slim cockpit projections — more client coordination in exchange for staying inside the Supabase free tier.</w:t>
       </w:r>
     </w:p>
     <w:p>
@@ -16247,20 +18088,20 @@
         <w:rPr>
           <w:b/>
         </w:rPr>
-        <w:t xml:space="preserve">Triple-encoded payload shape</w:t>
-      </w:r>
-      <w:r>
-        <w:t xml:space="preserve"> </w:t>
-      </w:r>
-      <w:r>
-        <w:t xml:space="preserve">(JS + SQL + Python): duplicated normalization, kept in lockstep so the three producers of truth remain comparable.</w:t>
+        <w:t xml:space="preserve">Heuristic, weight-tuned ranking:</w:t>
+      </w:r>
+      <w:r>
+        <w:t xml:space="preserve"> </w:t>
+      </w:r>
+      <w:r>
+        <w:t xml:space="preserve">the autocompletes are tuned constants rather than a learned model — fast and debuggable at this catalog size, hand-maintained.</w:t>
       </w:r>
     </w:p>
     <w:p>
       <w:pPr>
         <w:pStyle w:val="Heading2"/>
       </w:pPr>
-      <w:bookmarkStart w:id="96" w:name="X0c676f27018c47b8a63072319dd1dfbec790f58"/>
+      <w:bookmarkStart w:id="100" w:name="X0c676f27018c47b8a63072319dd1dfbec790f58"/>
       <w:r>
         <w:t xml:space="preserve">Huan's features — read at the source</w:t>
       </w:r>
@@ -16273,7 +18114,7 @@
         </w:rPr>
         <w:t xml:space="preserve">(Duc Huan Ngo)</w:t>
       </w:r>
-      <w:bookmarkEnd w:id="96"/>
+      <w:bookmarkEnd w:id="100"/>
     </w:p>
     <w:p>
       <w:pPr>
@@ -16453,7 +18294,7 @@
       <w:pPr>
         <w:pStyle w:val="Heading3"/>
       </w:pPr>
-      <w:bookmarkStart w:id="97" w:name="X6bfcc06f6ca3f16d82f851072d4ab900a4ec491"/>
+      <w:bookmarkStart w:id="101" w:name="X6bfcc06f6ca3f16d82f851072d4ab900a4ec491"/>
       <w:r>
         <w:t xml:space="preserve">1.</w:t>
       </w:r>
@@ -16472,7 +18313,7 @@
       <w:r>
         <w:t xml:space="preserve">— a real fuzzy-match library that powers both autocompletes</w:t>
       </w:r>
-      <w:bookmarkEnd w:id="97"/>
+      <w:bookmarkEnd w:id="101"/>
     </w:p>
     <w:p>
       <w:pPr>
@@ -16821,11 +18662,11 @@
       <w:pPr>
         <w:pStyle w:val="Heading3"/>
       </w:pPr>
-      <w:bookmarkStart w:id="98" w:name="X4315d2ec14141dbc6080f5f6b218c50cdb5ce6a"/>
+      <w:bookmarkStart w:id="102" w:name="X4315d2ec14141dbc6080f5f6b218c50cdb5ce6a"/>
       <w:r>
         <w:t xml:space="preserve">2. Suggestions system — a careful full-stack feature</w:t>
       </w:r>
-      <w:bookmarkEnd w:id="98"/>
+      <w:bookmarkEnd w:id="102"/>
     </w:p>
     <w:p>
       <w:pPr>
@@ -17179,11 +19020,11 @@
       <w:pPr>
         <w:pStyle w:val="Heading3"/>
       </w:pPr>
-      <w:bookmarkStart w:id="99" w:name="X6dc347f0a3476bfb67ce15923aa07aead8fcaae"/>
+      <w:bookmarkStart w:id="103" w:name="X6dc347f0a3476bfb67ce15923aa07aead8fcaae"/>
       <w:r>
         <w:t xml:space="preserve">3. Reset-password page — a real auth-bug fix</w:t>
       </w:r>
-      <w:bookmarkEnd w:id="99"/>
+      <w:bookmarkEnd w:id="103"/>
     </w:p>
     <w:p>
       <w:pPr>
@@ -17290,11 +19131,11 @@
       <w:pPr>
         <w:pStyle w:val="Heading3"/>
       </w:pPr>
-      <w:bookmarkStart w:id="100" w:name="X7f9498fd45bdaab2c79d864bab5892361d75228"/>
+      <w:bookmarkStart w:id="104" w:name="X7f9498fd45bdaab2c79d864bab5892361d75228"/>
       <w:r>
         <w:t xml:space="preserve">4. Conflicts system (legacy) — table + SQL view + UI</w:t>
       </w:r>
-      <w:bookmarkEnd w:id="100"/>
+      <w:bookmarkEnd w:id="104"/>
     </w:p>
     <w:p>
       <w:pPr>
@@ -17404,11 +19245,11 @@
       <w:pPr>
         <w:pStyle w:val="Heading3"/>
       </w:pPr>
-      <w:bookmarkStart w:id="101" w:name="Xf9a9ccc4e78befceb8d5051925f40549a78aaa3"/>
+      <w:bookmarkStart w:id="105" w:name="Xf9a9ccc4e78befceb8d5051925f40549a78aaa3"/>
       <w:r>
         <w:t xml:space="preserve">5. Theme system, infinite scroll, dev/tester read-only</w:t>
       </w:r>
-      <w:bookmarkEnd w:id="101"/>
+      <w:bookmarkEnd w:id="105"/>
     </w:p>
     <w:p>
       <w:pPr>
@@ -17558,11 +19399,11 @@
       <w:pPr>
         <w:pStyle w:val="Heading3"/>
       </w:pPr>
-      <w:bookmarkStart w:id="102" w:name="honest-assessment"/>
+      <w:bookmarkStart w:id="106" w:name="honest-assessment"/>
       <w:r>
         <w:t xml:space="preserve">Honest assessment</w:t>
       </w:r>
-      <w:bookmarkEnd w:id="102"/>
+      <w:bookmarkEnd w:id="106"/>
     </w:p>
     <w:p>
       <w:pPr>
@@ -17603,7 +19444,7 @@
       <w:pPr>
         <w:pStyle w:val="Heading2"/>
       </w:pPr>
-      <w:bookmarkStart w:id="103" w:name="reference-data-etl--test-suite-arciel"/>
+      <w:bookmarkStart w:id="107" w:name="reference-data-etl--test-suite-arciel"/>
       <w:r>
         <w:t xml:space="preserve">Reference-data ETL + test suite</w:t>
       </w:r>
@@ -17616,17 +19457,17 @@
         </w:rPr>
         <w:t xml:space="preserve">(Arciel)</w:t>
       </w:r>
-      <w:bookmarkEnd w:id="103"/>
+      <w:bookmarkEnd w:id="107"/>
     </w:p>
     <w:p>
       <w:pPr>
         <w:pStyle w:val="Heading3"/>
       </w:pPr>
-      <w:bookmarkStart w:id="104" w:name="usda--supabase-etl"/>
+      <w:bookmarkStart w:id="108" w:name="usda--supabase-etl"/>
       <w:r>
         <w:t xml:space="preserve">USDA → Supabase ETL</w:t>
       </w:r>
-      <w:bookmarkEnd w:id="104"/>
+      <w:bookmarkEnd w:id="108"/>
     </w:p>
     <w:p>
       <w:pPr>
@@ -17939,11 +19780,11 @@
       <w:pPr>
         <w:pStyle w:val="Heading3"/>
       </w:pPr>
-      <w:bookmarkStart w:id="105" w:name="X2681d856ffb66e25a50adf1dc3eba735241bc67"/>
+      <w:bookmarkStart w:id="109" w:name="X2681d856ffb66e25a50adf1dc3eba735241bc67"/>
       <w:r>
         <w:t xml:space="preserve">Test suite — coverage concentrated on the dangerous code</w:t>
       </w:r>
-      <w:bookmarkEnd w:id="105"/>
+      <w:bookmarkEnd w:id="109"/>
     </w:p>
     <w:p>
       <w:pPr>
@@ -18713,17 +20554,17 @@
       <w:pPr>
         <w:pStyle w:val="Heading3"/>
       </w:pPr>
-      <w:bookmarkStart w:id="106" w:name="trade-off"/>
+      <w:bookmarkStart w:id="110" w:name="trade-off"/>
       <w:r>
         <w:t xml:space="preserve">Trade-off</w:t>
       </w:r>
-      <w:bookmarkEnd w:id="106"/>
+      <w:bookmarkEnd w:id="110"/>
     </w:p>
     <w:p>
       <w:pPr>
         <w:pStyle w:val="Heading2"/>
       </w:pPr>
-      <w:bookmarkStart w:id="107" w:name="X1a7e8528096ad5a5cea3a375876b48d4e37d4d8"/>
+      <w:bookmarkStart w:id="111" w:name="X1a7e8528096ad5a5cea3a375876b48d4e37d4d8"/>
       <w:r>
         <w:t xml:space="preserve">These are behavior/unit tests against pure logic (normalization, routing, scoring, gates) rather than full live-API integration tests — fast and deterministic in CI, but they mock the model/DB boundary, so the live Gemini/Supabase contract is validated by the offline harnesses (</w:t>
       </w:r>
@@ -18748,17 +20589,17 @@
       <w:r>
         <w:t xml:space="preserve">) instead.</w:t>
       </w:r>
-      <w:bookmarkEnd w:id="107"/>
+      <w:bookmarkEnd w:id="111"/>
     </w:p>
     <w:p>
       <w:pPr>
         <w:pStyle w:val="Heading2"/>
       </w:pPr>
-      <w:bookmarkStart w:id="108" w:name="X7f34350b2ebcfde73143e8f2fb02b9a24c5ab68"/>
+      <w:bookmarkStart w:id="112" w:name="X7f34350b2ebcfde73143e8f2fb02b9a24c5ab68"/>
       <w:r>
         <w:t xml:space="preserve">5. The five hardest problems (cross-cutting)</w:t>
       </w:r>
-      <w:bookmarkEnd w:id="108"/>
+      <w:bookmarkEnd w:id="112"/>
     </w:p>
     <w:p>
       <w:pPr>
@@ -18941,11 +20782,11 @@
       <w:pPr>
         <w:pStyle w:val="Heading2"/>
       </w:pPr>
-      <w:bookmarkStart w:id="109" w:name="Xe1f26e86941669106decc173c092d3fc8a83b8e"/>
+      <w:bookmarkStart w:id="113" w:name="Xe1f26e86941669106decc173c092d3fc8a83b8e"/>
       <w:r>
         <w:t xml:space="preserve">6. Summary metrics</w:t>
       </w:r>
-      <w:bookmarkEnd w:id="109"/>
+      <w:bookmarkEnd w:id="113"/>
     </w:p>
     <w:p>
       <w:pPr>
